--- a/docs/NHOM44_HETHONGDATVEMAYBAY.docx
+++ b/docs/NHOM44_HETHONGDATVEMAYBAY.docx
@@ -3859,36 +3859,20 @@
     <w:p>
       <w:pPr>
         <w:pStyle w:val="Heading3"/>
-        <w:ind w:left="1287"/>
-        <w:rPr>
-          <w:color w:val="365F91" w:themeColor="accent1" w:themeShade="BF"/>
-        </w:rPr>
       </w:pPr>
       <w:bookmarkStart w:id="14" w:name="_Toc50884346"/>
       <w:bookmarkStart w:id="15" w:name="_Toc181082849"/>
       <w:r>
-        <w:rPr>
-          <w:color w:val="365F91" w:themeColor="accent1" w:themeShade="BF"/>
-        </w:rPr>
         <w:t>BM0</w:t>
       </w:r>
       <w:r>
-        <w:rPr>
-          <w:color w:val="365F91" w:themeColor="accent1" w:themeShade="BF"/>
-        </w:rPr>
         <w:t>1</w:t>
       </w:r>
       <w:r>
-        <w:rPr>
-          <w:color w:val="365F91" w:themeColor="accent1" w:themeShade="BF"/>
-        </w:rPr>
         <w:t xml:space="preserve">: </w:t>
       </w:r>
       <w:bookmarkEnd w:id="14"/>
       <w:r>
-        <w:rPr>
-          <w:color w:val="365F91" w:themeColor="accent1" w:themeShade="BF"/>
-        </w:rPr>
         <w:t>Đặt vé máy bay</w:t>
       </w:r>
       <w:bookmarkEnd w:id="15"/>
@@ -3898,7 +3882,7 @@
         <w:pStyle w:val="ListParagraph"/>
         <w:numPr>
           <w:ilvl w:val="0"/>
-          <w:numId w:val="36"/>
+          <w:numId w:val="2"/>
         </w:numPr>
         <w:rPr>
           <w:rFonts w:ascii="Times New Roman" w:hAnsi="Times New Roman" w:cs="Times New Roman"/>
@@ -3922,7 +3906,7 @@
         <w:pStyle w:val="ListParagraph"/>
         <w:numPr>
           <w:ilvl w:val="0"/>
-          <w:numId w:val="36"/>
+          <w:numId w:val="2"/>
         </w:numPr>
         <w:rPr>
           <w:rFonts w:ascii="Times New Roman" w:hAnsi="Times New Roman" w:cs="Times New Roman"/>
@@ -3946,7 +3930,7 @@
         <w:pStyle w:val="ListParagraph"/>
         <w:numPr>
           <w:ilvl w:val="0"/>
-          <w:numId w:val="36"/>
+          <w:numId w:val="2"/>
         </w:numPr>
         <w:rPr>
           <w:rFonts w:ascii="Times New Roman" w:hAnsi="Times New Roman" w:cs="Times New Roman"/>
@@ -3970,7 +3954,7 @@
         <w:pStyle w:val="ListParagraph"/>
         <w:numPr>
           <w:ilvl w:val="0"/>
-          <w:numId w:val="36"/>
+          <w:numId w:val="2"/>
         </w:numPr>
         <w:rPr>
           <w:rFonts w:ascii="Times New Roman" w:hAnsi="Times New Roman" w:cs="Times New Roman"/>
@@ -3994,7 +3978,7 @@
         <w:pStyle w:val="ListParagraph"/>
         <w:numPr>
           <w:ilvl w:val="0"/>
-          <w:numId w:val="36"/>
+          <w:numId w:val="2"/>
         </w:numPr>
         <w:rPr>
           <w:rFonts w:ascii="Times New Roman" w:hAnsi="Times New Roman" w:cs="Times New Roman"/>
@@ -4027,7 +4011,7 @@
         <w:pStyle w:val="ListParagraph"/>
         <w:numPr>
           <w:ilvl w:val="0"/>
-          <w:numId w:val="36"/>
+          <w:numId w:val="2"/>
         </w:numPr>
         <w:rPr>
           <w:rFonts w:ascii="Times New Roman" w:hAnsi="Times New Roman" w:cs="Times New Roman"/>
@@ -4051,7 +4035,7 @@
         <w:pStyle w:val="ListParagraph"/>
         <w:numPr>
           <w:ilvl w:val="0"/>
-          <w:numId w:val="36"/>
+          <w:numId w:val="2"/>
         </w:numPr>
         <w:rPr>
           <w:rFonts w:ascii="Times New Roman" w:hAnsi="Times New Roman" w:cs="Times New Roman"/>
@@ -4075,7 +4059,7 @@
         <w:pStyle w:val="ListParagraph"/>
         <w:numPr>
           <w:ilvl w:val="0"/>
-          <w:numId w:val="36"/>
+          <w:numId w:val="2"/>
         </w:numPr>
         <w:rPr>
           <w:rFonts w:ascii="Times New Roman" w:hAnsi="Times New Roman" w:cs="Times New Roman"/>
@@ -4099,7 +4083,7 @@
         <w:pStyle w:val="ListParagraph"/>
         <w:numPr>
           <w:ilvl w:val="0"/>
-          <w:numId w:val="36"/>
+          <w:numId w:val="2"/>
         </w:numPr>
         <w:rPr>
           <w:rFonts w:ascii="Times New Roman" w:hAnsi="Times New Roman" w:cs="Times New Roman"/>
@@ -4123,7 +4107,7 @@
         <w:pStyle w:val="ListParagraph"/>
         <w:numPr>
           <w:ilvl w:val="0"/>
-          <w:numId w:val="36"/>
+          <w:numId w:val="2"/>
         </w:numPr>
         <w:rPr>
           <w:rFonts w:ascii="Times New Roman" w:hAnsi="Times New Roman" w:cs="Times New Roman"/>
@@ -4163,7 +4147,7 @@
         <w:pStyle w:val="ListParagraph"/>
         <w:numPr>
           <w:ilvl w:val="0"/>
-          <w:numId w:val="36"/>
+          <w:numId w:val="2"/>
         </w:numPr>
         <w:rPr>
           <w:rFonts w:ascii="Times New Roman" w:hAnsi="Times New Roman" w:cs="Times New Roman"/>
@@ -4187,7 +4171,7 @@
         <w:pStyle w:val="ListParagraph"/>
         <w:numPr>
           <w:ilvl w:val="0"/>
-          <w:numId w:val="36"/>
+          <w:numId w:val="2"/>
         </w:numPr>
         <w:rPr>
           <w:rFonts w:ascii="Times New Roman" w:hAnsi="Times New Roman" w:cs="Times New Roman"/>
@@ -4211,7 +4195,7 @@
         <w:pStyle w:val="ListParagraph"/>
         <w:numPr>
           <w:ilvl w:val="0"/>
-          <w:numId w:val="36"/>
+          <w:numId w:val="2"/>
         </w:numPr>
         <w:rPr>
           <w:rFonts w:ascii="Times New Roman" w:hAnsi="Times New Roman" w:cs="Times New Roman"/>
@@ -4235,7 +4219,7 @@
         <w:pStyle w:val="ListParagraph"/>
         <w:numPr>
           <w:ilvl w:val="0"/>
-          <w:numId w:val="36"/>
+          <w:numId w:val="2"/>
         </w:numPr>
         <w:rPr>
           <w:rFonts w:ascii="Times New Roman" w:hAnsi="Times New Roman" w:cs="Times New Roman"/>
@@ -4259,7 +4243,7 @@
         <w:pStyle w:val="ListParagraph"/>
         <w:numPr>
           <w:ilvl w:val="0"/>
-          <w:numId w:val="36"/>
+          <w:numId w:val="2"/>
         </w:numPr>
         <w:rPr>
           <w:rFonts w:ascii="Times New Roman" w:hAnsi="Times New Roman" w:cs="Times New Roman"/>
@@ -4281,23 +4265,14 @@
     <w:p>
       <w:pPr>
         <w:pStyle w:val="Heading3"/>
-        <w:rPr>
-          <w:color w:val="365F91" w:themeColor="accent1" w:themeShade="BF"/>
-        </w:rPr>
       </w:pPr>
       <w:bookmarkStart w:id="19" w:name="_Toc181082851"/>
       <w:r>
-        <w:rPr>
-          <w:color w:val="365F91" w:themeColor="accent1" w:themeShade="BF"/>
-        </w:rPr>
         <w:t xml:space="preserve">BM03: </w:t>
       </w:r>
       <w:bookmarkEnd w:id="18"/>
       <w:bookmarkEnd w:id="19"/>
       <w:r>
-        <w:rPr>
-          <w:color w:val="365F91" w:themeColor="accent1" w:themeShade="BF"/>
-        </w:rPr>
         <w:t>Báo cáo doanh thu</w:t>
       </w:r>
     </w:p>
@@ -4306,7 +4281,7 @@
         <w:pStyle w:val="ListParagraph"/>
         <w:numPr>
           <w:ilvl w:val="0"/>
-          <w:numId w:val="36"/>
+          <w:numId w:val="2"/>
         </w:numPr>
         <w:rPr>
           <w:rFonts w:ascii="Times New Roman" w:hAnsi="Times New Roman" w:cs="Times New Roman"/>
@@ -4330,7 +4305,7 @@
         <w:pStyle w:val="ListParagraph"/>
         <w:numPr>
           <w:ilvl w:val="0"/>
-          <w:numId w:val="36"/>
+          <w:numId w:val="2"/>
         </w:numPr>
         <w:rPr>
           <w:rFonts w:ascii="Times New Roman" w:hAnsi="Times New Roman" w:cs="Times New Roman"/>
@@ -4354,7 +4329,7 @@
         <w:pStyle w:val="ListParagraph"/>
         <w:numPr>
           <w:ilvl w:val="0"/>
-          <w:numId w:val="36"/>
+          <w:numId w:val="2"/>
         </w:numPr>
         <w:rPr>
           <w:rFonts w:ascii="Times New Roman" w:hAnsi="Times New Roman" w:cs="Times New Roman"/>
@@ -4378,7 +4353,7 @@
         <w:pStyle w:val="ListParagraph"/>
         <w:numPr>
           <w:ilvl w:val="0"/>
-          <w:numId w:val="36"/>
+          <w:numId w:val="2"/>
         </w:numPr>
         <w:rPr>
           <w:rFonts w:ascii="Times New Roman" w:hAnsi="Times New Roman" w:cs="Times New Roman"/>
@@ -4440,15 +4415,8 @@
       <w:r>
         <w:rPr>
           <w:rStyle w:val="Heading3Char"/>
-          <w:lang w:val="vi-VN"/>
-        </w:rPr>
-        <w:t>1</w:t>
-      </w:r>
-      <w:r>
-        <w:rPr>
-          <w:rStyle w:val="Heading3Char"/>
-        </w:rPr>
-        <w:t>.2.4</w:t>
+        </w:rPr>
+        <w:t>1.2.4</w:t>
       </w:r>
       <w:r>
         <w:rPr>
@@ -4486,7 +4454,7 @@
         <w:pStyle w:val="ListParagraph"/>
         <w:numPr>
           <w:ilvl w:val="0"/>
-          <w:numId w:val="36"/>
+          <w:numId w:val="2"/>
         </w:numPr>
         <w:rPr>
           <w:rFonts w:ascii="Times New Roman" w:hAnsi="Times New Roman" w:cs="Times New Roman"/>
@@ -4510,7 +4478,7 @@
         <w:pStyle w:val="ListParagraph"/>
         <w:numPr>
           <w:ilvl w:val="0"/>
-          <w:numId w:val="36"/>
+          <w:numId w:val="2"/>
         </w:numPr>
         <w:rPr>
           <w:rFonts w:ascii="Times New Roman" w:hAnsi="Times New Roman" w:cs="Times New Roman"/>
@@ -4534,26 +4502,11 @@
         <w:pStyle w:val="Heading3"/>
         <w:numPr>
           <w:ilvl w:val="2"/>
-          <w:numId w:val="39"/>
+          <w:numId w:val="3"/>
         </w:numPr>
-        <w:rPr>
-          <w:color w:val="365F91" w:themeColor="accent1" w:themeShade="BF"/>
-          <w:lang w:val="vi-VN"/>
-        </w:rPr>
-      </w:pPr>
-      <w:r>
-        <w:rPr>
-          <w:color w:val="365F91" w:themeColor="accent1" w:themeShade="BF"/>
-          <w:lang w:val="vi-VN"/>
-        </w:rPr>
-        <w:t>BM05</w:t>
-      </w:r>
-      <w:r>
-        <w:rPr>
-          <w:color w:val="365F91" w:themeColor="accent1" w:themeShade="BF"/>
-          <w:lang w:val="vi-VN"/>
-        </w:rPr>
-        <w:t>: Quản lý lịch bay</w:t>
+      </w:pPr>
+      <w:r>
+        <w:t>BM05: Quản lý lịch bay</w:t>
       </w:r>
     </w:p>
     <w:p>
@@ -4561,7 +4514,7 @@
         <w:pStyle w:val="ListParagraph"/>
         <w:numPr>
           <w:ilvl w:val="0"/>
-          <w:numId w:val="36"/>
+          <w:numId w:val="2"/>
         </w:numPr>
         <w:rPr>
           <w:rFonts w:ascii="Times New Roman" w:hAnsi="Times New Roman" w:cs="Times New Roman"/>
@@ -4585,7 +4538,7 @@
         <w:pStyle w:val="ListParagraph"/>
         <w:numPr>
           <w:ilvl w:val="0"/>
-          <w:numId w:val="36"/>
+          <w:numId w:val="2"/>
         </w:numPr>
         <w:rPr>
           <w:rFonts w:ascii="Times New Roman" w:hAnsi="Times New Roman" w:cs="Times New Roman"/>
@@ -4609,7 +4562,7 @@
         <w:pStyle w:val="ListParagraph"/>
         <w:numPr>
           <w:ilvl w:val="0"/>
-          <w:numId w:val="36"/>
+          <w:numId w:val="2"/>
         </w:numPr>
         <w:rPr>
           <w:rFonts w:ascii="Times New Roman" w:hAnsi="Times New Roman" w:cs="Times New Roman"/>
@@ -4633,7 +4586,7 @@
         <w:pStyle w:val="ListParagraph"/>
         <w:numPr>
           <w:ilvl w:val="0"/>
-          <w:numId w:val="36"/>
+          <w:numId w:val="2"/>
         </w:numPr>
         <w:rPr>
           <w:rFonts w:ascii="Times New Roman" w:hAnsi="Times New Roman" w:cs="Times New Roman"/>
@@ -4657,7 +4610,7 @@
         <w:pStyle w:val="ListParagraph"/>
         <w:numPr>
           <w:ilvl w:val="0"/>
-          <w:numId w:val="36"/>
+          <w:numId w:val="2"/>
         </w:numPr>
         <w:rPr>
           <w:rFonts w:ascii="Times New Roman" w:hAnsi="Times New Roman" w:cs="Times New Roman"/>
@@ -4681,7 +4634,7 @@
         <w:pStyle w:val="ListParagraph"/>
         <w:numPr>
           <w:ilvl w:val="0"/>
-          <w:numId w:val="36"/>
+          <w:numId w:val="2"/>
         </w:numPr>
         <w:rPr>
           <w:rFonts w:ascii="Times New Roman" w:hAnsi="Times New Roman" w:cs="Times New Roman"/>
@@ -4705,7 +4658,7 @@
         <w:pStyle w:val="ListParagraph"/>
         <w:numPr>
           <w:ilvl w:val="0"/>
-          <w:numId w:val="36"/>
+          <w:numId w:val="2"/>
         </w:numPr>
         <w:rPr>
           <w:rFonts w:ascii="Times New Roman" w:hAnsi="Times New Roman" w:cs="Times New Roman"/>
@@ -4729,13 +4682,7 @@
         <w:pStyle w:val="Heading3"/>
       </w:pPr>
       <w:r>
-        <w:rPr>
-          <w:lang w:val="vi-VN"/>
-        </w:rPr>
-        <w:t xml:space="preserve">BM06: </w:t>
-      </w:r>
-      <w:r>
-        <w:t>Tra cứu vé đã đặt</w:t>
+        <w:t>BM06: Tra cứu vé đã đặt</w:t>
       </w:r>
     </w:p>
     <w:p>
@@ -4743,7 +4690,7 @@
         <w:pStyle w:val="ListParagraph"/>
         <w:numPr>
           <w:ilvl w:val="0"/>
-          <w:numId w:val="36"/>
+          <w:numId w:val="2"/>
         </w:numPr>
         <w:rPr>
           <w:rFonts w:ascii="Times New Roman" w:hAnsi="Times New Roman" w:cs="Times New Roman"/>
@@ -4767,7 +4714,7 @@
         <w:pStyle w:val="ListParagraph"/>
         <w:numPr>
           <w:ilvl w:val="0"/>
-          <w:numId w:val="36"/>
+          <w:numId w:val="2"/>
         </w:numPr>
         <w:rPr>
           <w:rFonts w:ascii="Times New Roman" w:hAnsi="Times New Roman" w:cs="Times New Roman"/>
@@ -4791,7 +4738,7 @@
         <w:pStyle w:val="ListParagraph"/>
         <w:numPr>
           <w:ilvl w:val="0"/>
-          <w:numId w:val="36"/>
+          <w:numId w:val="2"/>
         </w:numPr>
         <w:rPr>
           <w:rFonts w:ascii="Times New Roman" w:hAnsi="Times New Roman" w:cs="Times New Roman"/>
@@ -4815,7 +4762,7 @@
         <w:pStyle w:val="ListParagraph"/>
         <w:numPr>
           <w:ilvl w:val="0"/>
-          <w:numId w:val="36"/>
+          <w:numId w:val="2"/>
         </w:numPr>
         <w:rPr>
           <w:rFonts w:ascii="Times New Roman" w:hAnsi="Times New Roman" w:cs="Times New Roman"/>
@@ -4839,7 +4786,7 @@
         <w:pStyle w:val="ListParagraph"/>
         <w:numPr>
           <w:ilvl w:val="0"/>
-          <w:numId w:val="36"/>
+          <w:numId w:val="2"/>
         </w:numPr>
         <w:rPr>
           <w:rFonts w:ascii="Times New Roman" w:hAnsi="Times New Roman" w:cs="Times New Roman"/>
@@ -4863,7 +4810,7 @@
         <w:pStyle w:val="ListParagraph"/>
         <w:numPr>
           <w:ilvl w:val="0"/>
-          <w:numId w:val="36"/>
+          <w:numId w:val="2"/>
         </w:numPr>
         <w:rPr>
           <w:rFonts w:ascii="Times New Roman" w:hAnsi="Times New Roman" w:cs="Times New Roman"/>
@@ -5155,8 +5102,6 @@
               </w:rPr>
               <w:t xml:space="preserve"> Trường hợp trong thời gian từ 24 trong lúc khởi hành có thể thay đổi lịch trình bay</w:t>
             </w:r>
-            <w:bookmarkStart w:id="23" w:name="_GoBack"/>
-            <w:bookmarkEnd w:id="23"/>
           </w:p>
         </w:tc>
       </w:tr>
@@ -5723,19 +5668,19 @@
       <w:pPr>
         <w:pStyle w:val="Heading2"/>
       </w:pPr>
-      <w:bookmarkStart w:id="24" w:name="_Toc50884349"/>
-      <w:bookmarkStart w:id="25" w:name="_Toc181082853"/>
+      <w:bookmarkStart w:id="23" w:name="_Toc50884349"/>
+      <w:bookmarkStart w:id="24" w:name="_Toc181082853"/>
       <w:r>
         <w:t xml:space="preserve">Danh sách </w:t>
       </w:r>
       <w:r>
         <w:t>yêu cầu</w:t>
       </w:r>
+      <w:bookmarkEnd w:id="23"/>
+      <w:r>
+        <w:t xml:space="preserve"> nghiệp vụ</w:t>
+      </w:r>
       <w:bookmarkEnd w:id="24"/>
-      <w:r>
-        <w:t xml:space="preserve"> nghiệp vụ</w:t>
-      </w:r>
-      <w:bookmarkEnd w:id="25"/>
     </w:p>
     <w:tbl>
       <w:tblPr>
@@ -8097,9 +8042,19 @@
       <w:pPr>
         <w:pStyle w:val="Heading2"/>
       </w:pPr>
-      <w:bookmarkStart w:id="26" w:name="_Toc181082854"/>
+      <w:bookmarkStart w:id="25" w:name="_Toc181082854"/>
       <w:r>
         <w:t>Use case diagram</w:t>
+      </w:r>
+      <w:bookmarkEnd w:id="25"/>
+    </w:p>
+    <w:p>
+      <w:pPr>
+        <w:pStyle w:val="Heading3"/>
+      </w:pPr>
+      <w:bookmarkStart w:id="26" w:name="_Toc181082855"/>
+      <w:r>
+        <w:t>Sơ đồ mức tổng quát</w:t>
       </w:r>
       <w:bookmarkEnd w:id="26"/>
     </w:p>
@@ -8107,28 +8062,12 @@
       <w:pPr>
         <w:pStyle w:val="Heading3"/>
       </w:pPr>
-      <w:bookmarkStart w:id="27" w:name="_Toc181082855"/>
-      <w:r>
-        <w:t>Sơ đồ mức tổng quát</w:t>
+      <w:bookmarkStart w:id="27" w:name="_Toc181082856"/>
+      <w:r>
+        <w:t xml:space="preserve">Sơ đồ chi tiết </w:t>
       </w:r>
       <w:bookmarkEnd w:id="27"/>
-    </w:p>
-    <w:p>
-      <w:pPr>
-        <w:pStyle w:val="Heading3"/>
-        <w:rPr>
-          <w:lang w:val="vi-VN"/>
-        </w:rPr>
-      </w:pPr>
-      <w:bookmarkStart w:id="28" w:name="_Toc181082856"/>
-      <w:r>
-        <w:t xml:space="preserve">Sơ đồ chi tiết </w:t>
-      </w:r>
-      <w:bookmarkEnd w:id="28"/>
-      <w:r>
-        <w:rPr>
-          <w:lang w:val="vi-VN"/>
-        </w:rPr>
+      <w:r>
         <w:t>Quản lý</w:t>
       </w:r>
     </w:p>
@@ -8193,20 +8132,14 @@
     <w:p>
       <w:pPr>
         <w:pStyle w:val="Heading3"/>
-        <w:rPr>
-          <w:lang w:val="vi-VN"/>
-        </w:rPr>
-      </w:pPr>
-      <w:bookmarkStart w:id="29" w:name="_Toc181082857"/>
+      </w:pPr>
+      <w:bookmarkStart w:id="28" w:name="_Toc181082857"/>
       <w:r>
         <w:lastRenderedPageBreak/>
         <w:t xml:space="preserve">Sơ đồ chi tiết </w:t>
       </w:r>
-      <w:bookmarkEnd w:id="29"/>
-      <w:r>
-        <w:rPr>
-          <w:lang w:val="vi-VN"/>
-        </w:rPr>
+      <w:bookmarkEnd w:id="28"/>
+      <w:r>
         <w:t xml:space="preserve">Nhân viên </w:t>
       </w:r>
     </w:p>
@@ -8272,22 +8205,11 @@
         <w:pStyle w:val="Heading3"/>
       </w:pPr>
       <w:r>
-        <w:rPr>
-          <w:lang w:val="vi-VN"/>
-        </w:rPr>
         <w:lastRenderedPageBreak/>
         <w:t xml:space="preserve"> Sơ đồ chi tiết Khách hàng</w:t>
       </w:r>
     </w:p>
     <w:p>
-      <w:pPr>
-        <w:pStyle w:val="Heading3"/>
-        <w:numPr>
-          <w:ilvl w:val="0"/>
-          <w:numId w:val="0"/>
-        </w:numPr>
-        <w:ind w:left="142"/>
-      </w:pPr>
       <w:r>
         <w:rPr>
           <w:noProof/>
@@ -8344,56 +8266,1777 @@
       <w:pPr>
         <w:pStyle w:val="Heading1"/>
       </w:pPr>
-      <w:bookmarkStart w:id="30" w:name="_Toc181082858"/>
+      <w:bookmarkStart w:id="29" w:name="_Toc181082858"/>
       <w:r>
         <w:lastRenderedPageBreak/>
         <w:t>SCRUM PLANNING</w:t>
       </w:r>
+      <w:bookmarkEnd w:id="29"/>
+    </w:p>
+    <w:p>
+      <w:pPr>
+        <w:pStyle w:val="Heading2"/>
+      </w:pPr>
+      <w:bookmarkStart w:id="30" w:name="_Toc181082859"/>
+      <w:r>
+        <w:t>Product backlog</w:t>
+      </w:r>
       <w:bookmarkEnd w:id="30"/>
     </w:p>
+    <w:tbl>
+      <w:tblPr>
+        <w:tblStyle w:val="TableGrid"/>
+        <w:tblW w:w="9700" w:type="dxa"/>
+        <w:tblLook w:val="04A0" w:firstRow="1" w:lastRow="0" w:firstColumn="1" w:lastColumn="0" w:noHBand="0" w:noVBand="1"/>
+      </w:tblPr>
+      <w:tblGrid>
+        <w:gridCol w:w="673"/>
+        <w:gridCol w:w="3135"/>
+        <w:gridCol w:w="3537"/>
+        <w:gridCol w:w="1037"/>
+        <w:gridCol w:w="1318"/>
+      </w:tblGrid>
+      <w:tr>
+        <w:tc>
+          <w:tcPr>
+            <w:tcW w:w="673" w:type="dxa"/>
+            <w:vAlign w:val="center"/>
+          </w:tcPr>
+          <w:p>
+            <w:pPr>
+              <w:jc w:val="center"/>
+              <w:rPr>
+                <w:b/>
+              </w:rPr>
+            </w:pPr>
+            <w:r>
+              <w:rPr>
+                <w:rFonts w:ascii="Calibri" w:hAnsi="Calibri" w:cs="Calibri"/>
+                <w:b/>
+                <w:color w:val="000000"/>
+              </w:rPr>
+              <w:t>ID</w:t>
+            </w:r>
+          </w:p>
+        </w:tc>
+        <w:tc>
+          <w:tcPr>
+            <w:tcW w:w="3150" w:type="dxa"/>
+            <w:vAlign w:val="center"/>
+          </w:tcPr>
+          <w:p>
+            <w:pPr>
+              <w:jc w:val="center"/>
+              <w:rPr>
+                <w:b/>
+              </w:rPr>
+            </w:pPr>
+            <w:r>
+              <w:rPr>
+                <w:rFonts w:ascii="Calibri" w:hAnsi="Calibri" w:cs="Calibri"/>
+                <w:b/>
+                <w:color w:val="000000"/>
+              </w:rPr>
+              <w:t>User Story</w:t>
+            </w:r>
+          </w:p>
+        </w:tc>
+        <w:tc>
+          <w:tcPr>
+            <w:tcW w:w="3552" w:type="dxa"/>
+            <w:vAlign w:val="center"/>
+          </w:tcPr>
+          <w:p>
+            <w:pPr>
+              <w:jc w:val="center"/>
+              <w:rPr>
+                <w:b/>
+              </w:rPr>
+            </w:pPr>
+            <w:r>
+              <w:rPr>
+                <w:rFonts w:ascii="Calibri" w:hAnsi="Calibri" w:cs="Calibri"/>
+                <w:b/>
+                <w:color w:val="000000"/>
+              </w:rPr>
+              <w:t>Mô tả</w:t>
+            </w:r>
+          </w:p>
+        </w:tc>
+        <w:tc>
+          <w:tcPr>
+            <w:tcW w:w="1039" w:type="dxa"/>
+            <w:vAlign w:val="center"/>
+          </w:tcPr>
+          <w:p>
+            <w:pPr>
+              <w:jc w:val="center"/>
+              <w:rPr>
+                <w:b/>
+              </w:rPr>
+            </w:pPr>
+            <w:r>
+              <w:rPr>
+                <w:rFonts w:ascii="Calibri" w:hAnsi="Calibri" w:cs="Calibri"/>
+                <w:b/>
+                <w:color w:val="000000"/>
+              </w:rPr>
+              <w:t>Ưu tiên</w:t>
+            </w:r>
+          </w:p>
+        </w:tc>
+        <w:tc>
+          <w:tcPr>
+            <w:tcW w:w="1286" w:type="dxa"/>
+            <w:vAlign w:val="center"/>
+          </w:tcPr>
+          <w:p>
+            <w:pPr>
+              <w:jc w:val="center"/>
+              <w:rPr>
+                <w:b/>
+              </w:rPr>
+            </w:pPr>
+            <w:r>
+              <w:rPr>
+                <w:rFonts w:ascii="Calibri" w:hAnsi="Calibri" w:cs="Calibri"/>
+                <w:b/>
+                <w:color w:val="000000"/>
+              </w:rPr>
+              <w:t>Ước lượ</w:t>
+            </w:r>
+            <w:r>
+              <w:rPr>
+                <w:rFonts w:ascii="Calibri" w:hAnsi="Calibri" w:cs="Calibri"/>
+                <w:b/>
+                <w:color w:val="000000"/>
+              </w:rPr>
+              <w:t>ng (StoryP</w:t>
+            </w:r>
+            <w:r>
+              <w:rPr>
+                <w:rFonts w:ascii="Calibri" w:hAnsi="Calibri" w:cs="Calibri"/>
+                <w:b/>
+                <w:color w:val="000000"/>
+              </w:rPr>
+              <w:t>oint)</w:t>
+            </w:r>
+          </w:p>
+        </w:tc>
+      </w:tr>
+      <w:tr>
+        <w:tc>
+          <w:tcPr>
+            <w:tcW w:w="673" w:type="dxa"/>
+            <w:vAlign w:val="center"/>
+          </w:tcPr>
+          <w:p>
+            <w:pPr>
+              <w:jc w:val="center"/>
+            </w:pPr>
+            <w:r>
+              <w:rPr>
+                <w:rFonts w:ascii="Calibri" w:hAnsi="Calibri" w:cs="Calibri"/>
+                <w:color w:val="000000"/>
+              </w:rPr>
+              <w:t>PB01</w:t>
+            </w:r>
+          </w:p>
+        </w:tc>
+        <w:tc>
+          <w:tcPr>
+            <w:tcW w:w="3150" w:type="dxa"/>
+          </w:tcPr>
+          <w:p>
+            <w:r>
+              <w:rPr>
+                <w:rFonts w:ascii="Calibri" w:hAnsi="Calibri" w:cs="Calibri"/>
+                <w:color w:val="000000"/>
+              </w:rPr>
+              <w:t>Là khách hàng, tôi muốn tra cứu chuyến bay để biết lịch trình phù hợp</w:t>
+            </w:r>
+          </w:p>
+        </w:tc>
+        <w:tc>
+          <w:tcPr>
+            <w:tcW w:w="3552" w:type="dxa"/>
+          </w:tcPr>
+          <w:p>
+            <w:r>
+              <w:rPr>
+                <w:rFonts w:ascii="Calibri" w:hAnsi="Calibri" w:cs="Calibri"/>
+                <w:color w:val="000000"/>
+              </w:rPr>
+              <w:t>Nhập điểm đi, điểm đến, ngày bay → hệ thống trả kết quả chuyến</w:t>
+            </w:r>
+          </w:p>
+        </w:tc>
+        <w:tc>
+          <w:tcPr>
+            <w:tcW w:w="1039" w:type="dxa"/>
+          </w:tcPr>
+          <w:p>
+            <w:r>
+              <w:rPr>
+                <w:rFonts w:ascii="Calibri" w:hAnsi="Calibri" w:cs="Calibri"/>
+                <w:color w:val="000000"/>
+              </w:rPr>
+              <w:t>Cao</w:t>
+            </w:r>
+          </w:p>
+        </w:tc>
+        <w:tc>
+          <w:tcPr>
+            <w:tcW w:w="1286" w:type="dxa"/>
+          </w:tcPr>
+          <w:p>
+            <w:r>
+              <w:rPr>
+                <w:rFonts w:ascii="Calibri" w:hAnsi="Calibri" w:cs="Calibri"/>
+                <w:color w:val="000000"/>
+              </w:rPr>
+              <w:t>5</w:t>
+            </w:r>
+          </w:p>
+        </w:tc>
+      </w:tr>
+      <w:tr>
+        <w:tc>
+          <w:tcPr>
+            <w:tcW w:w="673" w:type="dxa"/>
+            <w:vAlign w:val="center"/>
+          </w:tcPr>
+          <w:p>
+            <w:pPr>
+              <w:jc w:val="center"/>
+            </w:pPr>
+            <w:r>
+              <w:rPr>
+                <w:rFonts w:ascii="Calibri" w:hAnsi="Calibri" w:cs="Calibri"/>
+                <w:color w:val="000000"/>
+              </w:rPr>
+              <w:t>PB02</w:t>
+            </w:r>
+          </w:p>
+        </w:tc>
+        <w:tc>
+          <w:tcPr>
+            <w:tcW w:w="3150" w:type="dxa"/>
+          </w:tcPr>
+          <w:p>
+            <w:r>
+              <w:rPr>
+                <w:rFonts w:ascii="Calibri" w:hAnsi="Calibri" w:cs="Calibri"/>
+                <w:color w:val="000000"/>
+              </w:rPr>
+              <w:t>Là khách hàng, tôi muốn đặt vé trực tuyến để mua vé nhanh chóng</w:t>
+            </w:r>
+          </w:p>
+        </w:tc>
+        <w:tc>
+          <w:tcPr>
+            <w:tcW w:w="3552" w:type="dxa"/>
+          </w:tcPr>
+          <w:p>
+            <w:r>
+              <w:rPr>
+                <w:rFonts w:ascii="Calibri" w:hAnsi="Calibri" w:cs="Calibri"/>
+                <w:color w:val="000000"/>
+              </w:rPr>
+              <w:t>Điền thông tin hành khách, chọn chuyến, thanh toán → nhận PNR</w:t>
+            </w:r>
+          </w:p>
+        </w:tc>
+        <w:tc>
+          <w:tcPr>
+            <w:tcW w:w="1039" w:type="dxa"/>
+          </w:tcPr>
+          <w:p>
+            <w:r>
+              <w:rPr>
+                <w:rFonts w:ascii="Calibri" w:hAnsi="Calibri" w:cs="Calibri"/>
+                <w:color w:val="000000"/>
+              </w:rPr>
+              <w:t>Cao</w:t>
+            </w:r>
+          </w:p>
+        </w:tc>
+        <w:tc>
+          <w:tcPr>
+            <w:tcW w:w="1286" w:type="dxa"/>
+          </w:tcPr>
+          <w:p>
+            <w:r>
+              <w:rPr>
+                <w:rFonts w:ascii="Calibri" w:hAnsi="Calibri" w:cs="Calibri"/>
+                <w:color w:val="000000"/>
+              </w:rPr>
+              <w:t>8</w:t>
+            </w:r>
+          </w:p>
+        </w:tc>
+      </w:tr>
+      <w:tr>
+        <w:tc>
+          <w:tcPr>
+            <w:tcW w:w="673" w:type="dxa"/>
+            <w:vAlign w:val="center"/>
+          </w:tcPr>
+          <w:p>
+            <w:pPr>
+              <w:jc w:val="center"/>
+            </w:pPr>
+            <w:r>
+              <w:rPr>
+                <w:rFonts w:ascii="Calibri" w:hAnsi="Calibri" w:cs="Calibri"/>
+                <w:color w:val="000000"/>
+              </w:rPr>
+              <w:t>PB03</w:t>
+            </w:r>
+          </w:p>
+        </w:tc>
+        <w:tc>
+          <w:tcPr>
+            <w:tcW w:w="3150" w:type="dxa"/>
+          </w:tcPr>
+          <w:p>
+            <w:r>
+              <w:rPr>
+                <w:rFonts w:ascii="Calibri" w:hAnsi="Calibri" w:cs="Calibri"/>
+                <w:color w:val="000000"/>
+              </w:rPr>
+              <w:t>Là khách hàng, tôi muốn hủy vé đã đặt nếu kế hoạch thay đổi</w:t>
+            </w:r>
+          </w:p>
+        </w:tc>
+        <w:tc>
+          <w:tcPr>
+            <w:tcW w:w="3552" w:type="dxa"/>
+          </w:tcPr>
+          <w:p>
+            <w:r>
+              <w:rPr>
+                <w:rFonts w:ascii="Calibri" w:hAnsi="Calibri" w:cs="Calibri"/>
+                <w:color w:val="000000"/>
+              </w:rPr>
+              <w:t>Nhập mã vé → hệ thống kiểm tra điều kiện → xử lý hoàn/hủy</w:t>
+            </w:r>
+          </w:p>
+        </w:tc>
+        <w:tc>
+          <w:tcPr>
+            <w:tcW w:w="1039" w:type="dxa"/>
+          </w:tcPr>
+          <w:p>
+            <w:r>
+              <w:rPr>
+                <w:rFonts w:ascii="Calibri" w:hAnsi="Calibri" w:cs="Calibri"/>
+                <w:color w:val="000000"/>
+              </w:rPr>
+              <w:t>Trung bình</w:t>
+            </w:r>
+          </w:p>
+        </w:tc>
+        <w:tc>
+          <w:tcPr>
+            <w:tcW w:w="1286" w:type="dxa"/>
+          </w:tcPr>
+          <w:p>
+            <w:r>
+              <w:rPr>
+                <w:rFonts w:ascii="Calibri" w:hAnsi="Calibri" w:cs="Calibri"/>
+                <w:color w:val="000000"/>
+              </w:rPr>
+              <w:t>5</w:t>
+            </w:r>
+          </w:p>
+        </w:tc>
+      </w:tr>
+      <w:tr>
+        <w:tc>
+          <w:tcPr>
+            <w:tcW w:w="673" w:type="dxa"/>
+            <w:vAlign w:val="center"/>
+          </w:tcPr>
+          <w:p>
+            <w:pPr>
+              <w:jc w:val="center"/>
+            </w:pPr>
+            <w:r>
+              <w:rPr>
+                <w:rFonts w:ascii="Calibri" w:hAnsi="Calibri" w:cs="Calibri"/>
+                <w:color w:val="000000"/>
+              </w:rPr>
+              <w:t>PB04</w:t>
+            </w:r>
+          </w:p>
+        </w:tc>
+        <w:tc>
+          <w:tcPr>
+            <w:tcW w:w="3150" w:type="dxa"/>
+          </w:tcPr>
+          <w:p>
+            <w:r>
+              <w:rPr>
+                <w:rFonts w:ascii="Calibri" w:hAnsi="Calibri" w:cs="Calibri"/>
+                <w:color w:val="000000"/>
+              </w:rPr>
+              <w:t>Là khách hàng, tôi muốn tra cứu thông tin vé đã đặt</w:t>
+            </w:r>
+          </w:p>
+        </w:tc>
+        <w:tc>
+          <w:tcPr>
+            <w:tcW w:w="3552" w:type="dxa"/>
+          </w:tcPr>
+          <w:p>
+            <w:r>
+              <w:rPr>
+                <w:rFonts w:ascii="Calibri" w:hAnsi="Calibri" w:cs="Calibri"/>
+                <w:color w:val="000000"/>
+              </w:rPr>
+              <w:t>Nhập mã vé hoặc email → xem chi tiết vé</w:t>
+            </w:r>
+          </w:p>
+        </w:tc>
+        <w:tc>
+          <w:tcPr>
+            <w:tcW w:w="1039" w:type="dxa"/>
+          </w:tcPr>
+          <w:p>
+            <w:r>
+              <w:rPr>
+                <w:rFonts w:ascii="Calibri" w:hAnsi="Calibri" w:cs="Calibri"/>
+                <w:color w:val="000000"/>
+              </w:rPr>
+              <w:t>Trung bình</w:t>
+            </w:r>
+          </w:p>
+        </w:tc>
+        <w:tc>
+          <w:tcPr>
+            <w:tcW w:w="1286" w:type="dxa"/>
+          </w:tcPr>
+          <w:p>
+            <w:r>
+              <w:rPr>
+                <w:rFonts w:ascii="Calibri" w:hAnsi="Calibri" w:cs="Calibri"/>
+                <w:color w:val="000000"/>
+              </w:rPr>
+              <w:t>3</w:t>
+            </w:r>
+          </w:p>
+        </w:tc>
+      </w:tr>
+      <w:tr>
+        <w:tc>
+          <w:tcPr>
+            <w:tcW w:w="673" w:type="dxa"/>
+            <w:vAlign w:val="center"/>
+          </w:tcPr>
+          <w:p>
+            <w:pPr>
+              <w:jc w:val="center"/>
+            </w:pPr>
+            <w:r>
+              <w:rPr>
+                <w:rFonts w:ascii="Calibri" w:hAnsi="Calibri" w:cs="Calibri"/>
+                <w:color w:val="000000"/>
+              </w:rPr>
+              <w:t>PB05</w:t>
+            </w:r>
+          </w:p>
+        </w:tc>
+        <w:tc>
+          <w:tcPr>
+            <w:tcW w:w="3150" w:type="dxa"/>
+          </w:tcPr>
+          <w:p>
+            <w:r>
+              <w:rPr>
+                <w:rFonts w:ascii="Calibri" w:hAnsi="Calibri" w:cs="Calibri"/>
+                <w:color w:val="000000"/>
+              </w:rPr>
+              <w:t>Là nhân viên kinh doanh, tôi muốn xuất báo cáo doanh thu theo ngày/tháng</w:t>
+            </w:r>
+          </w:p>
+        </w:tc>
+        <w:tc>
+          <w:tcPr>
+            <w:tcW w:w="3552" w:type="dxa"/>
+          </w:tcPr>
+          <w:p>
+            <w:r>
+              <w:rPr>
+                <w:rFonts w:ascii="Calibri" w:hAnsi="Calibri" w:cs="Calibri"/>
+                <w:color w:val="000000"/>
+              </w:rPr>
+              <w:t>Chọn khoảng thời gian → hệ thống xuất dữ liệu doanh số, vé bán, vé hủy</w:t>
+            </w:r>
+          </w:p>
+        </w:tc>
+        <w:tc>
+          <w:tcPr>
+            <w:tcW w:w="1039" w:type="dxa"/>
+          </w:tcPr>
+          <w:p>
+            <w:r>
+              <w:rPr>
+                <w:rFonts w:ascii="Calibri" w:hAnsi="Calibri" w:cs="Calibri"/>
+                <w:color w:val="000000"/>
+              </w:rPr>
+              <w:t>Cao</w:t>
+            </w:r>
+          </w:p>
+        </w:tc>
+        <w:tc>
+          <w:tcPr>
+            <w:tcW w:w="1286" w:type="dxa"/>
+          </w:tcPr>
+          <w:p>
+            <w:r>
+              <w:rPr>
+                <w:rFonts w:ascii="Calibri" w:hAnsi="Calibri" w:cs="Calibri"/>
+                <w:color w:val="000000"/>
+              </w:rPr>
+              <w:t>5</w:t>
+            </w:r>
+          </w:p>
+        </w:tc>
+      </w:tr>
+      <w:tr>
+        <w:tc>
+          <w:tcPr>
+            <w:tcW w:w="673" w:type="dxa"/>
+            <w:vAlign w:val="center"/>
+          </w:tcPr>
+          <w:p>
+            <w:pPr>
+              <w:jc w:val="center"/>
+            </w:pPr>
+            <w:r>
+              <w:rPr>
+                <w:rFonts w:ascii="Calibri" w:hAnsi="Calibri" w:cs="Calibri"/>
+                <w:color w:val="000000"/>
+              </w:rPr>
+              <w:t>PB06</w:t>
+            </w:r>
+          </w:p>
+        </w:tc>
+        <w:tc>
+          <w:tcPr>
+            <w:tcW w:w="3150" w:type="dxa"/>
+          </w:tcPr>
+          <w:p>
+            <w:r>
+              <w:rPr>
+                <w:rFonts w:ascii="Calibri" w:hAnsi="Calibri" w:cs="Calibri"/>
+                <w:color w:val="000000"/>
+              </w:rPr>
+              <w:t>Là nhân viên quản lý chuyến bay, tôi muốn cập nhật lịch bay và trạng thái chuyến</w:t>
+            </w:r>
+          </w:p>
+        </w:tc>
+        <w:tc>
+          <w:tcPr>
+            <w:tcW w:w="3552" w:type="dxa"/>
+          </w:tcPr>
+          <w:p>
+            <w:r>
+              <w:rPr>
+                <w:rFonts w:ascii="Calibri" w:hAnsi="Calibri" w:cs="Calibri"/>
+                <w:color w:val="000000"/>
+              </w:rPr>
+              <w:t>Nhập/thay đổi thông tin chuyến → đồng bộ real-time lên hệ thống bán vé</w:t>
+            </w:r>
+          </w:p>
+        </w:tc>
+        <w:tc>
+          <w:tcPr>
+            <w:tcW w:w="1039" w:type="dxa"/>
+          </w:tcPr>
+          <w:p>
+            <w:r>
+              <w:rPr>
+                <w:rFonts w:ascii="Calibri" w:hAnsi="Calibri" w:cs="Calibri"/>
+                <w:color w:val="000000"/>
+              </w:rPr>
+              <w:t>Cao</w:t>
+            </w:r>
+          </w:p>
+        </w:tc>
+        <w:tc>
+          <w:tcPr>
+            <w:tcW w:w="1286" w:type="dxa"/>
+          </w:tcPr>
+          <w:p>
+            <w:r>
+              <w:rPr>
+                <w:rFonts w:ascii="Calibri" w:hAnsi="Calibri" w:cs="Calibri"/>
+                <w:color w:val="000000"/>
+              </w:rPr>
+              <w:t>8</w:t>
+            </w:r>
+          </w:p>
+        </w:tc>
+      </w:tr>
+      <w:tr>
+        <w:tc>
+          <w:tcPr>
+            <w:tcW w:w="673" w:type="dxa"/>
+            <w:vAlign w:val="center"/>
+          </w:tcPr>
+          <w:p>
+            <w:pPr>
+              <w:jc w:val="center"/>
+            </w:pPr>
+            <w:r>
+              <w:rPr>
+                <w:rFonts w:ascii="Calibri" w:hAnsi="Calibri" w:cs="Calibri"/>
+                <w:color w:val="000000"/>
+              </w:rPr>
+              <w:t>PB07</w:t>
+            </w:r>
+          </w:p>
+        </w:tc>
+        <w:tc>
+          <w:tcPr>
+            <w:tcW w:w="3150" w:type="dxa"/>
+          </w:tcPr>
+          <w:p>
+            <w:r>
+              <w:rPr>
+                <w:rFonts w:ascii="Calibri" w:hAnsi="Calibri" w:cs="Calibri"/>
+                <w:color w:val="000000"/>
+              </w:rPr>
+              <w:t>Là hệ thống, tôi muốn tự động hủy PNR chưa thanh toán sau 24h</w:t>
+            </w:r>
+          </w:p>
+        </w:tc>
+        <w:tc>
+          <w:tcPr>
+            <w:tcW w:w="3552" w:type="dxa"/>
+          </w:tcPr>
+          <w:p>
+            <w:r>
+              <w:rPr>
+                <w:rFonts w:ascii="Calibri" w:hAnsi="Calibri" w:cs="Calibri"/>
+                <w:color w:val="000000"/>
+              </w:rPr>
+              <w:t>Cronjob quét PNR ở trạng thái HOLD → hủy nếu quá hạn → hoàn kho ghế</w:t>
+            </w:r>
+          </w:p>
+        </w:tc>
+        <w:tc>
+          <w:tcPr>
+            <w:tcW w:w="1039" w:type="dxa"/>
+          </w:tcPr>
+          <w:p>
+            <w:r>
+              <w:rPr>
+                <w:rFonts w:ascii="Calibri" w:hAnsi="Calibri" w:cs="Calibri"/>
+                <w:color w:val="000000"/>
+              </w:rPr>
+              <w:t>Trung bình</w:t>
+            </w:r>
+          </w:p>
+        </w:tc>
+        <w:tc>
+          <w:tcPr>
+            <w:tcW w:w="1286" w:type="dxa"/>
+          </w:tcPr>
+          <w:p>
+            <w:r>
+              <w:rPr>
+                <w:rFonts w:ascii="Calibri" w:hAnsi="Calibri" w:cs="Calibri"/>
+                <w:color w:val="000000"/>
+              </w:rPr>
+              <w:t>5</w:t>
+            </w:r>
+          </w:p>
+        </w:tc>
+      </w:tr>
+      <w:tr>
+        <w:tc>
+          <w:tcPr>
+            <w:tcW w:w="673" w:type="dxa"/>
+            <w:vAlign w:val="center"/>
+          </w:tcPr>
+          <w:p>
+            <w:pPr>
+              <w:jc w:val="center"/>
+            </w:pPr>
+            <w:r>
+              <w:rPr>
+                <w:rFonts w:ascii="Calibri" w:hAnsi="Calibri" w:cs="Calibri"/>
+                <w:color w:val="000000"/>
+              </w:rPr>
+              <w:t>PB08</w:t>
+            </w:r>
+          </w:p>
+        </w:tc>
+        <w:tc>
+          <w:tcPr>
+            <w:tcW w:w="3150" w:type="dxa"/>
+          </w:tcPr>
+          <w:p>
+            <w:r>
+              <w:rPr>
+                <w:rFonts w:ascii="Calibri" w:hAnsi="Calibri" w:cs="Calibri"/>
+                <w:color w:val="000000"/>
+              </w:rPr>
+              <w:t>Là khách hàng, tôi muốn mua dịch vụ bổ sung (hành lý, suất ăn, chọn ghế)</w:t>
+            </w:r>
+          </w:p>
+        </w:tc>
+        <w:tc>
+          <w:tcPr>
+            <w:tcW w:w="3552" w:type="dxa"/>
+          </w:tcPr>
+          <w:p>
+            <w:r>
+              <w:rPr>
+                <w:rFonts w:ascii="Calibri" w:hAnsi="Calibri" w:cs="Calibri"/>
+                <w:color w:val="000000"/>
+              </w:rPr>
+              <w:t>Giao diện add-on sau khi chọn chuyến → tích hợp thanh toán</w:t>
+            </w:r>
+          </w:p>
+        </w:tc>
+        <w:tc>
+          <w:tcPr>
+            <w:tcW w:w="1039" w:type="dxa"/>
+          </w:tcPr>
+          <w:p>
+            <w:r>
+              <w:rPr>
+                <w:rFonts w:ascii="Calibri" w:hAnsi="Calibri" w:cs="Calibri"/>
+                <w:color w:val="000000"/>
+              </w:rPr>
+              <w:t>Trung bình</w:t>
+            </w:r>
+          </w:p>
+        </w:tc>
+        <w:tc>
+          <w:tcPr>
+            <w:tcW w:w="1286" w:type="dxa"/>
+          </w:tcPr>
+          <w:p>
+            <w:r>
+              <w:rPr>
+                <w:rFonts w:ascii="Calibri" w:hAnsi="Calibri" w:cs="Calibri"/>
+                <w:color w:val="000000"/>
+              </w:rPr>
+              <w:t>5</w:t>
+            </w:r>
+          </w:p>
+        </w:tc>
+      </w:tr>
+      <w:tr>
+        <w:tc>
+          <w:tcPr>
+            <w:tcW w:w="673" w:type="dxa"/>
+            <w:vAlign w:val="center"/>
+          </w:tcPr>
+          <w:p>
+            <w:pPr>
+              <w:jc w:val="center"/>
+            </w:pPr>
+            <w:r>
+              <w:rPr>
+                <w:rFonts w:ascii="Calibri" w:hAnsi="Calibri" w:cs="Calibri"/>
+                <w:color w:val="000000"/>
+              </w:rPr>
+              <w:t>PB09</w:t>
+            </w:r>
+          </w:p>
+        </w:tc>
+        <w:tc>
+          <w:tcPr>
+            <w:tcW w:w="3150" w:type="dxa"/>
+          </w:tcPr>
+          <w:p>
+            <w:r>
+              <w:rPr>
+                <w:rFonts w:ascii="Calibri" w:hAnsi="Calibri" w:cs="Calibri"/>
+                <w:color w:val="000000"/>
+              </w:rPr>
+              <w:t>Là quản trị viên, tôi muốn quản lý mã khuyến mãi và chiến dịch giảm giá</w:t>
+            </w:r>
+          </w:p>
+        </w:tc>
+        <w:tc>
+          <w:tcPr>
+            <w:tcW w:w="3552" w:type="dxa"/>
+          </w:tcPr>
+          <w:p>
+            <w:r>
+              <w:rPr>
+                <w:rFonts w:ascii="Calibri" w:hAnsi="Calibri" w:cs="Calibri"/>
+                <w:color w:val="000000"/>
+              </w:rPr>
+              <w:t>Tạo, chỉnh sửa, kích hoạt/vô hiệu hóa mã ưu đãi theo điều kiện</w:t>
+            </w:r>
+          </w:p>
+        </w:tc>
+        <w:tc>
+          <w:tcPr>
+            <w:tcW w:w="1039" w:type="dxa"/>
+          </w:tcPr>
+          <w:p>
+            <w:r>
+              <w:rPr>
+                <w:rFonts w:ascii="Calibri" w:hAnsi="Calibri" w:cs="Calibri"/>
+                <w:color w:val="000000"/>
+              </w:rPr>
+              <w:t>Thấp</w:t>
+            </w:r>
+          </w:p>
+        </w:tc>
+        <w:tc>
+          <w:tcPr>
+            <w:tcW w:w="1286" w:type="dxa"/>
+          </w:tcPr>
+          <w:p>
+            <w:r>
+              <w:rPr>
+                <w:rFonts w:ascii="Calibri" w:hAnsi="Calibri" w:cs="Calibri"/>
+                <w:color w:val="000000"/>
+              </w:rPr>
+              <w:t>3</w:t>
+            </w:r>
+          </w:p>
+        </w:tc>
+      </w:tr>
+      <w:tr>
+        <w:tc>
+          <w:tcPr>
+            <w:tcW w:w="673" w:type="dxa"/>
+            <w:vAlign w:val="center"/>
+          </w:tcPr>
+          <w:p>
+            <w:pPr>
+              <w:jc w:val="center"/>
+            </w:pPr>
+            <w:r>
+              <w:rPr>
+                <w:rFonts w:ascii="Calibri" w:hAnsi="Calibri" w:cs="Calibri"/>
+                <w:color w:val="000000"/>
+              </w:rPr>
+              <w:t>PB10</w:t>
+            </w:r>
+          </w:p>
+        </w:tc>
+        <w:tc>
+          <w:tcPr>
+            <w:tcW w:w="3150" w:type="dxa"/>
+          </w:tcPr>
+          <w:p>
+            <w:r>
+              <w:rPr>
+                <w:rFonts w:ascii="Calibri" w:hAnsi="Calibri" w:cs="Calibri"/>
+                <w:color w:val="000000"/>
+              </w:rPr>
+              <w:t>Là hệ thống, tôi muốn gửi thông báo tự động khi chuyến bay bị thay đổi</w:t>
+            </w:r>
+          </w:p>
+        </w:tc>
+        <w:tc>
+          <w:tcPr>
+            <w:tcW w:w="3552" w:type="dxa"/>
+          </w:tcPr>
+          <w:p>
+            <w:r>
+              <w:rPr>
+                <w:rFonts w:ascii="Calibri" w:hAnsi="Calibri" w:cs="Calibri"/>
+                <w:color w:val="000000"/>
+              </w:rPr>
+              <w:t>Khi OCC cập nhật trạng thái “chậm/hủy” → gửi Email/SMS/App trong 10 phút</w:t>
+            </w:r>
+          </w:p>
+        </w:tc>
+        <w:tc>
+          <w:tcPr>
+            <w:tcW w:w="1039" w:type="dxa"/>
+          </w:tcPr>
+          <w:p>
+            <w:r>
+              <w:rPr>
+                <w:rFonts w:ascii="Calibri" w:hAnsi="Calibri" w:cs="Calibri"/>
+                <w:color w:val="000000"/>
+              </w:rPr>
+              <w:t>Cao</w:t>
+            </w:r>
+          </w:p>
+        </w:tc>
+        <w:tc>
+          <w:tcPr>
+            <w:tcW w:w="1286" w:type="dxa"/>
+          </w:tcPr>
+          <w:p>
+            <w:r>
+              <w:rPr>
+                <w:rFonts w:ascii="Calibri" w:hAnsi="Calibri" w:cs="Calibri"/>
+                <w:color w:val="000000"/>
+              </w:rPr>
+              <w:t>8</w:t>
+            </w:r>
+          </w:p>
+        </w:tc>
+      </w:tr>
+    </w:tbl>
+    <w:p/>
     <w:p>
       <w:pPr>
         <w:pStyle w:val="Heading2"/>
       </w:pPr>
-      <w:bookmarkStart w:id="31" w:name="_Toc181082859"/>
-      <w:r>
-        <w:t>Product backlog</w:t>
+      <w:bookmarkStart w:id="31" w:name="_Toc181082860"/>
+      <w:r>
+        <w:lastRenderedPageBreak/>
+        <w:t>Sprint backlog</w:t>
       </w:r>
       <w:bookmarkEnd w:id="31"/>
     </w:p>
     <w:p>
       <w:pPr>
+        <w:pStyle w:val="Heading3"/>
+      </w:pPr>
+      <w:r>
+        <w:rPr>
+          <w:b/>
+          <w:bCs/>
+        </w:rPr>
+        <w:t>Sprint 1 (Tập trung vào lõi: tra cứu + đặt vé)</w:t>
+      </w:r>
+    </w:p>
+    <w:p>
+      <w:pPr>
+        <w:pStyle w:val="ListParagraph"/>
+        <w:numPr>
+          <w:ilvl w:val="0"/>
+          <w:numId w:val="2"/>
+        </w:numPr>
+        <w:rPr>
+          <w:rFonts w:ascii="Times New Roman" w:hAnsi="Times New Roman" w:cs="Times New Roman"/>
+          <w:color w:val="000000" w:themeColor="text1"/>
+          <w:sz w:val="28"/>
+          <w:szCs w:val="28"/>
+        </w:rPr>
+      </w:pPr>
+      <w:r>
+        <w:rPr>
+          <w:rFonts w:ascii="Times New Roman" w:hAnsi="Times New Roman" w:cs="Times New Roman"/>
+          <w:color w:val="000000" w:themeColor="text1"/>
+          <w:sz w:val="28"/>
+          <w:szCs w:val="28"/>
+        </w:rPr>
+        <w:t>PB01: Tra cứu chuyến bay</w:t>
+      </w:r>
+    </w:p>
+    <w:p>
+      <w:pPr>
+        <w:pStyle w:val="ListParagraph"/>
+        <w:numPr>
+          <w:ilvl w:val="0"/>
+          <w:numId w:val="2"/>
+        </w:numPr>
+        <w:rPr>
+          <w:rFonts w:ascii="Times New Roman" w:hAnsi="Times New Roman" w:cs="Times New Roman"/>
+          <w:color w:val="000000" w:themeColor="text1"/>
+          <w:sz w:val="28"/>
+          <w:szCs w:val="28"/>
+        </w:rPr>
+      </w:pPr>
+      <w:r>
+        <w:rPr>
+          <w:rFonts w:ascii="Times New Roman" w:hAnsi="Times New Roman" w:cs="Times New Roman"/>
+          <w:color w:val="000000" w:themeColor="text1"/>
+          <w:sz w:val="28"/>
+          <w:szCs w:val="28"/>
+        </w:rPr>
+        <w:t>PB02: Đặt vé trực tuyến</w:t>
+      </w:r>
+    </w:p>
+    <w:p>
+      <w:pPr>
+        <w:pStyle w:val="ListParagraph"/>
+        <w:numPr>
+          <w:ilvl w:val="0"/>
+          <w:numId w:val="2"/>
+        </w:numPr>
+        <w:rPr>
+          <w:rFonts w:ascii="Times New Roman" w:hAnsi="Times New Roman" w:cs="Times New Roman"/>
+          <w:color w:val="000000" w:themeColor="text1"/>
+          <w:sz w:val="28"/>
+          <w:szCs w:val="28"/>
+        </w:rPr>
+      </w:pPr>
+      <w:r>
+        <w:rPr>
+          <w:rFonts w:ascii="Times New Roman" w:hAnsi="Times New Roman" w:cs="Times New Roman"/>
+          <w:color w:val="000000" w:themeColor="text1"/>
+          <w:sz w:val="28"/>
+          <w:szCs w:val="28"/>
+        </w:rPr>
+        <w:t>PB06 (phần đọc): Hiển thị danh sách chuyến bay từ DB</w:t>
+      </w:r>
+    </w:p>
+    <w:p>
+      <w:pPr>
+        <w:pStyle w:val="ListParagraph"/>
+        <w:numPr>
+          <w:ilvl w:val="0"/>
+          <w:numId w:val="2"/>
+        </w:numPr>
+        <w:rPr>
+          <w:rFonts w:ascii="Times New Roman" w:hAnsi="Times New Roman" w:cs="Times New Roman"/>
+          <w:color w:val="000000" w:themeColor="text1"/>
+          <w:sz w:val="28"/>
+          <w:szCs w:val="28"/>
+        </w:rPr>
+      </w:pPr>
+      <w:r>
+        <w:rPr>
+          <w:rFonts w:ascii="Times New Roman" w:hAnsi="Times New Roman" w:cs="Times New Roman"/>
+          <w:color w:val="000000" w:themeColor="text1"/>
+          <w:sz w:val="28"/>
+          <w:szCs w:val="28"/>
+        </w:rPr>
+        <w:t>Thiết kế DB: bảng ChuyếnBay, Vé, KháchHang</w:t>
+      </w:r>
+    </w:p>
+    <w:p>
+      <w:pPr>
+        <w:pStyle w:val="ListParagraph"/>
+        <w:numPr>
+          <w:ilvl w:val="0"/>
+          <w:numId w:val="2"/>
+        </w:numPr>
+        <w:rPr>
+          <w:rFonts w:ascii="Times New Roman" w:hAnsi="Times New Roman" w:cs="Times New Roman"/>
+          <w:color w:val="000000" w:themeColor="text1"/>
+          <w:sz w:val="28"/>
+          <w:szCs w:val="28"/>
+        </w:rPr>
+      </w:pPr>
+      <w:r>
+        <w:rPr>
+          <w:rFonts w:ascii="Times New Roman" w:hAnsi="Times New Roman" w:cs="Times New Roman"/>
+          <w:color w:val="000000" w:themeColor="text1"/>
+          <w:sz w:val="28"/>
+          <w:szCs w:val="28"/>
+        </w:rPr>
+        <w:t>API: /flights/search, /bookings/create</w:t>
+      </w:r>
+    </w:p>
+    <w:p>
+      <w:pPr>
+        <w:pStyle w:val="ListParagraph"/>
+        <w:numPr>
+          <w:ilvl w:val="0"/>
+          <w:numId w:val="2"/>
+        </w:numPr>
+        <w:rPr>
+          <w:rFonts w:ascii="Times New Roman" w:hAnsi="Times New Roman" w:cs="Times New Roman"/>
+          <w:color w:val="000000" w:themeColor="text1"/>
+          <w:sz w:val="28"/>
+          <w:szCs w:val="28"/>
+        </w:rPr>
+      </w:pPr>
+      <w:r>
+        <w:rPr>
+          <w:rFonts w:ascii="Times New Roman" w:hAnsi="Times New Roman" w:cs="Times New Roman"/>
+          <w:color w:val="000000" w:themeColor="text1"/>
+          <w:sz w:val="28"/>
+          <w:szCs w:val="28"/>
+        </w:rPr>
+        <w:t>Giao diện: Trang tra cứu, trang đặt vé</w:t>
+      </w:r>
+    </w:p>
+    <w:p>
+      <w:pPr>
+        <w:pStyle w:val="Heading3"/>
+      </w:pPr>
+      <w:r>
+        <w:rPr>
+          <w:b/>
+          <w:bCs/>
+        </w:rPr>
+        <w:t>Sprint 2 (Quản trị + dịch vụ bổ sung)</w:t>
+      </w:r>
+    </w:p>
+    <w:p>
+      <w:pPr>
+        <w:pStyle w:val="ListParagraph"/>
+        <w:numPr>
+          <w:ilvl w:val="0"/>
+          <w:numId w:val="2"/>
+        </w:numPr>
+        <w:rPr>
+          <w:rFonts w:ascii="Times New Roman" w:hAnsi="Times New Roman" w:cs="Times New Roman"/>
+          <w:color w:val="000000" w:themeColor="text1"/>
+          <w:sz w:val="28"/>
+          <w:szCs w:val="28"/>
+        </w:rPr>
+      </w:pPr>
+      <w:r>
+        <w:rPr>
+          <w:rFonts w:ascii="Times New Roman" w:hAnsi="Times New Roman" w:cs="Times New Roman"/>
+          <w:color w:val="000000" w:themeColor="text1"/>
+          <w:sz w:val="28"/>
+          <w:szCs w:val="28"/>
+        </w:rPr>
+        <w:t>PB04: Tra cứu vé đã đặt</w:t>
+      </w:r>
+    </w:p>
+    <w:p>
+      <w:pPr>
+        <w:pStyle w:val="ListParagraph"/>
+        <w:numPr>
+          <w:ilvl w:val="0"/>
+          <w:numId w:val="2"/>
+        </w:numPr>
+        <w:rPr>
+          <w:rFonts w:ascii="Times New Roman" w:hAnsi="Times New Roman" w:cs="Times New Roman"/>
+          <w:color w:val="000000" w:themeColor="text1"/>
+          <w:sz w:val="28"/>
+          <w:szCs w:val="28"/>
+        </w:rPr>
+      </w:pPr>
+      <w:r>
+        <w:rPr>
+          <w:rFonts w:ascii="Times New Roman" w:hAnsi="Times New Roman" w:cs="Times New Roman"/>
+          <w:color w:val="000000" w:themeColor="text1"/>
+          <w:sz w:val="28"/>
+          <w:szCs w:val="28"/>
+        </w:rPr>
+        <w:t>PB08: Mua dịch vụ bổ sung</w:t>
+      </w:r>
+    </w:p>
+    <w:p>
+      <w:pPr>
+        <w:pStyle w:val="ListParagraph"/>
+        <w:numPr>
+          <w:ilvl w:val="0"/>
+          <w:numId w:val="2"/>
+        </w:numPr>
+        <w:rPr>
+          <w:rFonts w:ascii="Times New Roman" w:hAnsi="Times New Roman" w:cs="Times New Roman"/>
+          <w:color w:val="000000" w:themeColor="text1"/>
+          <w:sz w:val="28"/>
+          <w:szCs w:val="28"/>
+        </w:rPr>
+      </w:pPr>
+      <w:r>
+        <w:rPr>
+          <w:rFonts w:ascii="Times New Roman" w:hAnsi="Times New Roman" w:cs="Times New Roman"/>
+          <w:color w:val="000000" w:themeColor="text1"/>
+          <w:sz w:val="28"/>
+          <w:szCs w:val="28"/>
+        </w:rPr>
+        <w:t>PB05: Báo cáo doanh thu (chức năng xem – chưa cần xuất file)</w:t>
+      </w:r>
+    </w:p>
+    <w:p>
+      <w:pPr>
+        <w:pStyle w:val="ListParagraph"/>
+        <w:numPr>
+          <w:ilvl w:val="0"/>
+          <w:numId w:val="2"/>
+        </w:numPr>
+        <w:rPr>
+          <w:rFonts w:ascii="Times New Roman" w:hAnsi="Times New Roman" w:cs="Times New Roman"/>
+          <w:color w:val="000000" w:themeColor="text1"/>
+          <w:sz w:val="28"/>
+          <w:szCs w:val="28"/>
+        </w:rPr>
+      </w:pPr>
+      <w:r>
+        <w:rPr>
+          <w:rFonts w:ascii="Times New Roman" w:hAnsi="Times New Roman" w:cs="Times New Roman"/>
+          <w:color w:val="000000" w:themeColor="text1"/>
+          <w:sz w:val="28"/>
+          <w:szCs w:val="28"/>
+        </w:rPr>
+        <w:t>API: /bookings/{id}, /addons/purchase</w:t>
+      </w:r>
+    </w:p>
+    <w:p>
+      <w:pPr>
+        <w:pStyle w:val="ListParagraph"/>
+        <w:numPr>
+          <w:ilvl w:val="0"/>
+          <w:numId w:val="2"/>
+        </w:numPr>
+        <w:rPr>
+          <w:rFonts w:ascii="Times New Roman" w:hAnsi="Times New Roman" w:cs="Times New Roman"/>
+          <w:color w:val="000000" w:themeColor="text1"/>
+          <w:sz w:val="28"/>
+          <w:szCs w:val="28"/>
+        </w:rPr>
+      </w:pPr>
+      <w:r>
+        <w:rPr>
+          <w:rFonts w:ascii="Times New Roman" w:hAnsi="Times New Roman" w:cs="Times New Roman"/>
+          <w:color w:val="000000" w:themeColor="text1"/>
+          <w:sz w:val="28"/>
+          <w:szCs w:val="28"/>
+        </w:rPr>
+        <w:t>Giao diện: Trang quản lý vé cá nhân, trang add-on</w:t>
+      </w:r>
+    </w:p>
+    <w:p>
+      <w:pPr>
+        <w:pStyle w:val="Heading3"/>
+      </w:pPr>
+      <w:r>
+        <w:rPr>
+          <w:b/>
+          <w:bCs/>
+        </w:rPr>
+        <w:t>Sprint 3 (Tự động hóa + bảo trì)</w:t>
+      </w:r>
+    </w:p>
+    <w:p>
+      <w:pPr>
+        <w:pStyle w:val="ListParagraph"/>
+        <w:numPr>
+          <w:ilvl w:val="0"/>
+          <w:numId w:val="2"/>
+        </w:numPr>
+        <w:rPr>
+          <w:rFonts w:ascii="Times New Roman" w:hAnsi="Times New Roman" w:cs="Times New Roman"/>
+          <w:color w:val="000000" w:themeColor="text1"/>
+          <w:sz w:val="28"/>
+          <w:szCs w:val="28"/>
+        </w:rPr>
+      </w:pPr>
+      <w:r>
+        <w:rPr>
+          <w:rFonts w:ascii="Times New Roman" w:hAnsi="Times New Roman" w:cs="Times New Roman"/>
+          <w:color w:val="000000" w:themeColor="text1"/>
+          <w:sz w:val="28"/>
+          <w:szCs w:val="28"/>
+        </w:rPr>
+        <w:t>PB03: Hủy vé</w:t>
+      </w:r>
+    </w:p>
+    <w:p>
+      <w:pPr>
+        <w:pStyle w:val="ListParagraph"/>
+        <w:numPr>
+          <w:ilvl w:val="0"/>
+          <w:numId w:val="2"/>
+        </w:numPr>
+        <w:rPr>
+          <w:rFonts w:ascii="Times New Roman" w:hAnsi="Times New Roman" w:cs="Times New Roman"/>
+          <w:color w:val="000000" w:themeColor="text1"/>
+          <w:sz w:val="28"/>
+          <w:szCs w:val="28"/>
+        </w:rPr>
+      </w:pPr>
+      <w:r>
+        <w:rPr>
+          <w:rFonts w:ascii="Times New Roman" w:hAnsi="Times New Roman" w:cs="Times New Roman"/>
+          <w:color w:val="000000" w:themeColor="text1"/>
+          <w:sz w:val="28"/>
+          <w:szCs w:val="28"/>
+        </w:rPr>
+        <w:t>PB07: Tự động hủy PNR chưa thanh toán</w:t>
+      </w:r>
+    </w:p>
+    <w:p>
+      <w:pPr>
+        <w:pStyle w:val="ListParagraph"/>
+        <w:numPr>
+          <w:ilvl w:val="0"/>
+          <w:numId w:val="2"/>
+        </w:numPr>
+        <w:rPr>
+          <w:rFonts w:ascii="Times New Roman" w:hAnsi="Times New Roman" w:cs="Times New Roman"/>
+          <w:color w:val="000000" w:themeColor="text1"/>
+          <w:sz w:val="28"/>
+          <w:szCs w:val="28"/>
+        </w:rPr>
+      </w:pPr>
+      <w:r>
+        <w:rPr>
+          <w:rFonts w:ascii="Times New Roman" w:hAnsi="Times New Roman" w:cs="Times New Roman"/>
+          <w:color w:val="000000" w:themeColor="text1"/>
+          <w:sz w:val="28"/>
+          <w:szCs w:val="28"/>
+        </w:rPr>
+        <w:t>PB10: Gửi thông báo thay đổi chuyến</w:t>
+      </w:r>
+    </w:p>
+    <w:p>
+      <w:pPr>
+        <w:pStyle w:val="ListParagraph"/>
+        <w:numPr>
+          <w:ilvl w:val="0"/>
+          <w:numId w:val="2"/>
+        </w:numPr>
+        <w:rPr>
+          <w:rFonts w:ascii="Times New Roman" w:hAnsi="Times New Roman" w:cs="Times New Roman"/>
+          <w:color w:val="000000" w:themeColor="text1"/>
+          <w:sz w:val="28"/>
+          <w:szCs w:val="28"/>
+        </w:rPr>
+      </w:pPr>
+      <w:r>
+        <w:rPr>
+          <w:rFonts w:ascii="Times New Roman" w:hAnsi="Times New Roman" w:cs="Times New Roman"/>
+          <w:color w:val="000000" w:themeColor="text1"/>
+          <w:sz w:val="28"/>
+          <w:szCs w:val="28"/>
+        </w:rPr>
+        <w:t>PB09: Quản lý mã khuyến mãi (nếu còn thời gian)</w:t>
+      </w:r>
+    </w:p>
+    <w:p>
+      <w:pPr>
+        <w:pStyle w:val="ListParagraph"/>
+        <w:numPr>
+          <w:ilvl w:val="0"/>
+          <w:numId w:val="2"/>
+        </w:numPr>
+        <w:rPr>
+          <w:rFonts w:ascii="Times New Roman" w:hAnsi="Times New Roman" w:cs="Times New Roman"/>
+          <w:color w:val="000000" w:themeColor="text1"/>
+          <w:sz w:val="28"/>
+          <w:szCs w:val="28"/>
+        </w:rPr>
+      </w:pPr>
+      <w:r>
+        <w:rPr>
+          <w:rFonts w:ascii="Times New Roman" w:hAnsi="Times New Roman" w:cs="Times New Roman"/>
+          <w:color w:val="000000" w:themeColor="text1"/>
+          <w:sz w:val="28"/>
+          <w:szCs w:val="28"/>
+        </w:rPr>
+        <w:t>Tích hợp cronjob, email/SMS mock service</w:t>
+      </w:r>
+    </w:p>
+    <w:p/>
+    <w:p/>
+    <w:p/>
+    <w:p/>
+    <w:p/>
+    <w:p/>
+    <w:p/>
+    <w:p/>
+    <w:p>
+      <w:pPr>
         <w:pStyle w:val="Heading2"/>
       </w:pPr>
-      <w:bookmarkStart w:id="32" w:name="_Toc181082860"/>
-      <w:r>
-        <w:t>Sprint backlog</w:t>
+      <w:bookmarkStart w:id="32" w:name="_Toc181082861"/>
+      <w:r>
+        <w:lastRenderedPageBreak/>
+        <w:t>Project planning</w:t>
       </w:r>
       <w:bookmarkEnd w:id="32"/>
     </w:p>
     <w:p>
       <w:pPr>
-        <w:pStyle w:val="Heading2"/>
-      </w:pPr>
-      <w:bookmarkStart w:id="33" w:name="_Toc181082861"/>
-      <w:r>
-        <w:t>Project planning</w:t>
-      </w:r>
-      <w:bookmarkEnd w:id="33"/>
-      <w:r>
-        <w:br w:type="page"/>
+        <w:pStyle w:val="ListParagraph"/>
+        <w:numPr>
+          <w:ilvl w:val="0"/>
+          <w:numId w:val="4"/>
+        </w:numPr>
+        <w:rPr>
+          <w:rFonts w:ascii="Times New Roman" w:hAnsi="Times New Roman" w:cs="Times New Roman"/>
+          <w:color w:val="000000" w:themeColor="text1"/>
+          <w:sz w:val="28"/>
+          <w:szCs w:val="28"/>
+        </w:rPr>
+      </w:pPr>
+      <w:r>
+        <w:rPr>
+          <w:rFonts w:ascii="Times New Roman" w:hAnsi="Times New Roman" w:cs="Times New Roman"/>
+          <w:color w:val="000000" w:themeColor="text1"/>
+          <w:sz w:val="28"/>
+          <w:szCs w:val="28"/>
+        </w:rPr>
+        <w:t>Thời gian thực hiện: 6 tuần</w:t>
       </w:r>
     </w:p>
     <w:p>
       <w:pPr>
+        <w:pStyle w:val="ListParagraph"/>
+        <w:numPr>
+          <w:ilvl w:val="0"/>
+          <w:numId w:val="2"/>
+        </w:numPr>
+        <w:rPr>
+          <w:rFonts w:ascii="Times New Roman" w:hAnsi="Times New Roman" w:cs="Times New Roman"/>
+          <w:color w:val="000000" w:themeColor="text1"/>
+          <w:sz w:val="28"/>
+          <w:szCs w:val="28"/>
+        </w:rPr>
+      </w:pPr>
+      <w:r>
+        <w:rPr>
+          <w:rFonts w:ascii="Times New Roman" w:hAnsi="Times New Roman" w:cs="Times New Roman"/>
+          <w:color w:val="000000" w:themeColor="text1"/>
+          <w:sz w:val="28"/>
+          <w:szCs w:val="28"/>
+        </w:rPr>
+        <w:t>Sprint 1: Tuần 1–2</w:t>
+      </w:r>
+    </w:p>
+    <w:p>
+      <w:pPr>
+        <w:pStyle w:val="ListParagraph"/>
+        <w:numPr>
+          <w:ilvl w:val="0"/>
+          <w:numId w:val="2"/>
+        </w:numPr>
+        <w:rPr>
+          <w:rFonts w:ascii="Times New Roman" w:hAnsi="Times New Roman" w:cs="Times New Roman"/>
+          <w:color w:val="000000" w:themeColor="text1"/>
+          <w:sz w:val="28"/>
+          <w:szCs w:val="28"/>
+        </w:rPr>
+      </w:pPr>
+      <w:r>
+        <w:rPr>
+          <w:rFonts w:ascii="Times New Roman" w:hAnsi="Times New Roman" w:cs="Times New Roman"/>
+          <w:color w:val="000000" w:themeColor="text1"/>
+          <w:sz w:val="28"/>
+          <w:szCs w:val="28"/>
+        </w:rPr>
+        <w:t>Sprint 2: Tuần 3–4</w:t>
+      </w:r>
+    </w:p>
+    <w:p>
+      <w:pPr>
+        <w:pStyle w:val="ListParagraph"/>
+        <w:numPr>
+          <w:ilvl w:val="0"/>
+          <w:numId w:val="2"/>
+        </w:numPr>
+        <w:rPr>
+          <w:rFonts w:ascii="Times New Roman" w:hAnsi="Times New Roman" w:cs="Times New Roman"/>
+          <w:color w:val="000000" w:themeColor="text1"/>
+          <w:sz w:val="28"/>
+          <w:szCs w:val="28"/>
+        </w:rPr>
+      </w:pPr>
+      <w:r>
+        <w:rPr>
+          <w:rFonts w:ascii="Times New Roman" w:hAnsi="Times New Roman" w:cs="Times New Roman"/>
+          <w:color w:val="000000" w:themeColor="text1"/>
+          <w:sz w:val="28"/>
+          <w:szCs w:val="28"/>
+        </w:rPr>
+        <w:t>Sprint 3: Tuần 5–6</w:t>
+      </w:r>
+    </w:p>
+    <w:p>
+      <w:pPr>
+        <w:pStyle w:val="ListParagraph"/>
+        <w:numPr>
+          <w:ilvl w:val="0"/>
+          <w:numId w:val="4"/>
+        </w:numPr>
+        <w:rPr>
+          <w:rFonts w:ascii="Times New Roman" w:hAnsi="Times New Roman" w:cs="Times New Roman"/>
+          <w:color w:val="000000" w:themeColor="text1"/>
+          <w:sz w:val="28"/>
+          <w:szCs w:val="28"/>
+        </w:rPr>
+      </w:pPr>
+      <w:r>
+        <w:rPr>
+          <w:rFonts w:ascii="Times New Roman" w:hAnsi="Times New Roman" w:cs="Times New Roman"/>
+          <w:color w:val="000000" w:themeColor="text1"/>
+          <w:sz w:val="28"/>
+          <w:szCs w:val="28"/>
+        </w:rPr>
+        <w:t>Công cụ:</w:t>
+      </w:r>
+    </w:p>
+    <w:p>
+      <w:pPr>
+        <w:pStyle w:val="ListParagraph"/>
+        <w:numPr>
+          <w:ilvl w:val="0"/>
+          <w:numId w:val="2"/>
+        </w:numPr>
+        <w:rPr>
+          <w:rFonts w:ascii="Times New Roman" w:hAnsi="Times New Roman" w:cs="Times New Roman"/>
+          <w:color w:val="000000" w:themeColor="text1"/>
+          <w:sz w:val="28"/>
+          <w:szCs w:val="28"/>
+        </w:rPr>
+      </w:pPr>
+      <w:r>
+        <w:rPr>
+          <w:rFonts w:ascii="Times New Roman" w:hAnsi="Times New Roman" w:cs="Times New Roman"/>
+          <w:color w:val="000000" w:themeColor="text1"/>
+          <w:sz w:val="28"/>
+          <w:szCs w:val="28"/>
+        </w:rPr>
+        <w:t>Quản lý task: Trello / Jira (mock bằng bảng Excel nếu cần)</w:t>
+      </w:r>
+    </w:p>
+    <w:p>
+      <w:pPr>
+        <w:pStyle w:val="ListParagraph"/>
+        <w:numPr>
+          <w:ilvl w:val="0"/>
+          <w:numId w:val="2"/>
+        </w:numPr>
+        <w:rPr>
+          <w:rFonts w:ascii="Times New Roman" w:hAnsi="Times New Roman" w:cs="Times New Roman"/>
+          <w:color w:val="000000" w:themeColor="text1"/>
+          <w:sz w:val="28"/>
+          <w:szCs w:val="28"/>
+        </w:rPr>
+      </w:pPr>
+      <w:r>
+        <w:rPr>
+          <w:rFonts w:ascii="Times New Roman" w:hAnsi="Times New Roman" w:cs="Times New Roman"/>
+          <w:color w:val="000000" w:themeColor="text1"/>
+          <w:sz w:val="28"/>
+          <w:szCs w:val="28"/>
+        </w:rPr>
+        <w:t>Phát triển: Git, VS Code, MySQL, Node.js/Java/Spring Boot (tuỳ công nghệ nhóm chọn)</w:t>
+      </w:r>
+    </w:p>
+    <w:p>
+      <w:pPr>
+        <w:pStyle w:val="ListParagraph"/>
+        <w:numPr>
+          <w:ilvl w:val="0"/>
+          <w:numId w:val="2"/>
+        </w:numPr>
+        <w:rPr>
+          <w:rFonts w:ascii="Times New Roman" w:hAnsi="Times New Roman" w:cs="Times New Roman"/>
+          <w:color w:val="000000" w:themeColor="text1"/>
+          <w:sz w:val="28"/>
+          <w:szCs w:val="28"/>
+        </w:rPr>
+      </w:pPr>
+      <w:r>
+        <w:rPr>
+          <w:rFonts w:ascii="Times New Roman" w:hAnsi="Times New Roman" w:cs="Times New Roman"/>
+          <w:color w:val="000000" w:themeColor="text1"/>
+          <w:sz w:val="28"/>
+          <w:szCs w:val="28"/>
+        </w:rPr>
+        <w:t>Giao diện: HTML/CSS/JS hoặc React/Vue</w:t>
+      </w:r>
+    </w:p>
+    <w:p>
+      <w:pPr>
+        <w:pStyle w:val="ListParagraph"/>
+        <w:numPr>
+          <w:ilvl w:val="0"/>
+          <w:numId w:val="4"/>
+        </w:numPr>
+        <w:rPr>
+          <w:rFonts w:ascii="Times New Roman" w:hAnsi="Times New Roman" w:cs="Times New Roman"/>
+          <w:color w:val="000000" w:themeColor="text1"/>
+          <w:sz w:val="28"/>
+          <w:szCs w:val="28"/>
+        </w:rPr>
+      </w:pPr>
+      <w:r>
+        <w:rPr>
+          <w:rFonts w:ascii="Times New Roman" w:hAnsi="Times New Roman" w:cs="Times New Roman"/>
+          <w:color w:val="000000" w:themeColor="text1"/>
+          <w:sz w:val="28"/>
+          <w:szCs w:val="28"/>
+        </w:rPr>
+        <w:t>Vai trò Scrum trong nhóm:</w:t>
+      </w:r>
+    </w:p>
+    <w:p>
+      <w:pPr>
+        <w:pStyle w:val="ListParagraph"/>
+        <w:numPr>
+          <w:ilvl w:val="0"/>
+          <w:numId w:val="2"/>
+        </w:numPr>
+        <w:rPr>
+          <w:rFonts w:ascii="Times New Roman" w:hAnsi="Times New Roman" w:cs="Times New Roman"/>
+          <w:color w:val="000000" w:themeColor="text1"/>
+          <w:sz w:val="28"/>
+          <w:szCs w:val="28"/>
+        </w:rPr>
+      </w:pPr>
+      <w:r>
+        <w:rPr>
+          <w:rFonts w:ascii="Times New Roman" w:hAnsi="Times New Roman" w:cs="Times New Roman"/>
+          <w:color w:val="000000" w:themeColor="text1"/>
+          <w:sz w:val="28"/>
+          <w:szCs w:val="28"/>
+        </w:rPr>
+        <w:t>Product Owner: Huỳnh Gia Huy</w:t>
+      </w:r>
+    </w:p>
+    <w:p>
+      <w:pPr>
+        <w:pStyle w:val="ListParagraph"/>
+        <w:numPr>
+          <w:ilvl w:val="0"/>
+          <w:numId w:val="2"/>
+        </w:numPr>
+        <w:rPr>
+          <w:rFonts w:ascii="Times New Roman" w:hAnsi="Times New Roman" w:cs="Times New Roman"/>
+          <w:color w:val="000000" w:themeColor="text1"/>
+          <w:sz w:val="28"/>
+          <w:szCs w:val="28"/>
+        </w:rPr>
+      </w:pPr>
+      <w:r>
+        <w:rPr>
+          <w:rFonts w:ascii="Times New Roman" w:hAnsi="Times New Roman" w:cs="Times New Roman"/>
+          <w:color w:val="000000" w:themeColor="text1"/>
+          <w:sz w:val="28"/>
+          <w:szCs w:val="28"/>
+        </w:rPr>
+        <w:t>Scrum Master: Trần Quốc Huy</w:t>
+      </w:r>
+    </w:p>
+    <w:p>
+      <w:pPr>
+        <w:pStyle w:val="ListParagraph"/>
+        <w:numPr>
+          <w:ilvl w:val="0"/>
+          <w:numId w:val="2"/>
+        </w:numPr>
+        <w:rPr>
+          <w:rFonts w:ascii="Times New Roman" w:hAnsi="Times New Roman" w:cs="Times New Roman"/>
+          <w:color w:val="000000" w:themeColor="text1"/>
+          <w:sz w:val="28"/>
+          <w:szCs w:val="28"/>
+        </w:rPr>
+      </w:pPr>
+      <w:r>
+        <w:rPr>
+          <w:rFonts w:ascii="Times New Roman" w:hAnsi="Times New Roman" w:cs="Times New Roman"/>
+          <w:color w:val="000000" w:themeColor="text1"/>
+          <w:sz w:val="28"/>
+          <w:szCs w:val="28"/>
+        </w:rPr>
+        <w:t>Development Team: Trần Thanh Định + cả nhóm</w:t>
+      </w:r>
+    </w:p>
+    <w:p>
+      <w:pPr>
+        <w:pStyle w:val="ListParagraph"/>
+        <w:numPr>
+          <w:ilvl w:val="0"/>
+          <w:numId w:val="4"/>
+        </w:numPr>
+        <w:rPr>
+          <w:rFonts w:ascii="Times New Roman" w:hAnsi="Times New Roman" w:cs="Times New Roman"/>
+          <w:color w:val="000000" w:themeColor="text1"/>
+          <w:sz w:val="28"/>
+          <w:szCs w:val="28"/>
+        </w:rPr>
+      </w:pPr>
+      <w:r>
+        <w:rPr>
+          <w:rFonts w:ascii="Times New Roman" w:hAnsi="Times New Roman" w:cs="Times New Roman"/>
+          <w:color w:val="000000" w:themeColor="text1"/>
+          <w:sz w:val="28"/>
+          <w:szCs w:val="28"/>
+        </w:rPr>
+        <w:t>Mốc quan trọng:</w:t>
+      </w:r>
+    </w:p>
+    <w:p>
+      <w:pPr>
+        <w:pStyle w:val="ListParagraph"/>
+        <w:numPr>
+          <w:ilvl w:val="0"/>
+          <w:numId w:val="2"/>
+        </w:numPr>
+        <w:rPr>
+          <w:rFonts w:ascii="Times New Roman" w:hAnsi="Times New Roman" w:cs="Times New Roman"/>
+          <w:color w:val="000000" w:themeColor="text1"/>
+          <w:sz w:val="28"/>
+          <w:szCs w:val="28"/>
+        </w:rPr>
+      </w:pPr>
+      <w:r>
+        <w:rPr>
+          <w:rFonts w:ascii="Times New Roman" w:hAnsi="Times New Roman" w:cs="Times New Roman"/>
+          <w:color w:val="000000" w:themeColor="text1"/>
+          <w:sz w:val="28"/>
+          <w:szCs w:val="28"/>
+        </w:rPr>
+        <w:t>Cuối Sprint 1: Demo chức năng đặt vé cơ bản</w:t>
+      </w:r>
+    </w:p>
+    <w:p>
+      <w:pPr>
+        <w:pStyle w:val="ListParagraph"/>
+        <w:numPr>
+          <w:ilvl w:val="0"/>
+          <w:numId w:val="2"/>
+        </w:numPr>
+        <w:rPr>
+          <w:rFonts w:ascii="Times New Roman" w:hAnsi="Times New Roman" w:cs="Times New Roman"/>
+          <w:color w:val="000000" w:themeColor="text1"/>
+          <w:sz w:val="28"/>
+          <w:szCs w:val="28"/>
+        </w:rPr>
+      </w:pPr>
+      <w:r>
+        <w:rPr>
+          <w:rFonts w:ascii="Times New Roman" w:hAnsi="Times New Roman" w:cs="Times New Roman"/>
+          <w:color w:val="000000" w:themeColor="text1"/>
+          <w:sz w:val="28"/>
+          <w:szCs w:val="28"/>
+        </w:rPr>
+        <w:t>Cuối Sprint 2: Demo toàn bộ luồng khách hàng</w:t>
+      </w:r>
+    </w:p>
+    <w:p>
+      <w:pPr>
+        <w:pStyle w:val="ListParagraph"/>
+        <w:numPr>
+          <w:ilvl w:val="0"/>
+          <w:numId w:val="2"/>
+        </w:numPr>
+        <w:rPr>
+          <w:rFonts w:ascii="Times New Roman" w:hAnsi="Times New Roman" w:cs="Times New Roman"/>
+          <w:color w:val="000000" w:themeColor="text1"/>
+          <w:sz w:val="28"/>
+          <w:szCs w:val="28"/>
+        </w:rPr>
+      </w:pPr>
+      <w:r>
+        <w:rPr>
+          <w:rFonts w:ascii="Times New Roman" w:hAnsi="Times New Roman" w:cs="Times New Roman"/>
+          <w:color w:val="000000" w:themeColor="text1"/>
+          <w:sz w:val="28"/>
+          <w:szCs w:val="28"/>
+        </w:rPr>
+        <w:t>Cuối Sprint 3: Demo hệ thống hoàn chỉnh + báo cáo</w:t>
+      </w:r>
+    </w:p>
+    <w:p>
+      <w:r>
+        <w:br w:type="page"/>
+      </w:r>
+    </w:p>
+    <w:p>
+      <w:pPr>
         <w:pStyle w:val="Heading1"/>
       </w:pPr>
-      <w:bookmarkStart w:id="34" w:name="_Toc181082862"/>
+      <w:bookmarkStart w:id="33" w:name="_Toc181082862"/>
+      <w:bookmarkStart w:id="34" w:name="_GoBack"/>
+      <w:bookmarkEnd w:id="34"/>
       <w:r>
         <w:lastRenderedPageBreak/>
         <w:t>TIẾN TRÌNH THỰC HIỆN</w:t>
       </w:r>
-      <w:bookmarkEnd w:id="34"/>
+      <w:bookmarkEnd w:id="33"/>
     </w:p>
     <w:p>
       <w:pPr>
@@ -8417,6 +10060,342 @@
     </w:p>
     <w:p>
       <w:pPr>
+        <w:pStyle w:val="ListParagraph"/>
+        <w:numPr>
+          <w:ilvl w:val="0"/>
+          <w:numId w:val="5"/>
+        </w:numPr>
+        <w:rPr>
+          <w:rFonts w:ascii="Times New Roman" w:hAnsi="Times New Roman" w:cs="Times New Roman"/>
+          <w:color w:val="000000" w:themeColor="text1"/>
+          <w:sz w:val="28"/>
+          <w:szCs w:val="28"/>
+        </w:rPr>
+      </w:pPr>
+      <w:r>
+        <w:rPr>
+          <w:rFonts w:ascii="Times New Roman" w:hAnsi="Times New Roman" w:cs="Times New Roman"/>
+          <w:color w:val="000000" w:themeColor="text1"/>
+          <w:sz w:val="28"/>
+          <w:szCs w:val="28"/>
+        </w:rPr>
+        <w:t>Mục tiêu Sprint: Xây dựng nền tảng lõi cho hệ thống: tra cứu chuyến bay và đặt vé trực tuyến.</w:t>
+      </w:r>
+    </w:p>
+    <w:p>
+      <w:pPr>
+        <w:pStyle w:val="ListParagraph"/>
+        <w:numPr>
+          <w:ilvl w:val="0"/>
+          <w:numId w:val="5"/>
+        </w:numPr>
+        <w:rPr>
+          <w:rFonts w:ascii="Times New Roman" w:hAnsi="Times New Roman" w:cs="Times New Roman"/>
+          <w:color w:val="000000" w:themeColor="text1"/>
+          <w:sz w:val="28"/>
+          <w:szCs w:val="28"/>
+        </w:rPr>
+      </w:pPr>
+      <w:r>
+        <w:rPr>
+          <w:rFonts w:ascii="Times New Roman" w:hAnsi="Times New Roman" w:cs="Times New Roman"/>
+          <w:color w:val="000000" w:themeColor="text1"/>
+          <w:sz w:val="28"/>
+          <w:szCs w:val="28"/>
+        </w:rPr>
+        <w:t>Các User Story được chọn từ Product Backlog:</w:t>
+      </w:r>
+    </w:p>
+    <w:p>
+      <w:pPr>
+        <w:pStyle w:val="ListParagraph"/>
+        <w:numPr>
+          <w:ilvl w:val="0"/>
+          <w:numId w:val="2"/>
+        </w:numPr>
+        <w:rPr>
+          <w:rFonts w:ascii="Times New Roman" w:hAnsi="Times New Roman" w:cs="Times New Roman"/>
+          <w:color w:val="000000" w:themeColor="text1"/>
+          <w:sz w:val="28"/>
+          <w:szCs w:val="28"/>
+        </w:rPr>
+      </w:pPr>
+      <w:r>
+        <w:rPr>
+          <w:rFonts w:ascii="Times New Roman" w:hAnsi="Times New Roman" w:cs="Times New Roman"/>
+          <w:color w:val="000000" w:themeColor="text1"/>
+          <w:sz w:val="28"/>
+          <w:szCs w:val="28"/>
+        </w:rPr>
+        <w:t>PB01: Tra cứu chuyến bay (dựa trên BM02)</w:t>
+      </w:r>
+    </w:p>
+    <w:p>
+      <w:pPr>
+        <w:pStyle w:val="ListParagraph"/>
+        <w:numPr>
+          <w:ilvl w:val="0"/>
+          <w:numId w:val="2"/>
+        </w:numPr>
+        <w:rPr>
+          <w:rFonts w:ascii="Times New Roman" w:hAnsi="Times New Roman" w:cs="Times New Roman"/>
+          <w:color w:val="000000" w:themeColor="text1"/>
+          <w:sz w:val="28"/>
+          <w:szCs w:val="28"/>
+        </w:rPr>
+      </w:pPr>
+      <w:r>
+        <w:rPr>
+          <w:rFonts w:ascii="Times New Roman" w:hAnsi="Times New Roman" w:cs="Times New Roman"/>
+          <w:color w:val="000000" w:themeColor="text1"/>
+          <w:sz w:val="28"/>
+          <w:szCs w:val="28"/>
+        </w:rPr>
+        <w:t>PB02: Đặt vé máy bay (dựa trên BM01)</w:t>
+      </w:r>
+    </w:p>
+    <w:p>
+      <w:pPr>
+        <w:pStyle w:val="ListParagraph"/>
+        <w:numPr>
+          <w:ilvl w:val="0"/>
+          <w:numId w:val="2"/>
+        </w:numPr>
+        <w:rPr>
+          <w:rFonts w:ascii="Times New Roman" w:hAnsi="Times New Roman" w:cs="Times New Roman"/>
+          <w:color w:val="000000" w:themeColor="text1"/>
+          <w:sz w:val="28"/>
+          <w:szCs w:val="28"/>
+        </w:rPr>
+      </w:pPr>
+      <w:r>
+        <w:rPr>
+          <w:rFonts w:ascii="Times New Roman" w:hAnsi="Times New Roman" w:cs="Times New Roman"/>
+          <w:color w:val="000000" w:themeColor="text1"/>
+          <w:sz w:val="28"/>
+          <w:szCs w:val="28"/>
+        </w:rPr>
+        <w:t>PB07: Tự động hủy PNR chưa thanh toán sau 24h (theo quy định “Giữ chỗ”)</w:t>
+      </w:r>
+    </w:p>
+    <w:p>
+      <w:pPr>
+        <w:pStyle w:val="ListParagraph"/>
+        <w:numPr>
+          <w:ilvl w:val="0"/>
+          <w:numId w:val="5"/>
+        </w:numPr>
+        <w:rPr>
+          <w:rFonts w:ascii="Times New Roman" w:hAnsi="Times New Roman" w:cs="Times New Roman"/>
+          <w:color w:val="000000" w:themeColor="text1"/>
+          <w:sz w:val="28"/>
+          <w:szCs w:val="28"/>
+        </w:rPr>
+      </w:pPr>
+      <w:r>
+        <w:rPr>
+          <w:rFonts w:ascii="Times New Roman" w:hAnsi="Times New Roman" w:cs="Times New Roman"/>
+          <w:color w:val="000000" w:themeColor="text1"/>
+          <w:sz w:val="28"/>
+          <w:szCs w:val="28"/>
+        </w:rPr>
+        <w:t>Công việc chi tiết:</w:t>
+      </w:r>
+    </w:p>
+    <w:p>
+      <w:pPr>
+        <w:pStyle w:val="ListParagraph"/>
+        <w:numPr>
+          <w:ilvl w:val="0"/>
+          <w:numId w:val="2"/>
+        </w:numPr>
+        <w:rPr>
+          <w:rFonts w:ascii="Times New Roman" w:hAnsi="Times New Roman" w:cs="Times New Roman"/>
+          <w:color w:val="000000" w:themeColor="text1"/>
+          <w:sz w:val="28"/>
+          <w:szCs w:val="28"/>
+        </w:rPr>
+      </w:pPr>
+      <w:r>
+        <w:rPr>
+          <w:rFonts w:ascii="Times New Roman" w:hAnsi="Times New Roman" w:cs="Times New Roman"/>
+          <w:color w:val="000000" w:themeColor="text1"/>
+          <w:sz w:val="28"/>
+          <w:szCs w:val="28"/>
+        </w:rPr>
+        <w:t>Thiết kế cơ sở dữ liệu: bảng ChuyếnBay, KhachHang, Ve, PNR</w:t>
+      </w:r>
+    </w:p>
+    <w:p>
+      <w:pPr>
+        <w:pStyle w:val="ListParagraph"/>
+        <w:numPr>
+          <w:ilvl w:val="0"/>
+          <w:numId w:val="2"/>
+        </w:numPr>
+        <w:rPr>
+          <w:rFonts w:ascii="Times New Roman" w:hAnsi="Times New Roman" w:cs="Times New Roman"/>
+          <w:color w:val="000000" w:themeColor="text1"/>
+          <w:sz w:val="28"/>
+          <w:szCs w:val="28"/>
+        </w:rPr>
+      </w:pPr>
+      <w:r>
+        <w:rPr>
+          <w:rFonts w:ascii="Times New Roman" w:hAnsi="Times New Roman" w:cs="Times New Roman"/>
+          <w:color w:val="000000" w:themeColor="text1"/>
+          <w:sz w:val="28"/>
+          <w:szCs w:val="28"/>
+        </w:rPr>
+        <w:t>Phát triển API: /flights/search, /bookings/create, /bookings/hold</w:t>
+      </w:r>
+    </w:p>
+    <w:p>
+      <w:pPr>
+        <w:pStyle w:val="ListParagraph"/>
+        <w:numPr>
+          <w:ilvl w:val="0"/>
+          <w:numId w:val="2"/>
+        </w:numPr>
+        <w:rPr>
+          <w:rFonts w:ascii="Times New Roman" w:hAnsi="Times New Roman" w:cs="Times New Roman"/>
+          <w:color w:val="000000" w:themeColor="text1"/>
+          <w:sz w:val="28"/>
+          <w:szCs w:val="28"/>
+        </w:rPr>
+      </w:pPr>
+      <w:r>
+        <w:rPr>
+          <w:rFonts w:ascii="Times New Roman" w:hAnsi="Times New Roman" w:cs="Times New Roman"/>
+          <w:color w:val="000000" w:themeColor="text1"/>
+          <w:sz w:val="28"/>
+          <w:szCs w:val="28"/>
+        </w:rPr>
+        <w:t>Xây dựng giao diện: trang tra cứu, trang nhập thông tin khách hàng, trang xác nhận</w:t>
+      </w:r>
+    </w:p>
+    <w:p>
+      <w:pPr>
+        <w:pStyle w:val="ListParagraph"/>
+        <w:numPr>
+          <w:ilvl w:val="0"/>
+          <w:numId w:val="2"/>
+        </w:numPr>
+        <w:rPr>
+          <w:rFonts w:ascii="Times New Roman" w:hAnsi="Times New Roman" w:cs="Times New Roman"/>
+          <w:color w:val="000000" w:themeColor="text1"/>
+          <w:sz w:val="28"/>
+          <w:szCs w:val="28"/>
+        </w:rPr>
+      </w:pPr>
+      <w:r>
+        <w:rPr>
+          <w:rFonts w:ascii="Times New Roman" w:hAnsi="Times New Roman" w:cs="Times New Roman"/>
+          <w:color w:val="000000" w:themeColor="text1"/>
+          <w:sz w:val="28"/>
+          <w:szCs w:val="28"/>
+        </w:rPr>
+        <w:t>Cài đặt cronjob tự động hủy PNR ở trạng thái HOLD sau 24h</w:t>
+      </w:r>
+    </w:p>
+    <w:p>
+      <w:pPr>
+        <w:pStyle w:val="ListParagraph"/>
+        <w:numPr>
+          <w:ilvl w:val="0"/>
+          <w:numId w:val="2"/>
+        </w:numPr>
+        <w:rPr>
+          <w:rFonts w:ascii="Times New Roman" w:hAnsi="Times New Roman" w:cs="Times New Roman"/>
+          <w:color w:val="000000" w:themeColor="text1"/>
+          <w:sz w:val="28"/>
+          <w:szCs w:val="28"/>
+        </w:rPr>
+      </w:pPr>
+      <w:r>
+        <w:rPr>
+          <w:rFonts w:ascii="Times New Roman" w:hAnsi="Times New Roman" w:cs="Times New Roman"/>
+          <w:color w:val="000000" w:themeColor="text1"/>
+          <w:sz w:val="28"/>
+          <w:szCs w:val="28"/>
+        </w:rPr>
+        <w:t>Phân công:</w:t>
+      </w:r>
+    </w:p>
+    <w:p>
+      <w:pPr>
+        <w:pStyle w:val="ListParagraph"/>
+        <w:numPr>
+          <w:ilvl w:val="0"/>
+          <w:numId w:val="2"/>
+        </w:numPr>
+        <w:rPr>
+          <w:rFonts w:ascii="Times New Roman" w:hAnsi="Times New Roman" w:cs="Times New Roman"/>
+          <w:color w:val="000000" w:themeColor="text1"/>
+          <w:sz w:val="28"/>
+          <w:szCs w:val="28"/>
+        </w:rPr>
+      </w:pPr>
+      <w:r>
+        <w:rPr>
+          <w:rFonts w:ascii="Times New Roman" w:hAnsi="Times New Roman" w:cs="Times New Roman"/>
+          <w:color w:val="000000" w:themeColor="text1"/>
+          <w:sz w:val="28"/>
+          <w:szCs w:val="28"/>
+        </w:rPr>
+        <w:t>Trần Thanh Định: Thiết kế DB + Backend API</w:t>
+      </w:r>
+    </w:p>
+    <w:p>
+      <w:pPr>
+        <w:pStyle w:val="ListParagraph"/>
+        <w:numPr>
+          <w:ilvl w:val="0"/>
+          <w:numId w:val="2"/>
+        </w:numPr>
+        <w:rPr>
+          <w:rFonts w:ascii="Times New Roman" w:hAnsi="Times New Roman" w:cs="Times New Roman"/>
+          <w:color w:val="000000" w:themeColor="text1"/>
+          <w:sz w:val="28"/>
+          <w:szCs w:val="28"/>
+        </w:rPr>
+      </w:pPr>
+      <w:r>
+        <w:rPr>
+          <w:rFonts w:ascii="Times New Roman" w:hAnsi="Times New Roman" w:cs="Times New Roman"/>
+          <w:color w:val="000000" w:themeColor="text1"/>
+          <w:sz w:val="28"/>
+          <w:szCs w:val="28"/>
+        </w:rPr>
+        <w:t>Huỳnh Gia Huy: Frontend + tích hợp biểu mẫu BM01, BM02</w:t>
+      </w:r>
+    </w:p>
+    <w:p>
+      <w:pPr>
+        <w:pStyle w:val="ListParagraph"/>
+        <w:numPr>
+          <w:ilvl w:val="0"/>
+          <w:numId w:val="2"/>
+        </w:numPr>
+        <w:rPr>
+          <w:rFonts w:ascii="Times New Roman" w:hAnsi="Times New Roman" w:cs="Times New Roman"/>
+          <w:color w:val="000000" w:themeColor="text1"/>
+          <w:sz w:val="28"/>
+          <w:szCs w:val="28"/>
+        </w:rPr>
+      </w:pPr>
+      <w:r>
+        <w:rPr>
+          <w:rFonts w:ascii="Times New Roman" w:hAnsi="Times New Roman" w:cs="Times New Roman"/>
+          <w:color w:val="000000" w:themeColor="text1"/>
+          <w:sz w:val="28"/>
+          <w:szCs w:val="28"/>
+        </w:rPr>
+        <w:t>Trần Quốc Huy: Cronjob + Unit test + tài liệu kỹ thuật</w:t>
+      </w:r>
+    </w:p>
+    <w:p>
+      <w:pPr>
         <w:pStyle w:val="Heading3"/>
       </w:pPr>
       <w:bookmarkStart w:id="37" w:name="_Toc181082865"/>
@@ -8427,22 +10406,282 @@
     </w:p>
     <w:p>
       <w:pPr>
-        <w:pStyle w:val="Heading2"/>
-      </w:pPr>
-      <w:bookmarkStart w:id="38" w:name="_Toc181082866"/>
-      <w:r>
-        <w:t>Sprint 2</w:t>
-      </w:r>
-      <w:bookmarkEnd w:id="38"/>
-      <w:r>
-        <w:t xml:space="preserve"> </w:t>
+        <w:pStyle w:val="ListParagraph"/>
+        <w:numPr>
+          <w:ilvl w:val="0"/>
+          <w:numId w:val="5"/>
+        </w:numPr>
+        <w:rPr>
+          <w:rFonts w:ascii="Times New Roman" w:hAnsi="Times New Roman" w:cs="Times New Roman"/>
+          <w:color w:val="000000" w:themeColor="text1"/>
+          <w:sz w:val="28"/>
+          <w:szCs w:val="28"/>
+        </w:rPr>
+      </w:pPr>
+      <w:r>
+        <w:rPr>
+          <w:rFonts w:ascii="Times New Roman" w:hAnsi="Times New Roman" w:cs="Times New Roman"/>
+          <w:color w:val="000000" w:themeColor="text1"/>
+          <w:sz w:val="28"/>
+          <w:szCs w:val="28"/>
+        </w:rPr>
+        <w:t>Kết quả đạt được</w:t>
+      </w:r>
+      <w:r>
+        <w:rPr>
+          <w:rFonts w:ascii="Times New Roman" w:hAnsi="Times New Roman" w:cs="Times New Roman"/>
+          <w:color w:val="000000" w:themeColor="text1"/>
+          <w:sz w:val="28"/>
+          <w:szCs w:val="28"/>
+        </w:rPr>
+        <w:t>:</w:t>
       </w:r>
     </w:p>
     <w:p>
       <w:pPr>
+        <w:pStyle w:val="ListParagraph"/>
+        <w:numPr>
+          <w:ilvl w:val="0"/>
+          <w:numId w:val="2"/>
+        </w:numPr>
+        <w:rPr>
+          <w:rFonts w:ascii="Times New Roman" w:hAnsi="Times New Roman" w:cs="Times New Roman"/>
+          <w:color w:val="000000" w:themeColor="text1"/>
+          <w:sz w:val="28"/>
+          <w:szCs w:val="28"/>
+        </w:rPr>
+      </w:pPr>
+      <w:r>
+        <w:rPr>
+          <w:rFonts w:ascii="Times New Roman" w:hAnsi="Times New Roman" w:cs="Times New Roman"/>
+          <w:color w:val="000000" w:themeColor="text1"/>
+          <w:sz w:val="28"/>
+          <w:szCs w:val="28"/>
+        </w:rPr>
+        <w:t>Hệ thống cho phép tra cứu chuyến bay theo điểm đi, điểm đến, ngày bay.</w:t>
+      </w:r>
+    </w:p>
+    <w:p>
+      <w:pPr>
+        <w:pStyle w:val="ListParagraph"/>
+        <w:numPr>
+          <w:ilvl w:val="0"/>
+          <w:numId w:val="2"/>
+        </w:numPr>
+        <w:rPr>
+          <w:rFonts w:ascii="Times New Roman" w:hAnsi="Times New Roman" w:cs="Times New Roman"/>
+          <w:color w:val="000000" w:themeColor="text1"/>
+          <w:sz w:val="28"/>
+          <w:szCs w:val="28"/>
+        </w:rPr>
+      </w:pPr>
+      <w:r>
+        <w:rPr>
+          <w:rFonts w:ascii="Times New Roman" w:hAnsi="Times New Roman" w:cs="Times New Roman"/>
+          <w:color w:val="000000" w:themeColor="text1"/>
+          <w:sz w:val="28"/>
+          <w:szCs w:val="28"/>
+        </w:rPr>
+        <w:t>Khách hàng có thể nhập thông tin và tạo PNR thành công.</w:t>
+      </w:r>
+    </w:p>
+    <w:p>
+      <w:pPr>
+        <w:pStyle w:val="ListParagraph"/>
+        <w:numPr>
+          <w:ilvl w:val="0"/>
+          <w:numId w:val="2"/>
+        </w:numPr>
+        <w:rPr>
+          <w:rFonts w:ascii="Times New Roman" w:hAnsi="Times New Roman" w:cs="Times New Roman"/>
+          <w:color w:val="000000" w:themeColor="text1"/>
+          <w:sz w:val="28"/>
+          <w:szCs w:val="28"/>
+        </w:rPr>
+      </w:pPr>
+      <w:r>
+        <w:rPr>
+          <w:rFonts w:ascii="Times New Roman" w:hAnsi="Times New Roman" w:cs="Times New Roman"/>
+          <w:color w:val="000000" w:themeColor="text1"/>
+          <w:sz w:val="28"/>
+          <w:szCs w:val="28"/>
+        </w:rPr>
+        <w:t>PNR ở trạng thái “chưa thanh toán” tự động hủy sau 24h, ghế được hoàn trả.</w:t>
+      </w:r>
+    </w:p>
+    <w:p>
+      <w:pPr>
+        <w:pStyle w:val="ListParagraph"/>
+        <w:numPr>
+          <w:ilvl w:val="0"/>
+          <w:numId w:val="5"/>
+        </w:numPr>
+        <w:rPr>
+          <w:rFonts w:ascii="Times New Roman" w:hAnsi="Times New Roman" w:cs="Times New Roman"/>
+          <w:color w:val="000000" w:themeColor="text1"/>
+          <w:sz w:val="28"/>
+          <w:szCs w:val="28"/>
+        </w:rPr>
+      </w:pPr>
+      <w:r>
+        <w:rPr>
+          <w:rFonts w:ascii="Times New Roman" w:hAnsi="Times New Roman" w:cs="Times New Roman"/>
+          <w:color w:val="000000" w:themeColor="text1"/>
+          <w:sz w:val="28"/>
+          <w:szCs w:val="28"/>
+        </w:rPr>
+        <w:t>Vấn đề gặp phải</w:t>
+      </w:r>
+      <w:r>
+        <w:rPr>
+          <w:rFonts w:ascii="Times New Roman" w:hAnsi="Times New Roman" w:cs="Times New Roman"/>
+          <w:color w:val="000000" w:themeColor="text1"/>
+          <w:sz w:val="28"/>
+          <w:szCs w:val="28"/>
+        </w:rPr>
+        <w:t>:</w:t>
+      </w:r>
+    </w:p>
+    <w:p>
+      <w:pPr>
+        <w:pStyle w:val="ListParagraph"/>
+        <w:numPr>
+          <w:ilvl w:val="0"/>
+          <w:numId w:val="2"/>
+        </w:numPr>
+        <w:rPr>
+          <w:rFonts w:ascii="Times New Roman" w:hAnsi="Times New Roman" w:cs="Times New Roman"/>
+          <w:color w:val="000000" w:themeColor="text1"/>
+          <w:sz w:val="28"/>
+          <w:szCs w:val="28"/>
+        </w:rPr>
+      </w:pPr>
+      <w:r>
+        <w:rPr>
+          <w:rFonts w:ascii="Times New Roman" w:hAnsi="Times New Roman" w:cs="Times New Roman"/>
+          <w:color w:val="000000" w:themeColor="text1"/>
+          <w:sz w:val="28"/>
+          <w:szCs w:val="28"/>
+        </w:rPr>
+        <w:t xml:space="preserve">Tốc độ tìm kiếm chậm khi dữ liệu lớn → giải pháp: thêm index cho cột </w:t>
+      </w:r>
+      <w:r>
+        <w:rPr>
+          <w:rFonts w:ascii="Times New Roman" w:hAnsi="Times New Roman" w:cs="Times New Roman"/>
+          <w:color w:val="000000" w:themeColor="text1"/>
+          <w:sz w:val="28"/>
+          <w:szCs w:val="28"/>
+        </w:rPr>
+        <w:t>NgayBay</w:t>
+      </w:r>
+      <w:r>
+        <w:rPr>
+          <w:rFonts w:ascii="Times New Roman" w:hAnsi="Times New Roman" w:cs="Times New Roman"/>
+          <w:color w:val="000000" w:themeColor="text1"/>
+          <w:sz w:val="28"/>
+          <w:szCs w:val="28"/>
+        </w:rPr>
+        <w:t xml:space="preserve">, </w:t>
+      </w:r>
+      <w:r>
+        <w:rPr>
+          <w:rFonts w:ascii="Times New Roman" w:hAnsi="Times New Roman" w:cs="Times New Roman"/>
+          <w:color w:val="000000" w:themeColor="text1"/>
+          <w:sz w:val="28"/>
+          <w:szCs w:val="28"/>
+        </w:rPr>
+        <w:t>DiemDi</w:t>
+      </w:r>
+      <w:r>
+        <w:rPr>
+          <w:rFonts w:ascii="Times New Roman" w:hAnsi="Times New Roman" w:cs="Times New Roman"/>
+          <w:color w:val="000000" w:themeColor="text1"/>
+          <w:sz w:val="28"/>
+          <w:szCs w:val="28"/>
+        </w:rPr>
+        <w:t xml:space="preserve">, </w:t>
+      </w:r>
+      <w:r>
+        <w:rPr>
+          <w:rFonts w:ascii="Times New Roman" w:hAnsi="Times New Roman" w:cs="Times New Roman"/>
+          <w:color w:val="000000" w:themeColor="text1"/>
+          <w:sz w:val="28"/>
+          <w:szCs w:val="28"/>
+        </w:rPr>
+        <w:t>DiemDen</w:t>
+      </w:r>
+      <w:r>
+        <w:rPr>
+          <w:rFonts w:ascii="Times New Roman" w:hAnsi="Times New Roman" w:cs="Times New Roman"/>
+          <w:color w:val="000000" w:themeColor="text1"/>
+          <w:sz w:val="28"/>
+          <w:szCs w:val="28"/>
+        </w:rPr>
+        <w:t>.</w:t>
+      </w:r>
+    </w:p>
+    <w:p>
+      <w:pPr>
+        <w:pStyle w:val="ListParagraph"/>
+        <w:numPr>
+          <w:ilvl w:val="0"/>
+          <w:numId w:val="5"/>
+        </w:numPr>
+        <w:rPr>
+          <w:rFonts w:ascii="Times New Roman" w:hAnsi="Times New Roman" w:cs="Times New Roman"/>
+          <w:color w:val="000000" w:themeColor="text1"/>
+          <w:sz w:val="28"/>
+          <w:szCs w:val="28"/>
+        </w:rPr>
+      </w:pPr>
+      <w:r>
+        <w:rPr>
+          <w:rFonts w:ascii="Times New Roman" w:hAnsi="Times New Roman" w:cs="Times New Roman"/>
+          <w:color w:val="000000" w:themeColor="text1"/>
+          <w:sz w:val="28"/>
+          <w:szCs w:val="28"/>
+        </w:rPr>
+        <w:t>Demo</w:t>
+      </w:r>
+      <w:r>
+        <w:rPr>
+          <w:rFonts w:ascii="Times New Roman" w:hAnsi="Times New Roman" w:cs="Times New Roman"/>
+          <w:color w:val="000000" w:themeColor="text1"/>
+          <w:sz w:val="28"/>
+          <w:szCs w:val="28"/>
+        </w:rPr>
+        <w:t>: Đã demo thành công luồng “tra cứu → đặt vé → nhận mã PNR” vào cuối tuần 2.</w:t>
+      </w:r>
+    </w:p>
+    <w:p>
+      <w:pPr>
+        <w:rPr>
+          <w:lang w:val="vi-VN"/>
+        </w:rPr>
+      </w:pPr>
+    </w:p>
+    <w:p>
+      <w:pPr>
+        <w:pStyle w:val="Heading2"/>
+      </w:pPr>
+      <w:bookmarkStart w:id="38" w:name="_Toc181082869"/>
+      <w:r>
+        <w:lastRenderedPageBreak/>
+        <w:t xml:space="preserve">Sprint </w:t>
+      </w:r>
+      <w:bookmarkEnd w:id="38"/>
+      <w:r>
+        <w:rPr>
+          <w:lang w:val="en-US"/>
+        </w:rPr>
+        <w:t>2</w:t>
+      </w:r>
+    </w:p>
+    <w:p>
+      <w:pPr>
         <w:pStyle w:val="Heading3"/>
       </w:pPr>
-      <w:bookmarkStart w:id="39" w:name="_Toc181082867"/>
+      <w:bookmarkStart w:id="39" w:name="_Toc181082870"/>
       <w:r>
         <w:t>Sprint planning</w:t>
       </w:r>
@@ -8450,29 +10689,526 @@
     </w:p>
     <w:p>
       <w:pPr>
-        <w:pStyle w:val="Heading3"/>
-      </w:pPr>
-      <w:bookmarkStart w:id="40" w:name="_Toc181082868"/>
-      <w:r>
-        <w:t>Sprint report</w:t>
-      </w:r>
-      <w:bookmarkEnd w:id="40"/>
+        <w:pStyle w:val="ListParagraph"/>
+        <w:numPr>
+          <w:ilvl w:val="0"/>
+          <w:numId w:val="5"/>
+        </w:numPr>
+        <w:rPr>
+          <w:rFonts w:ascii="Times New Roman" w:hAnsi="Times New Roman" w:cs="Times New Roman"/>
+          <w:color w:val="000000" w:themeColor="text1"/>
+          <w:sz w:val="28"/>
+          <w:szCs w:val="28"/>
+        </w:rPr>
+      </w:pPr>
+      <w:r>
+        <w:rPr>
+          <w:rFonts w:ascii="Times New Roman" w:hAnsi="Times New Roman" w:cs="Times New Roman"/>
+          <w:color w:val="000000" w:themeColor="text1"/>
+          <w:sz w:val="28"/>
+          <w:szCs w:val="28"/>
+        </w:rPr>
+        <w:t>Mục tiêu Sprint: Mở rộng chức năng cho khách hàng và hỗ trợ nghiệp vụ phòng Kinh doanh.</w:t>
+      </w:r>
     </w:p>
     <w:p>
       <w:pPr>
-        <w:pStyle w:val="Heading2"/>
-      </w:pPr>
-      <w:bookmarkStart w:id="41" w:name="_Toc181082869"/>
-      <w:r>
-        <w:t>Sprint 3</w:t>
-      </w:r>
-      <w:bookmarkEnd w:id="41"/>
+        <w:pStyle w:val="ListParagraph"/>
+        <w:numPr>
+          <w:ilvl w:val="0"/>
+          <w:numId w:val="5"/>
+        </w:numPr>
+        <w:rPr>
+          <w:rFonts w:ascii="Times New Roman" w:hAnsi="Times New Roman" w:cs="Times New Roman"/>
+          <w:color w:val="000000" w:themeColor="text1"/>
+          <w:sz w:val="28"/>
+          <w:szCs w:val="28"/>
+        </w:rPr>
+      </w:pPr>
+      <w:r>
+        <w:rPr>
+          <w:rFonts w:ascii="Times New Roman" w:hAnsi="Times New Roman" w:cs="Times New Roman"/>
+          <w:color w:val="000000" w:themeColor="text1"/>
+          <w:sz w:val="28"/>
+          <w:szCs w:val="28"/>
+        </w:rPr>
+        <w:t>User Story được chọn:</w:t>
+      </w:r>
     </w:p>
     <w:p>
       <w:pPr>
+        <w:pStyle w:val="ListParagraph"/>
+        <w:numPr>
+          <w:ilvl w:val="0"/>
+          <w:numId w:val="2"/>
+        </w:numPr>
+        <w:rPr>
+          <w:rFonts w:ascii="Times New Roman" w:hAnsi="Times New Roman" w:cs="Times New Roman"/>
+          <w:color w:val="000000" w:themeColor="text1"/>
+          <w:sz w:val="28"/>
+          <w:szCs w:val="28"/>
+        </w:rPr>
+      </w:pPr>
+      <w:r>
+        <w:rPr>
+          <w:rFonts w:ascii="Times New Roman" w:hAnsi="Times New Roman" w:cs="Times New Roman"/>
+          <w:color w:val="000000" w:themeColor="text1"/>
+          <w:sz w:val="28"/>
+          <w:szCs w:val="28"/>
+        </w:rPr>
+        <w:t>PB04: Tra cứu vé đã đặt (BM06)</w:t>
+      </w:r>
+    </w:p>
+    <w:p>
+      <w:pPr>
+        <w:pStyle w:val="ListParagraph"/>
+        <w:numPr>
+          <w:ilvl w:val="0"/>
+          <w:numId w:val="2"/>
+        </w:numPr>
+        <w:rPr>
+          <w:rFonts w:ascii="Times New Roman" w:hAnsi="Times New Roman" w:cs="Times New Roman"/>
+          <w:color w:val="000000" w:themeColor="text1"/>
+          <w:sz w:val="28"/>
+          <w:szCs w:val="28"/>
+        </w:rPr>
+      </w:pPr>
+      <w:r>
+        <w:rPr>
+          <w:rFonts w:ascii="Times New Roman" w:hAnsi="Times New Roman" w:cs="Times New Roman"/>
+          <w:color w:val="000000" w:themeColor="text1"/>
+          <w:sz w:val="28"/>
+          <w:szCs w:val="28"/>
+        </w:rPr>
+        <w:t>PB08: Mua dịch vụ bổ sung (hành lý, suất ăn – theo quy định “Dịch vụ bổ sung”)</w:t>
+      </w:r>
+    </w:p>
+    <w:p>
+      <w:pPr>
+        <w:pStyle w:val="ListParagraph"/>
+        <w:numPr>
+          <w:ilvl w:val="0"/>
+          <w:numId w:val="2"/>
+        </w:numPr>
+        <w:rPr>
+          <w:rFonts w:ascii="Times New Roman" w:hAnsi="Times New Roman" w:cs="Times New Roman"/>
+          <w:color w:val="000000" w:themeColor="text1"/>
+          <w:sz w:val="28"/>
+          <w:szCs w:val="28"/>
+        </w:rPr>
+      </w:pPr>
+      <w:r>
+        <w:rPr>
+          <w:rFonts w:ascii="Times New Roman" w:hAnsi="Times New Roman" w:cs="Times New Roman"/>
+          <w:color w:val="000000" w:themeColor="text1"/>
+          <w:sz w:val="28"/>
+          <w:szCs w:val="28"/>
+        </w:rPr>
+        <w:t>PB05: Báo cáo doanh thu (BM03 – dành cho nhân viên kinh doanh)</w:t>
+      </w:r>
+    </w:p>
+    <w:p>
+      <w:pPr>
+        <w:pStyle w:val="ListParagraph"/>
+        <w:numPr>
+          <w:ilvl w:val="0"/>
+          <w:numId w:val="5"/>
+        </w:numPr>
+        <w:rPr>
+          <w:rFonts w:ascii="Times New Roman" w:hAnsi="Times New Roman" w:cs="Times New Roman"/>
+          <w:color w:val="000000" w:themeColor="text1"/>
+          <w:sz w:val="28"/>
+          <w:szCs w:val="28"/>
+        </w:rPr>
+      </w:pPr>
+      <w:r>
+        <w:rPr>
+          <w:rFonts w:ascii="Times New Roman" w:hAnsi="Times New Roman" w:cs="Times New Roman"/>
+          <w:color w:val="000000" w:themeColor="text1"/>
+          <w:sz w:val="28"/>
+          <w:szCs w:val="28"/>
+        </w:rPr>
+        <w:t>Công việc chi tiết:</w:t>
+      </w:r>
+    </w:p>
+    <w:p>
+      <w:pPr>
+        <w:pStyle w:val="ListParagraph"/>
+        <w:numPr>
+          <w:ilvl w:val="0"/>
+          <w:numId w:val="2"/>
+        </w:numPr>
+        <w:rPr>
+          <w:rFonts w:ascii="Times New Roman" w:hAnsi="Times New Roman" w:cs="Times New Roman"/>
+          <w:color w:val="000000" w:themeColor="text1"/>
+          <w:sz w:val="28"/>
+          <w:szCs w:val="28"/>
+        </w:rPr>
+      </w:pPr>
+      <w:r>
+        <w:rPr>
+          <w:rFonts w:ascii="Times New Roman" w:hAnsi="Times New Roman" w:cs="Times New Roman"/>
+          <w:color w:val="000000" w:themeColor="text1"/>
+          <w:sz w:val="28"/>
+          <w:szCs w:val="28"/>
+        </w:rPr>
+        <w:t>Phát triển API: /bookings/{id}, /addons/purchase, /reports/daily</w:t>
+      </w:r>
+    </w:p>
+    <w:p>
+      <w:pPr>
+        <w:pStyle w:val="ListParagraph"/>
+        <w:numPr>
+          <w:ilvl w:val="0"/>
+          <w:numId w:val="2"/>
+        </w:numPr>
+        <w:rPr>
+          <w:rFonts w:ascii="Times New Roman" w:hAnsi="Times New Roman" w:cs="Times New Roman"/>
+          <w:color w:val="000000" w:themeColor="text1"/>
+          <w:sz w:val="28"/>
+          <w:szCs w:val="28"/>
+        </w:rPr>
+      </w:pPr>
+      <w:r>
+        <w:rPr>
+          <w:rFonts w:ascii="Times New Roman" w:hAnsi="Times New Roman" w:cs="Times New Roman"/>
+          <w:color w:val="000000" w:themeColor="text1"/>
+          <w:sz w:val="28"/>
+          <w:szCs w:val="28"/>
+        </w:rPr>
+        <w:t>Giao diện: trang “Quản lý vé của tôi”, trang chọn dịch vụ add-on, trang báo cáo (admin)</w:t>
+      </w:r>
+    </w:p>
+    <w:p>
+      <w:pPr>
+        <w:pStyle w:val="ListParagraph"/>
+        <w:numPr>
+          <w:ilvl w:val="0"/>
+          <w:numId w:val="2"/>
+        </w:numPr>
+        <w:rPr>
+          <w:rFonts w:ascii="Times New Roman" w:hAnsi="Times New Roman" w:cs="Times New Roman"/>
+          <w:color w:val="000000" w:themeColor="text1"/>
+          <w:sz w:val="28"/>
+          <w:szCs w:val="28"/>
+        </w:rPr>
+      </w:pPr>
+      <w:r>
+        <w:rPr>
+          <w:rFonts w:ascii="Times New Roman" w:hAnsi="Times New Roman" w:cs="Times New Roman"/>
+          <w:color w:val="000000" w:themeColor="text1"/>
+          <w:sz w:val="28"/>
+          <w:szCs w:val="28"/>
+        </w:rPr>
+        <w:t>Xác thực vai trò: chỉ nhân viên kinh doanh mới xem được báo cáo</w:t>
+      </w:r>
+    </w:p>
+    <w:p>
+      <w:pPr>
+        <w:pStyle w:val="ListParagraph"/>
+        <w:numPr>
+          <w:ilvl w:val="0"/>
+          <w:numId w:val="5"/>
+        </w:numPr>
+        <w:rPr>
+          <w:rFonts w:ascii="Times New Roman" w:hAnsi="Times New Roman" w:cs="Times New Roman"/>
+          <w:color w:val="000000" w:themeColor="text1"/>
+          <w:sz w:val="28"/>
+          <w:szCs w:val="28"/>
+        </w:rPr>
+      </w:pPr>
+      <w:r>
+        <w:rPr>
+          <w:rFonts w:ascii="Times New Roman" w:hAnsi="Times New Roman" w:cs="Times New Roman"/>
+          <w:color w:val="000000" w:themeColor="text1"/>
+          <w:sz w:val="28"/>
+          <w:szCs w:val="28"/>
+        </w:rPr>
+        <w:t>Phân công:</w:t>
+      </w:r>
+    </w:p>
+    <w:p>
+      <w:pPr>
+        <w:pStyle w:val="ListParagraph"/>
+        <w:numPr>
+          <w:ilvl w:val="0"/>
+          <w:numId w:val="2"/>
+        </w:numPr>
+        <w:rPr>
+          <w:rFonts w:ascii="Times New Roman" w:hAnsi="Times New Roman" w:cs="Times New Roman"/>
+          <w:color w:val="000000" w:themeColor="text1"/>
+          <w:sz w:val="28"/>
+          <w:szCs w:val="28"/>
+        </w:rPr>
+      </w:pPr>
+      <w:r>
+        <w:rPr>
+          <w:rFonts w:ascii="Times New Roman" w:hAnsi="Times New Roman" w:cs="Times New Roman"/>
+          <w:color w:val="000000" w:themeColor="text1"/>
+          <w:sz w:val="28"/>
+          <w:szCs w:val="28"/>
+        </w:rPr>
+        <w:t>Trần Thanh Định: API tra cứu vé + add-on</w:t>
+      </w:r>
+    </w:p>
+    <w:p>
+      <w:pPr>
+        <w:pStyle w:val="ListParagraph"/>
+        <w:numPr>
+          <w:ilvl w:val="0"/>
+          <w:numId w:val="2"/>
+        </w:numPr>
+        <w:rPr>
+          <w:rFonts w:ascii="Times New Roman" w:hAnsi="Times New Roman" w:cs="Times New Roman"/>
+          <w:color w:val="000000" w:themeColor="text1"/>
+          <w:sz w:val="28"/>
+          <w:szCs w:val="28"/>
+        </w:rPr>
+      </w:pPr>
+      <w:r>
+        <w:rPr>
+          <w:rFonts w:ascii="Times New Roman" w:hAnsi="Times New Roman" w:cs="Times New Roman"/>
+          <w:color w:val="000000" w:themeColor="text1"/>
+          <w:sz w:val="28"/>
+          <w:szCs w:val="28"/>
+        </w:rPr>
+        <w:t>Huỳnh Gia Huy: Giao diện người dùng + tích hợp BM06, BM03</w:t>
+      </w:r>
+    </w:p>
+    <w:p>
+      <w:pPr>
+        <w:pStyle w:val="ListParagraph"/>
+        <w:numPr>
+          <w:ilvl w:val="0"/>
+          <w:numId w:val="2"/>
+        </w:numPr>
+        <w:rPr>
+          <w:rFonts w:ascii="Times New Roman" w:hAnsi="Times New Roman" w:cs="Times New Roman"/>
+          <w:color w:val="000000" w:themeColor="text1"/>
+          <w:sz w:val="28"/>
+          <w:szCs w:val="28"/>
+        </w:rPr>
+      </w:pPr>
+      <w:r>
+        <w:rPr>
+          <w:rFonts w:ascii="Times New Roman" w:hAnsi="Times New Roman" w:cs="Times New Roman"/>
+          <w:color w:val="000000" w:themeColor="text1"/>
+          <w:sz w:val="28"/>
+          <w:szCs w:val="28"/>
+        </w:rPr>
+        <w:t>Trần Quốc Huy: Phân quyền RBAC + kiểm thử tích hợp</w:t>
+      </w:r>
+    </w:p>
+    <w:p>
+      <w:pPr>
         <w:pStyle w:val="Heading3"/>
       </w:pPr>
-      <w:bookmarkStart w:id="42" w:name="_Toc181082870"/>
+      <w:bookmarkStart w:id="40" w:name="_Toc181082871"/>
+      <w:r>
+        <w:t>Sprint report</w:t>
+      </w:r>
+      <w:bookmarkEnd w:id="40"/>
+      <w:r>
+        <w:br/>
+      </w:r>
+    </w:p>
+    <w:p>
+      <w:pPr>
+        <w:pStyle w:val="ListParagraph"/>
+        <w:numPr>
+          <w:ilvl w:val="0"/>
+          <w:numId w:val="5"/>
+        </w:numPr>
+        <w:rPr>
+          <w:rFonts w:ascii="Times New Roman" w:hAnsi="Times New Roman" w:cs="Times New Roman"/>
+          <w:color w:val="000000" w:themeColor="text1"/>
+          <w:sz w:val="28"/>
+          <w:szCs w:val="28"/>
+        </w:rPr>
+      </w:pPr>
+      <w:r>
+        <w:rPr>
+          <w:rFonts w:ascii="Times New Roman" w:hAnsi="Times New Roman" w:cs="Times New Roman"/>
+          <w:color w:val="000000" w:themeColor="text1"/>
+          <w:sz w:val="28"/>
+          <w:szCs w:val="28"/>
+        </w:rPr>
+        <w:t>Kết quả đạt được:</w:t>
+      </w:r>
+    </w:p>
+    <w:p>
+      <w:pPr>
+        <w:pStyle w:val="ListParagraph"/>
+        <w:numPr>
+          <w:ilvl w:val="0"/>
+          <w:numId w:val="2"/>
+        </w:numPr>
+        <w:rPr>
+          <w:rFonts w:ascii="Times New Roman" w:hAnsi="Times New Roman" w:cs="Times New Roman"/>
+          <w:color w:val="000000" w:themeColor="text1"/>
+          <w:sz w:val="28"/>
+          <w:szCs w:val="28"/>
+        </w:rPr>
+      </w:pPr>
+      <w:r>
+        <w:rPr>
+          <w:rFonts w:ascii="Times New Roman" w:hAnsi="Times New Roman" w:cs="Times New Roman"/>
+          <w:color w:val="000000" w:themeColor="text1"/>
+          <w:sz w:val="28"/>
+          <w:szCs w:val="28"/>
+        </w:rPr>
+        <w:t>Khách hàng nhập mã vé → xem chi tiết hành trình, trạng thái, ghế.</w:t>
+      </w:r>
+    </w:p>
+    <w:p>
+      <w:pPr>
+        <w:pStyle w:val="ListParagraph"/>
+        <w:numPr>
+          <w:ilvl w:val="0"/>
+          <w:numId w:val="2"/>
+        </w:numPr>
+        <w:rPr>
+          <w:rFonts w:ascii="Times New Roman" w:hAnsi="Times New Roman" w:cs="Times New Roman"/>
+          <w:color w:val="000000" w:themeColor="text1"/>
+          <w:sz w:val="28"/>
+          <w:szCs w:val="28"/>
+        </w:rPr>
+      </w:pPr>
+      <w:r>
+        <w:rPr>
+          <w:rFonts w:ascii="Times New Roman" w:hAnsi="Times New Roman" w:cs="Times New Roman"/>
+          <w:color w:val="000000" w:themeColor="text1"/>
+          <w:sz w:val="28"/>
+          <w:szCs w:val="28"/>
+        </w:rPr>
+        <w:t>Tích hợp thành công chức năng mua hành lý, suất ăn trước giờ bay.</w:t>
+      </w:r>
+    </w:p>
+    <w:p>
+      <w:pPr>
+        <w:pStyle w:val="ListParagraph"/>
+        <w:numPr>
+          <w:ilvl w:val="0"/>
+          <w:numId w:val="2"/>
+        </w:numPr>
+        <w:rPr>
+          <w:rFonts w:ascii="Times New Roman" w:hAnsi="Times New Roman" w:cs="Times New Roman"/>
+          <w:color w:val="000000" w:themeColor="text1"/>
+          <w:sz w:val="28"/>
+          <w:szCs w:val="28"/>
+        </w:rPr>
+      </w:pPr>
+      <w:r>
+        <w:rPr>
+          <w:rFonts w:ascii="Times New Roman" w:hAnsi="Times New Roman" w:cs="Times New Roman"/>
+          <w:color w:val="000000" w:themeColor="text1"/>
+          <w:sz w:val="28"/>
+          <w:szCs w:val="28"/>
+        </w:rPr>
+        <w:t>Báo cáo doanh thu theo ngày/tháng hoạt động, đồng bộ với dữ liệu thực tế.</w:t>
+      </w:r>
+    </w:p>
+    <w:p>
+      <w:pPr>
+        <w:pStyle w:val="ListParagraph"/>
+        <w:numPr>
+          <w:ilvl w:val="0"/>
+          <w:numId w:val="5"/>
+        </w:numPr>
+        <w:rPr>
+          <w:rFonts w:ascii="Times New Roman" w:hAnsi="Times New Roman" w:cs="Times New Roman"/>
+          <w:color w:val="000000" w:themeColor="text1"/>
+          <w:sz w:val="28"/>
+          <w:szCs w:val="28"/>
+        </w:rPr>
+      </w:pPr>
+      <w:r>
+        <w:rPr>
+          <w:rFonts w:ascii="Times New Roman" w:hAnsi="Times New Roman" w:cs="Times New Roman"/>
+          <w:color w:val="000000" w:themeColor="text1"/>
+          <w:sz w:val="28"/>
+          <w:szCs w:val="28"/>
+        </w:rPr>
+        <w:t>Vấn đề gặp phải:</w:t>
+      </w:r>
+    </w:p>
+    <w:p>
+      <w:pPr>
+        <w:pStyle w:val="ListParagraph"/>
+        <w:numPr>
+          <w:ilvl w:val="0"/>
+          <w:numId w:val="2"/>
+        </w:numPr>
+        <w:rPr>
+          <w:rFonts w:ascii="Times New Roman" w:hAnsi="Times New Roman" w:cs="Times New Roman"/>
+          <w:color w:val="000000" w:themeColor="text1"/>
+          <w:sz w:val="28"/>
+          <w:szCs w:val="28"/>
+        </w:rPr>
+      </w:pPr>
+      <w:r>
+        <w:rPr>
+          <w:rFonts w:ascii="Times New Roman" w:hAnsi="Times New Roman" w:cs="Times New Roman"/>
+          <w:color w:val="000000" w:themeColor="text1"/>
+          <w:sz w:val="28"/>
+          <w:szCs w:val="28"/>
+        </w:rPr>
+        <w:t>Xung đột khi nhiều người mua add-on cùng ghế → giải pháp: lock ghế trong giao dịch DB.</w:t>
+      </w:r>
+    </w:p>
+    <w:p>
+      <w:pPr>
+        <w:pStyle w:val="ListParagraph"/>
+        <w:numPr>
+          <w:ilvl w:val="0"/>
+          <w:numId w:val="5"/>
+        </w:numPr>
+        <w:rPr>
+          <w:rFonts w:ascii="Times New Roman" w:hAnsi="Times New Roman" w:cs="Times New Roman"/>
+          <w:color w:val="000000" w:themeColor="text1"/>
+          <w:sz w:val="28"/>
+          <w:szCs w:val="28"/>
+        </w:rPr>
+      </w:pPr>
+      <w:r>
+        <w:rPr>
+          <w:rFonts w:ascii="Times New Roman" w:hAnsi="Times New Roman" w:cs="Times New Roman"/>
+          <w:color w:val="000000" w:themeColor="text1"/>
+          <w:sz w:val="28"/>
+          <w:szCs w:val="28"/>
+        </w:rPr>
+        <w:t>Demo: Luồng “xem vé → mua hành lý → thanh toán” hoạt động ổn định.</w:t>
+      </w:r>
+    </w:p>
+    <w:p>
+      <w:pPr>
+        <w:rPr>
+          <w:lang w:val="vi-VN"/>
+        </w:rPr>
+      </w:pPr>
+    </w:p>
+    <w:p>
+      <w:pPr>
+        <w:pStyle w:val="Heading2"/>
+      </w:pPr>
+      <w:bookmarkStart w:id="41" w:name="_Toc181082866"/>
+      <w:r>
+        <w:lastRenderedPageBreak/>
+        <w:t>Sprint 2</w:t>
+      </w:r>
+      <w:bookmarkEnd w:id="41"/>
+      <w:r>
+        <w:rPr>
+          <w:lang w:val="en-US"/>
+        </w:rPr>
+        <w:t>3</w:t>
+      </w:r>
+    </w:p>
+    <w:p>
+      <w:pPr>
+        <w:pStyle w:val="Heading3"/>
+      </w:pPr>
+      <w:bookmarkStart w:id="42" w:name="_Toc181082867"/>
       <w:r>
         <w:t>Sprint planning</w:t>
       </w:r>
@@ -8480,13 +11216,605 @@
     </w:p>
     <w:p>
       <w:pPr>
+        <w:pStyle w:val="ListParagraph"/>
+        <w:numPr>
+          <w:ilvl w:val="0"/>
+          <w:numId w:val="5"/>
+        </w:numPr>
+        <w:rPr>
+          <w:rFonts w:ascii="Times New Roman" w:hAnsi="Times New Roman" w:cs="Times New Roman"/>
+          <w:color w:val="000000" w:themeColor="text1"/>
+          <w:sz w:val="28"/>
+          <w:szCs w:val="28"/>
+        </w:rPr>
+      </w:pPr>
+      <w:r>
+        <w:rPr>
+          <w:rFonts w:ascii="Times New Roman" w:hAnsi="Times New Roman" w:cs="Times New Roman"/>
+          <w:color w:val="000000" w:themeColor="text1"/>
+          <w:sz w:val="28"/>
+          <w:szCs w:val="28"/>
+        </w:rPr>
+        <w:t>Mục tiêu Sprint</w:t>
+      </w:r>
+      <w:r>
+        <w:rPr>
+          <w:rFonts w:ascii="Times New Roman" w:hAnsi="Times New Roman" w:cs="Times New Roman"/>
+          <w:color w:val="000000" w:themeColor="text1"/>
+          <w:sz w:val="28"/>
+          <w:szCs w:val="28"/>
+        </w:rPr>
+        <w:t>: Hoàn thiện hệ thống với tính năng vận hành và xử lý ngoại lệ.</w:t>
+      </w:r>
+    </w:p>
+    <w:p>
+      <w:pPr>
+        <w:pStyle w:val="ListParagraph"/>
+        <w:numPr>
+          <w:ilvl w:val="0"/>
+          <w:numId w:val="5"/>
+        </w:numPr>
+        <w:rPr>
+          <w:rFonts w:ascii="Times New Roman" w:hAnsi="Times New Roman" w:cs="Times New Roman"/>
+          <w:color w:val="000000" w:themeColor="text1"/>
+          <w:sz w:val="28"/>
+          <w:szCs w:val="28"/>
+        </w:rPr>
+      </w:pPr>
+      <w:r>
+        <w:rPr>
+          <w:rFonts w:ascii="Times New Roman" w:hAnsi="Times New Roman" w:cs="Times New Roman"/>
+          <w:color w:val="000000" w:themeColor="text1"/>
+          <w:sz w:val="28"/>
+          <w:szCs w:val="28"/>
+        </w:rPr>
+        <w:t>User Story được chọn</w:t>
+      </w:r>
+      <w:r>
+        <w:rPr>
+          <w:rFonts w:ascii="Times New Roman" w:hAnsi="Times New Roman" w:cs="Times New Roman"/>
+          <w:color w:val="000000" w:themeColor="text1"/>
+          <w:sz w:val="28"/>
+          <w:szCs w:val="28"/>
+        </w:rPr>
+        <w:t>:</w:t>
+      </w:r>
+    </w:p>
+    <w:p>
+      <w:pPr>
+        <w:pStyle w:val="ListParagraph"/>
+        <w:numPr>
+          <w:ilvl w:val="0"/>
+          <w:numId w:val="2"/>
+        </w:numPr>
+        <w:rPr>
+          <w:rFonts w:ascii="Times New Roman" w:hAnsi="Times New Roman" w:cs="Times New Roman"/>
+          <w:color w:val="000000" w:themeColor="text1"/>
+          <w:sz w:val="28"/>
+          <w:szCs w:val="28"/>
+        </w:rPr>
+      </w:pPr>
+      <w:r>
+        <w:rPr>
+          <w:rFonts w:ascii="Times New Roman" w:hAnsi="Times New Roman" w:cs="Times New Roman"/>
+          <w:color w:val="000000" w:themeColor="text1"/>
+          <w:sz w:val="28"/>
+          <w:szCs w:val="28"/>
+        </w:rPr>
+        <w:t>PB03: Hủy vé (BM04 – tuân thủ quy định “Hủy vé”)</w:t>
+      </w:r>
+    </w:p>
+    <w:p>
+      <w:pPr>
+        <w:pStyle w:val="ListParagraph"/>
+        <w:numPr>
+          <w:ilvl w:val="0"/>
+          <w:numId w:val="2"/>
+        </w:numPr>
+        <w:rPr>
+          <w:rFonts w:ascii="Times New Roman" w:hAnsi="Times New Roman" w:cs="Times New Roman"/>
+          <w:color w:val="000000" w:themeColor="text1"/>
+          <w:sz w:val="28"/>
+          <w:szCs w:val="28"/>
+        </w:rPr>
+      </w:pPr>
+      <w:r>
+        <w:rPr>
+          <w:rFonts w:ascii="Times New Roman" w:hAnsi="Times New Roman" w:cs="Times New Roman"/>
+          <w:color w:val="000000" w:themeColor="text1"/>
+          <w:sz w:val="28"/>
+          <w:szCs w:val="28"/>
+        </w:rPr>
+        <w:t>PB10: Gửi thông báo khi chuyến bay thay đổi (theo quy định “Thông báo thay đổi”)</w:t>
+      </w:r>
+    </w:p>
+    <w:p>
+      <w:pPr>
+        <w:pStyle w:val="ListParagraph"/>
+        <w:numPr>
+          <w:ilvl w:val="0"/>
+          <w:numId w:val="2"/>
+        </w:numPr>
+        <w:rPr>
+          <w:rFonts w:ascii="Times New Roman" w:hAnsi="Times New Roman" w:cs="Times New Roman"/>
+          <w:color w:val="000000" w:themeColor="text1"/>
+          <w:sz w:val="28"/>
+          <w:szCs w:val="28"/>
+        </w:rPr>
+      </w:pPr>
+      <w:r>
+        <w:rPr>
+          <w:rFonts w:ascii="Times New Roman" w:hAnsi="Times New Roman" w:cs="Times New Roman"/>
+          <w:color w:val="000000" w:themeColor="text1"/>
+          <w:sz w:val="28"/>
+          <w:szCs w:val="28"/>
+        </w:rPr>
+        <w:t>PB06: Cập nhật lịch bay (BM05 – dành cho nhân viên quản lý chuyến bay)</w:t>
+      </w:r>
+    </w:p>
+    <w:p>
+      <w:pPr>
+        <w:pStyle w:val="ListParagraph"/>
+        <w:numPr>
+          <w:ilvl w:val="0"/>
+          <w:numId w:val="5"/>
+        </w:numPr>
+        <w:rPr>
+          <w:rFonts w:ascii="Times New Roman" w:hAnsi="Times New Roman" w:cs="Times New Roman"/>
+          <w:color w:val="000000" w:themeColor="text1"/>
+          <w:sz w:val="28"/>
+          <w:szCs w:val="28"/>
+        </w:rPr>
+      </w:pPr>
+      <w:r>
+        <w:rPr>
+          <w:rFonts w:ascii="Times New Roman" w:hAnsi="Times New Roman" w:cs="Times New Roman"/>
+          <w:color w:val="000000" w:themeColor="text1"/>
+          <w:sz w:val="28"/>
+          <w:szCs w:val="28"/>
+        </w:rPr>
+        <w:t>Công việc chi tiết</w:t>
+      </w:r>
+      <w:r>
+        <w:rPr>
+          <w:rFonts w:ascii="Times New Roman" w:hAnsi="Times New Roman" w:cs="Times New Roman"/>
+          <w:color w:val="000000" w:themeColor="text1"/>
+          <w:sz w:val="28"/>
+          <w:szCs w:val="28"/>
+        </w:rPr>
+        <w:t>:</w:t>
+      </w:r>
+    </w:p>
+    <w:p>
+      <w:pPr>
+        <w:pStyle w:val="ListParagraph"/>
+        <w:numPr>
+          <w:ilvl w:val="0"/>
+          <w:numId w:val="2"/>
+        </w:numPr>
+        <w:rPr>
+          <w:rFonts w:ascii="Times New Roman" w:hAnsi="Times New Roman" w:cs="Times New Roman"/>
+          <w:color w:val="000000" w:themeColor="text1"/>
+          <w:sz w:val="28"/>
+          <w:szCs w:val="28"/>
+        </w:rPr>
+      </w:pPr>
+      <w:r>
+        <w:rPr>
+          <w:rFonts w:ascii="Times New Roman" w:hAnsi="Times New Roman" w:cs="Times New Roman"/>
+          <w:color w:val="000000" w:themeColor="text1"/>
+          <w:sz w:val="28"/>
+          <w:szCs w:val="28"/>
+        </w:rPr>
+        <w:t xml:space="preserve">API: </w:t>
+      </w:r>
+      <w:r>
+        <w:rPr>
+          <w:rFonts w:ascii="Times New Roman" w:hAnsi="Times New Roman" w:cs="Times New Roman"/>
+          <w:color w:val="000000" w:themeColor="text1"/>
+          <w:sz w:val="28"/>
+          <w:szCs w:val="28"/>
+        </w:rPr>
+        <w:t>/bookings/{id}/cancel</w:t>
+      </w:r>
+      <w:r>
+        <w:rPr>
+          <w:rFonts w:ascii="Times New Roman" w:hAnsi="Times New Roman" w:cs="Times New Roman"/>
+          <w:color w:val="000000" w:themeColor="text1"/>
+          <w:sz w:val="28"/>
+          <w:szCs w:val="28"/>
+        </w:rPr>
+        <w:t xml:space="preserve">, </w:t>
+      </w:r>
+      <w:r>
+        <w:rPr>
+          <w:rFonts w:ascii="Times New Roman" w:hAnsi="Times New Roman" w:cs="Times New Roman"/>
+          <w:color w:val="000000" w:themeColor="text1"/>
+          <w:sz w:val="28"/>
+          <w:szCs w:val="28"/>
+        </w:rPr>
+        <w:t>/flights/update-status</w:t>
+      </w:r>
+      <w:r>
+        <w:rPr>
+          <w:rFonts w:ascii="Times New Roman" w:hAnsi="Times New Roman" w:cs="Times New Roman"/>
+          <w:color w:val="000000" w:themeColor="text1"/>
+          <w:sz w:val="28"/>
+          <w:szCs w:val="28"/>
+        </w:rPr>
+        <w:t xml:space="preserve">, </w:t>
+      </w:r>
+      <w:r>
+        <w:rPr>
+          <w:rFonts w:ascii="Times New Roman" w:hAnsi="Times New Roman" w:cs="Times New Roman"/>
+          <w:color w:val="000000" w:themeColor="text1"/>
+          <w:sz w:val="28"/>
+          <w:szCs w:val="28"/>
+        </w:rPr>
+        <w:t>/notifications/send</w:t>
+      </w:r>
+    </w:p>
+    <w:p>
+      <w:pPr>
+        <w:pStyle w:val="ListParagraph"/>
+        <w:numPr>
+          <w:ilvl w:val="0"/>
+          <w:numId w:val="2"/>
+        </w:numPr>
+        <w:rPr>
+          <w:rFonts w:ascii="Times New Roman" w:hAnsi="Times New Roman" w:cs="Times New Roman"/>
+          <w:color w:val="000000" w:themeColor="text1"/>
+          <w:sz w:val="28"/>
+          <w:szCs w:val="28"/>
+        </w:rPr>
+      </w:pPr>
+      <w:r>
+        <w:rPr>
+          <w:rFonts w:ascii="Times New Roman" w:hAnsi="Times New Roman" w:cs="Times New Roman"/>
+          <w:color w:val="000000" w:themeColor="text1"/>
+          <w:sz w:val="28"/>
+          <w:szCs w:val="28"/>
+        </w:rPr>
+        <w:t>Cơ chế gửi email/SMS giả lập (mock service)</w:t>
+      </w:r>
+    </w:p>
+    <w:p>
+      <w:pPr>
+        <w:pStyle w:val="ListParagraph"/>
+        <w:numPr>
+          <w:ilvl w:val="0"/>
+          <w:numId w:val="2"/>
+        </w:numPr>
+        <w:rPr>
+          <w:rFonts w:ascii="Times New Roman" w:hAnsi="Times New Roman" w:cs="Times New Roman"/>
+          <w:color w:val="000000" w:themeColor="text1"/>
+          <w:sz w:val="28"/>
+          <w:szCs w:val="28"/>
+        </w:rPr>
+      </w:pPr>
+      <w:r>
+        <w:rPr>
+          <w:rFonts w:ascii="Times New Roman" w:hAnsi="Times New Roman" w:cs="Times New Roman"/>
+          <w:color w:val="000000" w:themeColor="text1"/>
+          <w:sz w:val="28"/>
+          <w:szCs w:val="28"/>
+        </w:rPr>
+        <w:t>Giao diện quản trị: form cập nhật trạng thái chuyến (BM05)</w:t>
+      </w:r>
+    </w:p>
+    <w:p>
+      <w:pPr>
+        <w:pStyle w:val="ListParagraph"/>
+        <w:numPr>
+          <w:ilvl w:val="0"/>
+          <w:numId w:val="2"/>
+        </w:numPr>
+        <w:rPr>
+          <w:rFonts w:ascii="Times New Roman" w:hAnsi="Times New Roman" w:cs="Times New Roman"/>
+          <w:color w:val="000000" w:themeColor="text1"/>
+          <w:sz w:val="28"/>
+          <w:szCs w:val="28"/>
+        </w:rPr>
+      </w:pPr>
+      <w:r>
+        <w:rPr>
+          <w:rFonts w:ascii="Times New Roman" w:hAnsi="Times New Roman" w:cs="Times New Roman"/>
+          <w:color w:val="000000" w:themeColor="text1"/>
+          <w:sz w:val="28"/>
+          <w:szCs w:val="28"/>
+        </w:rPr>
+        <w:t>Log toàn bộ thao tác theo quy định bảo mật và NĐ 13/2023</w:t>
+      </w:r>
+    </w:p>
+    <w:p>
+      <w:pPr>
+        <w:pStyle w:val="ListParagraph"/>
+        <w:numPr>
+          <w:ilvl w:val="0"/>
+          <w:numId w:val="5"/>
+        </w:numPr>
+        <w:rPr>
+          <w:rFonts w:ascii="Times New Roman" w:hAnsi="Times New Roman" w:cs="Times New Roman"/>
+          <w:color w:val="000000" w:themeColor="text1"/>
+          <w:sz w:val="28"/>
+          <w:szCs w:val="28"/>
+        </w:rPr>
+      </w:pPr>
+      <w:r>
+        <w:rPr>
+          <w:rFonts w:ascii="Times New Roman" w:hAnsi="Times New Roman" w:cs="Times New Roman"/>
+          <w:color w:val="000000" w:themeColor="text1"/>
+          <w:sz w:val="28"/>
+          <w:szCs w:val="28"/>
+        </w:rPr>
+        <w:t>Phân công</w:t>
+      </w:r>
+      <w:r>
+        <w:rPr>
+          <w:rFonts w:ascii="Times New Roman" w:hAnsi="Times New Roman" w:cs="Times New Roman"/>
+          <w:color w:val="000000" w:themeColor="text1"/>
+          <w:sz w:val="28"/>
+          <w:szCs w:val="28"/>
+        </w:rPr>
+        <w:t>:</w:t>
+      </w:r>
+    </w:p>
+    <w:p>
+      <w:pPr>
+        <w:pStyle w:val="ListParagraph"/>
+        <w:numPr>
+          <w:ilvl w:val="0"/>
+          <w:numId w:val="2"/>
+        </w:numPr>
+        <w:rPr>
+          <w:rFonts w:ascii="Times New Roman" w:hAnsi="Times New Roman" w:cs="Times New Roman"/>
+          <w:color w:val="000000" w:themeColor="text1"/>
+          <w:sz w:val="28"/>
+          <w:szCs w:val="28"/>
+        </w:rPr>
+      </w:pPr>
+      <w:r>
+        <w:rPr>
+          <w:rFonts w:ascii="Times New Roman" w:hAnsi="Times New Roman" w:cs="Times New Roman"/>
+          <w:color w:val="000000" w:themeColor="text1"/>
+          <w:sz w:val="28"/>
+          <w:szCs w:val="28"/>
+        </w:rPr>
+        <w:t>Trần Thanh Định: API hủy vé + cập nhật chuyến bay</w:t>
+      </w:r>
+    </w:p>
+    <w:p>
+      <w:pPr>
+        <w:pStyle w:val="ListParagraph"/>
+        <w:numPr>
+          <w:ilvl w:val="0"/>
+          <w:numId w:val="2"/>
+        </w:numPr>
+        <w:rPr>
+          <w:rFonts w:ascii="Times New Roman" w:hAnsi="Times New Roman" w:cs="Times New Roman"/>
+          <w:color w:val="000000" w:themeColor="text1"/>
+          <w:sz w:val="28"/>
+          <w:szCs w:val="28"/>
+        </w:rPr>
+      </w:pPr>
+      <w:r>
+        <w:rPr>
+          <w:rFonts w:ascii="Times New Roman" w:hAnsi="Times New Roman" w:cs="Times New Roman"/>
+          <w:color w:val="000000" w:themeColor="text1"/>
+          <w:sz w:val="28"/>
+          <w:szCs w:val="28"/>
+        </w:rPr>
+        <w:t>Huỳnh Gia Huy: Giao diện quản trị + mock notification</w:t>
+      </w:r>
+    </w:p>
+    <w:p>
+      <w:pPr>
+        <w:pStyle w:val="ListParagraph"/>
+        <w:numPr>
+          <w:ilvl w:val="0"/>
+          <w:numId w:val="2"/>
+        </w:numPr>
+        <w:rPr>
+          <w:rFonts w:ascii="Times New Roman" w:hAnsi="Times New Roman" w:cs="Times New Roman"/>
+          <w:color w:val="000000" w:themeColor="text1"/>
+          <w:sz w:val="28"/>
+          <w:szCs w:val="28"/>
+        </w:rPr>
+      </w:pPr>
+      <w:r>
+        <w:rPr>
+          <w:rFonts w:ascii="Times New Roman" w:hAnsi="Times New Roman" w:cs="Times New Roman"/>
+          <w:color w:val="000000" w:themeColor="text1"/>
+          <w:sz w:val="28"/>
+          <w:szCs w:val="28"/>
+        </w:rPr>
+        <w:t>Trần Quốc Huy: Logging, security audit, hoàn thiện tài liệu</w:t>
+      </w:r>
+    </w:p>
+    <w:p>
+      <w:pPr>
+        <w:rPr>
+          <w:lang w:val="vi-VN"/>
+        </w:rPr>
+      </w:pPr>
+    </w:p>
+    <w:p>
+      <w:pPr>
         <w:pStyle w:val="Heading3"/>
       </w:pPr>
-      <w:bookmarkStart w:id="43" w:name="_Toc181082871"/>
+      <w:bookmarkStart w:id="43" w:name="_Toc181082868"/>
       <w:r>
         <w:t>Sprint report</w:t>
       </w:r>
       <w:bookmarkEnd w:id="43"/>
+    </w:p>
+    <w:p>
+      <w:pPr>
+        <w:pStyle w:val="ListParagraph"/>
+        <w:numPr>
+          <w:ilvl w:val="0"/>
+          <w:numId w:val="5"/>
+        </w:numPr>
+        <w:rPr>
+          <w:rFonts w:ascii="Times New Roman" w:hAnsi="Times New Roman" w:cs="Times New Roman"/>
+          <w:color w:val="000000" w:themeColor="text1"/>
+          <w:sz w:val="28"/>
+          <w:szCs w:val="28"/>
+        </w:rPr>
+      </w:pPr>
+      <w:r>
+        <w:rPr>
+          <w:rFonts w:ascii="Times New Roman" w:hAnsi="Times New Roman" w:cs="Times New Roman"/>
+          <w:color w:val="000000" w:themeColor="text1"/>
+          <w:sz w:val="28"/>
+          <w:szCs w:val="28"/>
+        </w:rPr>
+        <w:t>Kết quả đạt được:</w:t>
+      </w:r>
+    </w:p>
+    <w:p>
+      <w:pPr>
+        <w:pStyle w:val="ListParagraph"/>
+        <w:numPr>
+          <w:ilvl w:val="0"/>
+          <w:numId w:val="2"/>
+        </w:numPr>
+        <w:rPr>
+          <w:rFonts w:ascii="Times New Roman" w:hAnsi="Times New Roman" w:cs="Times New Roman"/>
+          <w:color w:val="000000" w:themeColor="text1"/>
+          <w:sz w:val="28"/>
+          <w:szCs w:val="28"/>
+        </w:rPr>
+      </w:pPr>
+      <w:r>
+        <w:rPr>
+          <w:rFonts w:ascii="Times New Roman" w:hAnsi="Times New Roman" w:cs="Times New Roman"/>
+          <w:color w:val="000000" w:themeColor="text1"/>
+          <w:sz w:val="28"/>
+          <w:szCs w:val="28"/>
+        </w:rPr>
+        <w:t>Hủy vé thành công nếu trước giờ bay ≥ 24h (theo quy định).</w:t>
+      </w:r>
+    </w:p>
+    <w:p>
+      <w:pPr>
+        <w:pStyle w:val="ListParagraph"/>
+        <w:numPr>
+          <w:ilvl w:val="0"/>
+          <w:numId w:val="2"/>
+        </w:numPr>
+        <w:rPr>
+          <w:rFonts w:ascii="Times New Roman" w:hAnsi="Times New Roman" w:cs="Times New Roman"/>
+          <w:color w:val="000000" w:themeColor="text1"/>
+          <w:sz w:val="28"/>
+          <w:szCs w:val="28"/>
+        </w:rPr>
+      </w:pPr>
+      <w:r>
+        <w:rPr>
+          <w:rFonts w:ascii="Times New Roman" w:hAnsi="Times New Roman" w:cs="Times New Roman"/>
+          <w:color w:val="000000" w:themeColor="text1"/>
+          <w:sz w:val="28"/>
+          <w:szCs w:val="28"/>
+        </w:rPr>
+        <w:t>Khi chuyến bay bị “chậm” hoặc “hủy”, hệ thống gửi thông báo trong vòng 10 phút.</w:t>
+      </w:r>
+    </w:p>
+    <w:p>
+      <w:pPr>
+        <w:pStyle w:val="ListParagraph"/>
+        <w:numPr>
+          <w:ilvl w:val="0"/>
+          <w:numId w:val="2"/>
+        </w:numPr>
+        <w:rPr>
+          <w:rFonts w:ascii="Times New Roman" w:hAnsi="Times New Roman" w:cs="Times New Roman"/>
+          <w:color w:val="000000" w:themeColor="text1"/>
+          <w:sz w:val="28"/>
+          <w:szCs w:val="28"/>
+        </w:rPr>
+      </w:pPr>
+      <w:r>
+        <w:rPr>
+          <w:rFonts w:ascii="Times New Roman" w:hAnsi="Times New Roman" w:cs="Times New Roman"/>
+          <w:color w:val="000000" w:themeColor="text1"/>
+          <w:sz w:val="28"/>
+          <w:szCs w:val="28"/>
+        </w:rPr>
+        <w:t>Nhân viên quản lý chuyến bay có thể cập nhật lịch bay và trạng thái chuyến.</w:t>
+      </w:r>
+    </w:p>
+    <w:p>
+      <w:pPr>
+        <w:pStyle w:val="ListParagraph"/>
+        <w:numPr>
+          <w:ilvl w:val="0"/>
+          <w:numId w:val="5"/>
+        </w:numPr>
+        <w:rPr>
+          <w:rFonts w:ascii="Times New Roman" w:hAnsi="Times New Roman" w:cs="Times New Roman"/>
+          <w:color w:val="000000" w:themeColor="text1"/>
+          <w:sz w:val="28"/>
+          <w:szCs w:val="28"/>
+        </w:rPr>
+      </w:pPr>
+      <w:r>
+        <w:rPr>
+          <w:rFonts w:ascii="Times New Roman" w:hAnsi="Times New Roman" w:cs="Times New Roman"/>
+          <w:color w:val="000000" w:themeColor="text1"/>
+          <w:sz w:val="28"/>
+          <w:szCs w:val="28"/>
+        </w:rPr>
+        <w:t>Vấn đề gặp phải:</w:t>
+      </w:r>
+    </w:p>
+    <w:p>
+      <w:pPr>
+        <w:pStyle w:val="ListParagraph"/>
+        <w:numPr>
+          <w:ilvl w:val="0"/>
+          <w:numId w:val="2"/>
+        </w:numPr>
+        <w:rPr>
+          <w:rFonts w:ascii="Times New Roman" w:hAnsi="Times New Roman" w:cs="Times New Roman"/>
+          <w:color w:val="000000" w:themeColor="text1"/>
+          <w:sz w:val="28"/>
+          <w:szCs w:val="28"/>
+        </w:rPr>
+      </w:pPr>
+      <w:r>
+        <w:rPr>
+          <w:rFonts w:ascii="Times New Roman" w:hAnsi="Times New Roman" w:cs="Times New Roman"/>
+          <w:color w:val="000000" w:themeColor="text1"/>
+          <w:sz w:val="28"/>
+          <w:szCs w:val="28"/>
+        </w:rPr>
+        <w:t>Thời gian gửi thông báo thực tế phụ thuộc vào bên thứ 3 → giải pháp: dùng hàng đợi (queue) để đảm bảo delivery.</w:t>
+      </w:r>
+    </w:p>
+    <w:p>
+      <w:pPr>
+        <w:pStyle w:val="ListParagraph"/>
+        <w:numPr>
+          <w:ilvl w:val="0"/>
+          <w:numId w:val="2"/>
+        </w:numPr>
+        <w:rPr>
+          <w:rFonts w:ascii="Times New Roman" w:hAnsi="Times New Roman" w:cs="Times New Roman"/>
+          <w:color w:val="000000" w:themeColor="text1"/>
+          <w:sz w:val="28"/>
+          <w:szCs w:val="28"/>
+        </w:rPr>
+      </w:pPr>
+      <w:r>
+        <w:rPr>
+          <w:rFonts w:ascii="Times New Roman" w:hAnsi="Times New Roman" w:cs="Times New Roman"/>
+          <w:color w:val="000000" w:themeColor="text1"/>
+          <w:sz w:val="28"/>
+          <w:szCs w:val="28"/>
+        </w:rPr>
+        <w:t>Kết luận: Hệ thống đáp ứng đầy đủ yêu cầu nghiệp vụ từ cả 3 bộ phận: Kinh doanh, Giao hàng, Kỹ thuật.</w:t>
+      </w:r>
     </w:p>
     <w:p>
       <w:pPr>
@@ -8508,208 +11836,9 @@
 <file path=word/numbering.xml><?xml version="1.0" encoding="utf-8"?>
 <w:numbering xmlns:wpc="http://schemas.microsoft.com/office/word/2010/wordprocessingCanvas" xmlns:cx="http://schemas.microsoft.com/office/drawing/2014/chartex" xmlns:mc="http://schemas.openxmlformats.org/markup-compatibility/2006" xmlns:o="urn:schemas-microsoft-com:office:office" xmlns:r="http://schemas.openxmlformats.org/officeDocument/2006/relationships" xmlns:m="http://schemas.openxmlformats.org/officeDocument/2006/math" xmlns:v="urn:schemas-microsoft-com:vml" xmlns:wp14="http://schemas.microsoft.com/office/word/2010/wordprocessingDrawing" xmlns:wp="http://schemas.openxmlformats.org/drawingml/2006/wordprocessingDrawing" xmlns:w10="urn:schemas-microsoft-com:office:word" xmlns:w="http://schemas.openxmlformats.org/wordprocessingml/2006/main" xmlns:w14="http://schemas.microsoft.com/office/word/2010/wordml" xmlns:w15="http://schemas.microsoft.com/office/word/2012/wordml" xmlns:w16se="http://schemas.microsoft.com/office/word/2015/wordml/symex" xmlns:wpg="http://schemas.microsoft.com/office/word/2010/wordprocessingGroup" xmlns:wpi="http://schemas.microsoft.com/office/word/2010/wordprocessingInk" xmlns:wne="http://schemas.microsoft.com/office/word/2006/wordml" xmlns:wps="http://schemas.microsoft.com/office/word/2010/wordprocessingShape" mc:Ignorable="w14 w15 w16se wp14">
   <w:abstractNum w:abstractNumId="0" w15:restartNumberingAfterBreak="0">
-    <w:nsid w:val="03DF3BBB"/>
-    <w:multiLevelType w:val="multilevel"/>
-    <w:tmpl w:val="0409001F"/>
-    <w:lvl w:ilvl="0">
-      <w:start w:val="1"/>
-      <w:numFmt w:val="decimal"/>
-      <w:lvlText w:val="%1."/>
-      <w:lvlJc w:val="left"/>
-      <w:pPr>
-        <w:ind w:left="360" w:hanging="360"/>
-      </w:pPr>
-    </w:lvl>
-    <w:lvl w:ilvl="1">
-      <w:start w:val="1"/>
-      <w:numFmt w:val="decimal"/>
-      <w:lvlText w:val="%1.%2."/>
-      <w:lvlJc w:val="left"/>
-      <w:pPr>
-        <w:ind w:left="792" w:hanging="432"/>
-      </w:pPr>
-    </w:lvl>
-    <w:lvl w:ilvl="2">
-      <w:start w:val="1"/>
-      <w:numFmt w:val="decimal"/>
-      <w:lvlText w:val="%1.%2.%3."/>
-      <w:lvlJc w:val="left"/>
-      <w:pPr>
-        <w:ind w:left="1224" w:hanging="504"/>
-      </w:pPr>
-    </w:lvl>
-    <w:lvl w:ilvl="3">
-      <w:start w:val="1"/>
-      <w:numFmt w:val="decimal"/>
-      <w:lvlText w:val="%1.%2.%3.%4."/>
-      <w:lvlJc w:val="left"/>
-      <w:pPr>
-        <w:ind w:left="1728" w:hanging="648"/>
-      </w:pPr>
-    </w:lvl>
-    <w:lvl w:ilvl="4">
-      <w:start w:val="1"/>
-      <w:numFmt w:val="decimal"/>
-      <w:lvlText w:val="%1.%2.%3.%4.%5."/>
-      <w:lvlJc w:val="left"/>
-      <w:pPr>
-        <w:ind w:left="2232" w:hanging="792"/>
-      </w:pPr>
-    </w:lvl>
-    <w:lvl w:ilvl="5">
-      <w:start w:val="1"/>
-      <w:numFmt w:val="decimal"/>
-      <w:lvlText w:val="%1.%2.%3.%4.%5.%6."/>
-      <w:lvlJc w:val="left"/>
-      <w:pPr>
-        <w:ind w:left="2736" w:hanging="936"/>
-      </w:pPr>
-    </w:lvl>
-    <w:lvl w:ilvl="6">
-      <w:start w:val="1"/>
-      <w:numFmt w:val="decimal"/>
-      <w:lvlText w:val="%1.%2.%3.%4.%5.%6.%7."/>
-      <w:lvlJc w:val="left"/>
-      <w:pPr>
-        <w:ind w:left="3240" w:hanging="1080"/>
-      </w:pPr>
-    </w:lvl>
-    <w:lvl w:ilvl="7">
-      <w:start w:val="1"/>
-      <w:numFmt w:val="decimal"/>
-      <w:lvlText w:val="%1.%2.%3.%4.%5.%6.%7.%8."/>
-      <w:lvlJc w:val="left"/>
-      <w:pPr>
-        <w:ind w:left="3744" w:hanging="1224"/>
-      </w:pPr>
-    </w:lvl>
-    <w:lvl w:ilvl="8">
-      <w:start w:val="1"/>
-      <w:numFmt w:val="decimal"/>
-      <w:lvlText w:val="%1.%2.%3.%4.%5.%6.%7.%8.%9."/>
-      <w:lvlJc w:val="left"/>
-      <w:pPr>
-        <w:ind w:left="4320" w:hanging="1440"/>
-      </w:pPr>
-    </w:lvl>
-  </w:abstractNum>
-  <w:abstractNum w:abstractNumId="1" w15:restartNumberingAfterBreak="0">
-    <w:nsid w:val="065F104F"/>
-    <w:multiLevelType w:val="multilevel"/>
-    <w:tmpl w:val="CEF8A594"/>
-    <w:lvl w:ilvl="0">
-      <w:start w:val="2"/>
-      <w:numFmt w:val="decimal"/>
-      <w:lvlText w:val="%1."/>
-      <w:lvlJc w:val="left"/>
-      <w:pPr>
-        <w:ind w:left="420" w:hanging="420"/>
-      </w:pPr>
-      <w:rPr>
-        <w:rFonts w:hint="default"/>
-      </w:rPr>
-    </w:lvl>
-    <w:lvl w:ilvl="1">
-      <w:start w:val="1"/>
-      <w:numFmt w:val="decimal"/>
-      <w:lvlText w:val="%1.%2."/>
-      <w:lvlJc w:val="left"/>
-      <w:pPr>
-        <w:ind w:left="1080" w:hanging="720"/>
-      </w:pPr>
-      <w:rPr>
-        <w:rFonts w:hint="default"/>
-      </w:rPr>
-    </w:lvl>
-    <w:lvl w:ilvl="2">
-      <w:start w:val="1"/>
-      <w:numFmt w:val="decimal"/>
-      <w:lvlText w:val="%1.%2.%3."/>
-      <w:lvlJc w:val="left"/>
-      <w:pPr>
-        <w:ind w:left="1440" w:hanging="720"/>
-      </w:pPr>
-      <w:rPr>
-        <w:rFonts w:hint="default"/>
-      </w:rPr>
-    </w:lvl>
-    <w:lvl w:ilvl="3">
-      <w:start w:val="1"/>
-      <w:numFmt w:val="decimal"/>
-      <w:lvlText w:val="%1.%2.%3.%4."/>
-      <w:lvlJc w:val="left"/>
-      <w:pPr>
-        <w:ind w:left="2160" w:hanging="1080"/>
-      </w:pPr>
-      <w:rPr>
-        <w:rFonts w:hint="default"/>
-      </w:rPr>
-    </w:lvl>
-    <w:lvl w:ilvl="4">
-      <w:start w:val="1"/>
-      <w:numFmt w:val="decimal"/>
-      <w:lvlText w:val="%1.%2.%3.%4.%5."/>
-      <w:lvlJc w:val="left"/>
-      <w:pPr>
-        <w:ind w:left="2880" w:hanging="1440"/>
-      </w:pPr>
-      <w:rPr>
-        <w:rFonts w:hint="default"/>
-      </w:rPr>
-    </w:lvl>
-    <w:lvl w:ilvl="5">
-      <w:start w:val="1"/>
-      <w:numFmt w:val="decimal"/>
-      <w:lvlText w:val="%1.%2.%3.%4.%5.%6."/>
-      <w:lvlJc w:val="left"/>
-      <w:pPr>
-        <w:ind w:left="3240" w:hanging="1440"/>
-      </w:pPr>
-      <w:rPr>
-        <w:rFonts w:hint="default"/>
-      </w:rPr>
-    </w:lvl>
-    <w:lvl w:ilvl="6">
-      <w:start w:val="1"/>
-      <w:numFmt w:val="decimal"/>
-      <w:lvlText w:val="%1.%2.%3.%4.%5.%6.%7."/>
-      <w:lvlJc w:val="left"/>
-      <w:pPr>
-        <w:ind w:left="3960" w:hanging="1800"/>
-      </w:pPr>
-      <w:rPr>
-        <w:rFonts w:hint="default"/>
-      </w:rPr>
-    </w:lvl>
-    <w:lvl w:ilvl="7">
-      <w:start w:val="1"/>
-      <w:numFmt w:val="decimal"/>
-      <w:lvlText w:val="%1.%2.%3.%4.%5.%6.%7.%8."/>
-      <w:lvlJc w:val="left"/>
-      <w:pPr>
-        <w:ind w:left="4320" w:hanging="1800"/>
-      </w:pPr>
-      <w:rPr>
-        <w:rFonts w:hint="default"/>
-      </w:rPr>
-    </w:lvl>
-    <w:lvl w:ilvl="8">
-      <w:start w:val="1"/>
-      <w:numFmt w:val="decimal"/>
-      <w:lvlText w:val="%1.%2.%3.%4.%5.%6.%7.%8.%9."/>
-      <w:lvlJc w:val="left"/>
-      <w:pPr>
-        <w:ind w:left="5040" w:hanging="2160"/>
-      </w:pPr>
-      <w:rPr>
-        <w:rFonts w:hint="default"/>
-      </w:rPr>
-    </w:lvl>
-  </w:abstractNum>
-  <w:abstractNum w:abstractNumId="2" w15:restartNumberingAfterBreak="0">
     <w:nsid w:val="0EB907F4"/>
     <w:multiLevelType w:val="multilevel"/>
-    <w:tmpl w:val="350ED4F6"/>
+    <w:tmpl w:val="648EF7EA"/>
     <w:lvl w:ilvl="0">
       <w:start w:val="1"/>
       <w:numFmt w:val="decimal"/>
@@ -8858,124 +11987,12 @@
       </w:pPr>
     </w:lvl>
   </w:abstractNum>
-  <w:abstractNum w:abstractNumId="3" w15:restartNumberingAfterBreak="0">
-    <w:nsid w:val="133F054E"/>
+  <w:abstractNum w:abstractNumId="1" w15:restartNumberingAfterBreak="0">
+    <w:nsid w:val="49A5745A"/>
     <w:multiLevelType w:val="hybridMultilevel"/>
-    <w:tmpl w:val="4A480F72"/>
-    <w:lvl w:ilvl="0" w:tplc="D2E67DB4">
-      <w:start w:val="1"/>
-      <w:numFmt w:val="decimal"/>
-      <w:lvlText w:val="%1."/>
-      <w:lvlJc w:val="left"/>
-      <w:pPr>
-        <w:tabs>
-          <w:tab w:val="num" w:pos="720"/>
-        </w:tabs>
-        <w:ind w:left="720" w:hanging="360"/>
-      </w:pPr>
-    </w:lvl>
-    <w:lvl w:ilvl="1" w:tplc="D9BED22A" w:tentative="1">
-      <w:start w:val="1"/>
-      <w:numFmt w:val="decimal"/>
-      <w:lvlText w:val="%2."/>
-      <w:lvlJc w:val="left"/>
-      <w:pPr>
-        <w:tabs>
-          <w:tab w:val="num" w:pos="1440"/>
-        </w:tabs>
-        <w:ind w:left="1440" w:hanging="360"/>
-      </w:pPr>
-    </w:lvl>
-    <w:lvl w:ilvl="2" w:tplc="3C1669B6" w:tentative="1">
-      <w:start w:val="1"/>
-      <w:numFmt w:val="decimal"/>
-      <w:lvlText w:val="%3."/>
-      <w:lvlJc w:val="left"/>
-      <w:pPr>
-        <w:tabs>
-          <w:tab w:val="num" w:pos="2160"/>
-        </w:tabs>
-        <w:ind w:left="2160" w:hanging="360"/>
-      </w:pPr>
-    </w:lvl>
-    <w:lvl w:ilvl="3" w:tplc="092E736E" w:tentative="1">
-      <w:start w:val="1"/>
-      <w:numFmt w:val="decimal"/>
-      <w:lvlText w:val="%4."/>
-      <w:lvlJc w:val="left"/>
-      <w:pPr>
-        <w:tabs>
-          <w:tab w:val="num" w:pos="2880"/>
-        </w:tabs>
-        <w:ind w:left="2880" w:hanging="360"/>
-      </w:pPr>
-    </w:lvl>
-    <w:lvl w:ilvl="4" w:tplc="BA68C11E" w:tentative="1">
-      <w:start w:val="1"/>
-      <w:numFmt w:val="decimal"/>
-      <w:lvlText w:val="%5."/>
-      <w:lvlJc w:val="left"/>
-      <w:pPr>
-        <w:tabs>
-          <w:tab w:val="num" w:pos="3600"/>
-        </w:tabs>
-        <w:ind w:left="3600" w:hanging="360"/>
-      </w:pPr>
-    </w:lvl>
-    <w:lvl w:ilvl="5" w:tplc="3DD694DC" w:tentative="1">
-      <w:start w:val="1"/>
-      <w:numFmt w:val="decimal"/>
-      <w:lvlText w:val="%6."/>
-      <w:lvlJc w:val="left"/>
-      <w:pPr>
-        <w:tabs>
-          <w:tab w:val="num" w:pos="4320"/>
-        </w:tabs>
-        <w:ind w:left="4320" w:hanging="360"/>
-      </w:pPr>
-    </w:lvl>
-    <w:lvl w:ilvl="6" w:tplc="363E60F8" w:tentative="1">
-      <w:start w:val="1"/>
-      <w:numFmt w:val="decimal"/>
-      <w:lvlText w:val="%7."/>
-      <w:lvlJc w:val="left"/>
-      <w:pPr>
-        <w:tabs>
-          <w:tab w:val="num" w:pos="5040"/>
-        </w:tabs>
-        <w:ind w:left="5040" w:hanging="360"/>
-      </w:pPr>
-    </w:lvl>
-    <w:lvl w:ilvl="7" w:tplc="64F6B4D6" w:tentative="1">
-      <w:start w:val="1"/>
-      <w:numFmt w:val="decimal"/>
-      <w:lvlText w:val="%8."/>
-      <w:lvlJc w:val="left"/>
-      <w:pPr>
-        <w:tabs>
-          <w:tab w:val="num" w:pos="5760"/>
-        </w:tabs>
-        <w:ind w:left="5760" w:hanging="360"/>
-      </w:pPr>
-    </w:lvl>
-    <w:lvl w:ilvl="8" w:tplc="EC28779A" w:tentative="1">
-      <w:start w:val="1"/>
-      <w:numFmt w:val="decimal"/>
-      <w:lvlText w:val="%9."/>
-      <w:lvlJc w:val="left"/>
-      <w:pPr>
-        <w:tabs>
-          <w:tab w:val="num" w:pos="6480"/>
-        </w:tabs>
-        <w:ind w:left="6480" w:hanging="360"/>
-      </w:pPr>
-    </w:lvl>
-  </w:abstractNum>
-  <w:abstractNum w:abstractNumId="4" w15:restartNumberingAfterBreak="0">
-    <w:nsid w:val="189B1F12"/>
-    <w:multiLevelType w:val="hybridMultilevel"/>
-    <w:tmpl w:val="F77603BA"/>
-    <w:lvl w:ilvl="0" w:tplc="961C27EC">
+    <w:tmpl w:val="175450D6"/>
+    <w:lvl w:ilvl="0" w:tplc="CCEC0B4E">
+      <w:start w:val="3"/>
       <w:numFmt w:val="bullet"/>
       <w:lvlText w:val="-"/>
       <w:lvlJc w:val="left"/>
@@ -8983,7 +12000,7 @@
         <w:ind w:left="720" w:hanging="360"/>
       </w:pPr>
       <w:rPr>
-        <w:rFonts w:ascii="Times New Roman" w:eastAsiaTheme="minorHAnsi" w:hAnsi="Times New Roman" w:cs="Times New Roman" w:hint="default"/>
+        <w:rFonts w:ascii="Calibri" w:eastAsiaTheme="minorHAnsi" w:hAnsi="Calibri" w:cs="Calibri" w:hint="default"/>
       </w:rPr>
     </w:lvl>
     <w:lvl w:ilvl="1" w:tplc="04090003" w:tentative="1">
@@ -9083,477 +12100,20 @@
       </w:rPr>
     </w:lvl>
   </w:abstractNum>
-  <w:abstractNum w:abstractNumId="5" w15:restartNumberingAfterBreak="0">
-    <w:nsid w:val="19254795"/>
+  <w:abstractNum w:abstractNumId="2" w15:restartNumberingAfterBreak="0">
+    <w:nsid w:val="6A4E0730"/>
     <w:multiLevelType w:val="hybridMultilevel"/>
-    <w:tmpl w:val="E07EDF6C"/>
-    <w:lvl w:ilvl="0" w:tplc="0409000F">
-      <w:start w:val="1"/>
-      <w:numFmt w:val="decimal"/>
-      <w:lvlText w:val="%1."/>
-      <w:lvlJc w:val="left"/>
-      <w:pPr>
-        <w:ind w:left="1080" w:hanging="360"/>
-      </w:pPr>
-    </w:lvl>
-    <w:lvl w:ilvl="1" w:tplc="04090019" w:tentative="1">
-      <w:start w:val="1"/>
-      <w:numFmt w:val="lowerLetter"/>
-      <w:lvlText w:val="%2."/>
-      <w:lvlJc w:val="left"/>
-      <w:pPr>
-        <w:ind w:left="1800" w:hanging="360"/>
-      </w:pPr>
-    </w:lvl>
-    <w:lvl w:ilvl="2" w:tplc="0409001B" w:tentative="1">
-      <w:start w:val="1"/>
-      <w:numFmt w:val="lowerRoman"/>
-      <w:lvlText w:val="%3."/>
-      <w:lvlJc w:val="right"/>
-      <w:pPr>
-        <w:ind w:left="2520" w:hanging="180"/>
-      </w:pPr>
-    </w:lvl>
-    <w:lvl w:ilvl="3" w:tplc="0409000F" w:tentative="1">
-      <w:start w:val="1"/>
-      <w:numFmt w:val="decimal"/>
-      <w:lvlText w:val="%4."/>
-      <w:lvlJc w:val="left"/>
-      <w:pPr>
-        <w:ind w:left="3240" w:hanging="360"/>
-      </w:pPr>
-    </w:lvl>
-    <w:lvl w:ilvl="4" w:tplc="04090019" w:tentative="1">
-      <w:start w:val="1"/>
-      <w:numFmt w:val="lowerLetter"/>
-      <w:lvlText w:val="%5."/>
-      <w:lvlJc w:val="left"/>
-      <w:pPr>
-        <w:ind w:left="3960" w:hanging="360"/>
-      </w:pPr>
-    </w:lvl>
-    <w:lvl w:ilvl="5" w:tplc="0409001B" w:tentative="1">
-      <w:start w:val="1"/>
-      <w:numFmt w:val="lowerRoman"/>
-      <w:lvlText w:val="%6."/>
-      <w:lvlJc w:val="right"/>
-      <w:pPr>
-        <w:ind w:left="4680" w:hanging="180"/>
-      </w:pPr>
-    </w:lvl>
-    <w:lvl w:ilvl="6" w:tplc="0409000F" w:tentative="1">
-      <w:start w:val="1"/>
-      <w:numFmt w:val="decimal"/>
-      <w:lvlText w:val="%7."/>
-      <w:lvlJc w:val="left"/>
-      <w:pPr>
-        <w:ind w:left="5400" w:hanging="360"/>
-      </w:pPr>
-    </w:lvl>
-    <w:lvl w:ilvl="7" w:tplc="04090019" w:tentative="1">
-      <w:start w:val="1"/>
-      <w:numFmt w:val="lowerLetter"/>
-      <w:lvlText w:val="%8."/>
-      <w:lvlJc w:val="left"/>
-      <w:pPr>
-        <w:ind w:left="6120" w:hanging="360"/>
-      </w:pPr>
-    </w:lvl>
-    <w:lvl w:ilvl="8" w:tplc="0409001B" w:tentative="1">
-      <w:start w:val="1"/>
-      <w:numFmt w:val="lowerRoman"/>
-      <w:lvlText w:val="%9."/>
-      <w:lvlJc w:val="right"/>
-      <w:pPr>
-        <w:ind w:left="6840" w:hanging="180"/>
-      </w:pPr>
-    </w:lvl>
-  </w:abstractNum>
-  <w:abstractNum w:abstractNumId="6" w15:restartNumberingAfterBreak="0">
-    <w:nsid w:val="20093B42"/>
-    <w:multiLevelType w:val="multilevel"/>
-    <w:tmpl w:val="04090025"/>
-    <w:lvl w:ilvl="0">
-      <w:start w:val="1"/>
-      <w:numFmt w:val="decimal"/>
-      <w:lvlText w:val="%1"/>
-      <w:lvlJc w:val="left"/>
-      <w:pPr>
-        <w:ind w:left="432" w:hanging="432"/>
-      </w:pPr>
-    </w:lvl>
-    <w:lvl w:ilvl="1">
-      <w:start w:val="1"/>
-      <w:numFmt w:val="decimal"/>
-      <w:lvlText w:val="%1.%2"/>
-      <w:lvlJc w:val="left"/>
-      <w:pPr>
-        <w:ind w:left="576" w:hanging="576"/>
-      </w:pPr>
-    </w:lvl>
-    <w:lvl w:ilvl="2">
-      <w:start w:val="1"/>
-      <w:numFmt w:val="decimal"/>
-      <w:lvlText w:val="%1.%2.%3"/>
-      <w:lvlJc w:val="left"/>
-      <w:pPr>
-        <w:ind w:left="720" w:hanging="720"/>
-      </w:pPr>
-    </w:lvl>
-    <w:lvl w:ilvl="3">
-      <w:start w:val="1"/>
-      <w:numFmt w:val="decimal"/>
-      <w:lvlText w:val="%1.%2.%3.%4"/>
-      <w:lvlJc w:val="left"/>
-      <w:pPr>
-        <w:ind w:left="864" w:hanging="864"/>
-      </w:pPr>
-    </w:lvl>
-    <w:lvl w:ilvl="4">
-      <w:start w:val="1"/>
-      <w:numFmt w:val="decimal"/>
-      <w:lvlText w:val="%1.%2.%3.%4.%5"/>
-      <w:lvlJc w:val="left"/>
-      <w:pPr>
-        <w:ind w:left="1008" w:hanging="1008"/>
-      </w:pPr>
-    </w:lvl>
-    <w:lvl w:ilvl="5">
-      <w:start w:val="1"/>
-      <w:numFmt w:val="decimal"/>
-      <w:lvlText w:val="%1.%2.%3.%4.%5.%6"/>
-      <w:lvlJc w:val="left"/>
-      <w:pPr>
-        <w:ind w:left="1152" w:hanging="1152"/>
-      </w:pPr>
-    </w:lvl>
-    <w:lvl w:ilvl="6">
-      <w:start w:val="1"/>
-      <w:numFmt w:val="decimal"/>
-      <w:lvlText w:val="%1.%2.%3.%4.%5.%6.%7"/>
-      <w:lvlJc w:val="left"/>
-      <w:pPr>
-        <w:ind w:left="1296" w:hanging="1296"/>
-      </w:pPr>
-    </w:lvl>
-    <w:lvl w:ilvl="7">
-      <w:start w:val="1"/>
-      <w:numFmt w:val="decimal"/>
-      <w:lvlText w:val="%1.%2.%3.%4.%5.%6.%7.%8"/>
-      <w:lvlJc w:val="left"/>
-      <w:pPr>
-        <w:ind w:left="1440" w:hanging="1440"/>
-      </w:pPr>
-    </w:lvl>
-    <w:lvl w:ilvl="8">
-      <w:start w:val="1"/>
-      <w:numFmt w:val="decimal"/>
-      <w:lvlText w:val="%1.%2.%3.%4.%5.%6.%7.%8.%9"/>
-      <w:lvlJc w:val="left"/>
-      <w:pPr>
-        <w:ind w:left="1584" w:hanging="1584"/>
-      </w:pPr>
-    </w:lvl>
-  </w:abstractNum>
-  <w:abstractNum w:abstractNumId="7" w15:restartNumberingAfterBreak="0">
-    <w:nsid w:val="250A2CDD"/>
-    <w:multiLevelType w:val="hybridMultilevel"/>
-    <w:tmpl w:val="8AECE852"/>
-    <w:lvl w:ilvl="0" w:tplc="0409000F">
-      <w:start w:val="1"/>
-      <w:numFmt w:val="decimal"/>
-      <w:lvlText w:val="%1."/>
-      <w:lvlJc w:val="left"/>
-      <w:pPr>
-        <w:ind w:left="1440" w:hanging="360"/>
-      </w:pPr>
-    </w:lvl>
-    <w:lvl w:ilvl="1" w:tplc="04090019" w:tentative="1">
-      <w:start w:val="1"/>
-      <w:numFmt w:val="lowerLetter"/>
-      <w:lvlText w:val="%2."/>
-      <w:lvlJc w:val="left"/>
-      <w:pPr>
-        <w:ind w:left="2160" w:hanging="360"/>
-      </w:pPr>
-    </w:lvl>
-    <w:lvl w:ilvl="2" w:tplc="0409001B" w:tentative="1">
-      <w:start w:val="1"/>
-      <w:numFmt w:val="lowerRoman"/>
-      <w:lvlText w:val="%3."/>
-      <w:lvlJc w:val="right"/>
-      <w:pPr>
-        <w:ind w:left="2880" w:hanging="180"/>
-      </w:pPr>
-    </w:lvl>
-    <w:lvl w:ilvl="3" w:tplc="0409000F" w:tentative="1">
-      <w:start w:val="1"/>
-      <w:numFmt w:val="decimal"/>
-      <w:lvlText w:val="%4."/>
-      <w:lvlJc w:val="left"/>
-      <w:pPr>
-        <w:ind w:left="3600" w:hanging="360"/>
-      </w:pPr>
-    </w:lvl>
-    <w:lvl w:ilvl="4" w:tplc="04090019" w:tentative="1">
-      <w:start w:val="1"/>
-      <w:numFmt w:val="lowerLetter"/>
-      <w:lvlText w:val="%5."/>
-      <w:lvlJc w:val="left"/>
-      <w:pPr>
-        <w:ind w:left="4320" w:hanging="360"/>
-      </w:pPr>
-    </w:lvl>
-    <w:lvl w:ilvl="5" w:tplc="0409001B" w:tentative="1">
-      <w:start w:val="1"/>
-      <w:numFmt w:val="lowerRoman"/>
-      <w:lvlText w:val="%6."/>
-      <w:lvlJc w:val="right"/>
-      <w:pPr>
-        <w:ind w:left="5040" w:hanging="180"/>
-      </w:pPr>
-    </w:lvl>
-    <w:lvl w:ilvl="6" w:tplc="0409000F" w:tentative="1">
-      <w:start w:val="1"/>
-      <w:numFmt w:val="decimal"/>
-      <w:lvlText w:val="%7."/>
-      <w:lvlJc w:val="left"/>
-      <w:pPr>
-        <w:ind w:left="5760" w:hanging="360"/>
-      </w:pPr>
-    </w:lvl>
-    <w:lvl w:ilvl="7" w:tplc="04090019" w:tentative="1">
-      <w:start w:val="1"/>
-      <w:numFmt w:val="lowerLetter"/>
-      <w:lvlText w:val="%8."/>
-      <w:lvlJc w:val="left"/>
-      <w:pPr>
-        <w:ind w:left="6480" w:hanging="360"/>
-      </w:pPr>
-    </w:lvl>
-    <w:lvl w:ilvl="8" w:tplc="0409001B" w:tentative="1">
-      <w:start w:val="1"/>
-      <w:numFmt w:val="lowerRoman"/>
-      <w:lvlText w:val="%9."/>
-      <w:lvlJc w:val="right"/>
-      <w:pPr>
-        <w:ind w:left="7200" w:hanging="180"/>
-      </w:pPr>
-    </w:lvl>
-  </w:abstractNum>
-  <w:abstractNum w:abstractNumId="8" w15:restartNumberingAfterBreak="0">
-    <w:nsid w:val="26C80749"/>
-    <w:multiLevelType w:val="hybridMultilevel"/>
-    <w:tmpl w:val="7E1428CC"/>
-    <w:lvl w:ilvl="0" w:tplc="65A4CE86">
-      <w:start w:val="1"/>
-      <w:numFmt w:val="decimal"/>
-      <w:lvlText w:val="%1."/>
-      <w:lvlJc w:val="left"/>
-      <w:pPr>
-        <w:tabs>
-          <w:tab w:val="num" w:pos="720"/>
-        </w:tabs>
-        <w:ind w:left="720" w:hanging="360"/>
-      </w:pPr>
-    </w:lvl>
-    <w:lvl w:ilvl="1" w:tplc="72FC9DB6">
-      <w:start w:val="1"/>
-      <w:numFmt w:val="decimal"/>
-      <w:lvlText w:val="%2."/>
-      <w:lvlJc w:val="left"/>
-      <w:pPr>
-        <w:tabs>
-          <w:tab w:val="num" w:pos="1440"/>
-        </w:tabs>
-        <w:ind w:left="1440" w:hanging="360"/>
-      </w:pPr>
-    </w:lvl>
-    <w:lvl w:ilvl="2" w:tplc="C9069D32" w:tentative="1">
-      <w:start w:val="1"/>
-      <w:numFmt w:val="decimal"/>
-      <w:lvlText w:val="%3."/>
-      <w:lvlJc w:val="left"/>
-      <w:pPr>
-        <w:tabs>
-          <w:tab w:val="num" w:pos="2160"/>
-        </w:tabs>
-        <w:ind w:left="2160" w:hanging="360"/>
-      </w:pPr>
-    </w:lvl>
-    <w:lvl w:ilvl="3" w:tplc="1668EE00" w:tentative="1">
-      <w:start w:val="1"/>
-      <w:numFmt w:val="decimal"/>
-      <w:lvlText w:val="%4."/>
-      <w:lvlJc w:val="left"/>
-      <w:pPr>
-        <w:tabs>
-          <w:tab w:val="num" w:pos="2880"/>
-        </w:tabs>
-        <w:ind w:left="2880" w:hanging="360"/>
-      </w:pPr>
-    </w:lvl>
-    <w:lvl w:ilvl="4" w:tplc="07AE1976" w:tentative="1">
-      <w:start w:val="1"/>
-      <w:numFmt w:val="decimal"/>
-      <w:lvlText w:val="%5."/>
-      <w:lvlJc w:val="left"/>
-      <w:pPr>
-        <w:tabs>
-          <w:tab w:val="num" w:pos="3600"/>
-        </w:tabs>
-        <w:ind w:left="3600" w:hanging="360"/>
-      </w:pPr>
-    </w:lvl>
-    <w:lvl w:ilvl="5" w:tplc="2EF02750" w:tentative="1">
-      <w:start w:val="1"/>
-      <w:numFmt w:val="decimal"/>
-      <w:lvlText w:val="%6."/>
-      <w:lvlJc w:val="left"/>
-      <w:pPr>
-        <w:tabs>
-          <w:tab w:val="num" w:pos="4320"/>
-        </w:tabs>
-        <w:ind w:left="4320" w:hanging="360"/>
-      </w:pPr>
-    </w:lvl>
-    <w:lvl w:ilvl="6" w:tplc="94947FE6" w:tentative="1">
-      <w:start w:val="1"/>
-      <w:numFmt w:val="decimal"/>
-      <w:lvlText w:val="%7."/>
-      <w:lvlJc w:val="left"/>
-      <w:pPr>
-        <w:tabs>
-          <w:tab w:val="num" w:pos="5040"/>
-        </w:tabs>
-        <w:ind w:left="5040" w:hanging="360"/>
-      </w:pPr>
-    </w:lvl>
-    <w:lvl w:ilvl="7" w:tplc="065EAB4A" w:tentative="1">
-      <w:start w:val="1"/>
-      <w:numFmt w:val="decimal"/>
-      <w:lvlText w:val="%8."/>
-      <w:lvlJc w:val="left"/>
-      <w:pPr>
-        <w:tabs>
-          <w:tab w:val="num" w:pos="5760"/>
-        </w:tabs>
-        <w:ind w:left="5760" w:hanging="360"/>
-      </w:pPr>
-    </w:lvl>
-    <w:lvl w:ilvl="8" w:tplc="EBDA9992" w:tentative="1">
-      <w:start w:val="1"/>
-      <w:numFmt w:val="decimal"/>
-      <w:lvlText w:val="%9."/>
-      <w:lvlJc w:val="left"/>
-      <w:pPr>
-        <w:tabs>
-          <w:tab w:val="num" w:pos="6480"/>
-        </w:tabs>
-        <w:ind w:left="6480" w:hanging="360"/>
-      </w:pPr>
-    </w:lvl>
-  </w:abstractNum>
-  <w:abstractNum w:abstractNumId="9" w15:restartNumberingAfterBreak="0">
-    <w:nsid w:val="358910F4"/>
-    <w:multiLevelType w:val="hybridMultilevel"/>
-    <w:tmpl w:val="21EA914C"/>
-    <w:lvl w:ilvl="0" w:tplc="0409000F">
-      <w:start w:val="1"/>
-      <w:numFmt w:val="decimal"/>
-      <w:lvlText w:val="%1."/>
-      <w:lvlJc w:val="left"/>
-      <w:pPr>
-        <w:ind w:left="720" w:hanging="360"/>
-      </w:pPr>
-    </w:lvl>
-    <w:lvl w:ilvl="1" w:tplc="04090019" w:tentative="1">
-      <w:start w:val="1"/>
-      <w:numFmt w:val="lowerLetter"/>
-      <w:lvlText w:val="%2."/>
-      <w:lvlJc w:val="left"/>
-      <w:pPr>
-        <w:ind w:left="1440" w:hanging="360"/>
-      </w:pPr>
-    </w:lvl>
-    <w:lvl w:ilvl="2" w:tplc="0409001B" w:tentative="1">
-      <w:start w:val="1"/>
-      <w:numFmt w:val="lowerRoman"/>
-      <w:lvlText w:val="%3."/>
-      <w:lvlJc w:val="right"/>
-      <w:pPr>
-        <w:ind w:left="2160" w:hanging="180"/>
-      </w:pPr>
-    </w:lvl>
-    <w:lvl w:ilvl="3" w:tplc="0409000F" w:tentative="1">
-      <w:start w:val="1"/>
-      <w:numFmt w:val="decimal"/>
-      <w:lvlText w:val="%4."/>
-      <w:lvlJc w:val="left"/>
-      <w:pPr>
-        <w:ind w:left="2880" w:hanging="360"/>
-      </w:pPr>
-    </w:lvl>
-    <w:lvl w:ilvl="4" w:tplc="04090019" w:tentative="1">
-      <w:start w:val="1"/>
-      <w:numFmt w:val="lowerLetter"/>
-      <w:lvlText w:val="%5."/>
-      <w:lvlJc w:val="left"/>
-      <w:pPr>
-        <w:ind w:left="3600" w:hanging="360"/>
-      </w:pPr>
-    </w:lvl>
-    <w:lvl w:ilvl="5" w:tplc="0409001B" w:tentative="1">
-      <w:start w:val="1"/>
-      <w:numFmt w:val="lowerRoman"/>
-      <w:lvlText w:val="%6."/>
-      <w:lvlJc w:val="right"/>
-      <w:pPr>
-        <w:ind w:left="4320" w:hanging="180"/>
-      </w:pPr>
-    </w:lvl>
-    <w:lvl w:ilvl="6" w:tplc="0409000F" w:tentative="1">
-      <w:start w:val="1"/>
-      <w:numFmt w:val="decimal"/>
-      <w:lvlText w:val="%7."/>
-      <w:lvlJc w:val="left"/>
-      <w:pPr>
-        <w:ind w:left="5040" w:hanging="360"/>
-      </w:pPr>
-    </w:lvl>
-    <w:lvl w:ilvl="7" w:tplc="04090019" w:tentative="1">
-      <w:start w:val="1"/>
-      <w:numFmt w:val="lowerLetter"/>
-      <w:lvlText w:val="%8."/>
-      <w:lvlJc w:val="left"/>
-      <w:pPr>
-        <w:ind w:left="5760" w:hanging="360"/>
-      </w:pPr>
-    </w:lvl>
-    <w:lvl w:ilvl="8" w:tplc="0409001B" w:tentative="1">
-      <w:start w:val="1"/>
-      <w:numFmt w:val="lowerRoman"/>
-      <w:lvlText w:val="%9."/>
-      <w:lvlJc w:val="right"/>
-      <w:pPr>
-        <w:ind w:left="6480" w:hanging="180"/>
-      </w:pPr>
-    </w:lvl>
-  </w:abstractNum>
-  <w:abstractNum w:abstractNumId="10" w15:restartNumberingAfterBreak="0">
-    <w:nsid w:val="37422E8A"/>
-    <w:multiLevelType w:val="hybridMultilevel"/>
-    <w:tmpl w:val="B1B4F228"/>
-    <w:lvl w:ilvl="0" w:tplc="4AFE785A">
+    <w:tmpl w:val="B7BC2934"/>
+    <w:lvl w:ilvl="0" w:tplc="08090001">
       <w:start w:val="1"/>
       <w:numFmt w:val="bullet"/>
-      <w:lvlText w:val=""/>
+      <w:lvlText w:val=""/>
       <w:lvlJc w:val="left"/>
       <w:pPr>
         <w:ind w:left="720" w:hanging="360"/>
       </w:pPr>
       <w:rPr>
-        <w:rFonts w:ascii="Wingdings" w:eastAsiaTheme="minorHAnsi" w:hAnsi="Wingdings" w:cs="Times New Roman" w:hint="default"/>
+        <w:rFonts w:ascii="Symbol" w:hAnsi="Symbol" w:hint="default"/>
       </w:rPr>
     </w:lvl>
     <w:lvl w:ilvl="1" w:tplc="04090003" w:tentative="1">
@@ -9653,106 +12213,20 @@
       </w:rPr>
     </w:lvl>
   </w:abstractNum>
-  <w:abstractNum w:abstractNumId="11" w15:restartNumberingAfterBreak="0">
-    <w:nsid w:val="387E73B3"/>
-    <w:multiLevelType w:val="multilevel"/>
-    <w:tmpl w:val="C60C4F0A"/>
-    <w:lvl w:ilvl="0">
-      <w:start w:val="1"/>
-      <w:numFmt w:val="decimal"/>
-      <w:lvlText w:val="%1."/>
-      <w:lvlJc w:val="left"/>
-      <w:pPr>
-        <w:ind w:left="720" w:hanging="360"/>
-      </w:pPr>
-    </w:lvl>
-    <w:lvl w:ilvl="1">
-      <w:start w:val="1"/>
-      <w:numFmt w:val="lowerLetter"/>
-      <w:lvlText w:val="%2."/>
-      <w:lvlJc w:val="left"/>
-      <w:pPr>
-        <w:ind w:left="1440" w:hanging="360"/>
-      </w:pPr>
-    </w:lvl>
-    <w:lvl w:ilvl="2">
-      <w:start w:val="1"/>
-      <w:numFmt w:val="lowerRoman"/>
-      <w:lvlText w:val="%3."/>
-      <w:lvlJc w:val="right"/>
-      <w:pPr>
-        <w:ind w:left="2160" w:hanging="180"/>
-      </w:pPr>
-    </w:lvl>
-    <w:lvl w:ilvl="3">
-      <w:start w:val="1"/>
-      <w:numFmt w:val="decimal"/>
-      <w:lvlText w:val="%4."/>
-      <w:lvlJc w:val="left"/>
-      <w:pPr>
-        <w:ind w:left="2880" w:hanging="360"/>
-      </w:pPr>
-    </w:lvl>
-    <w:lvl w:ilvl="4">
-      <w:start w:val="1"/>
-      <w:numFmt w:val="lowerLetter"/>
-      <w:lvlText w:val="%5."/>
-      <w:lvlJc w:val="left"/>
-      <w:pPr>
-        <w:ind w:left="3600" w:hanging="360"/>
-      </w:pPr>
-    </w:lvl>
-    <w:lvl w:ilvl="5">
-      <w:start w:val="1"/>
-      <w:numFmt w:val="lowerRoman"/>
-      <w:lvlText w:val="%6."/>
-      <w:lvlJc w:val="right"/>
-      <w:pPr>
-        <w:ind w:left="4320" w:hanging="180"/>
-      </w:pPr>
-    </w:lvl>
-    <w:lvl w:ilvl="6">
-      <w:start w:val="1"/>
-      <w:numFmt w:val="decimal"/>
-      <w:lvlText w:val="%7."/>
-      <w:lvlJc w:val="left"/>
-      <w:pPr>
-        <w:ind w:left="5040" w:hanging="360"/>
-      </w:pPr>
-    </w:lvl>
-    <w:lvl w:ilvl="7">
-      <w:start w:val="1"/>
-      <w:numFmt w:val="lowerLetter"/>
-      <w:lvlText w:val="%8."/>
-      <w:lvlJc w:val="left"/>
-      <w:pPr>
-        <w:ind w:left="5760" w:hanging="360"/>
-      </w:pPr>
-    </w:lvl>
-    <w:lvl w:ilvl="8">
-      <w:start w:val="1"/>
-      <w:numFmt w:val="lowerRoman"/>
-      <w:lvlText w:val="%9."/>
-      <w:lvlJc w:val="right"/>
-      <w:pPr>
-        <w:ind w:left="6480" w:hanging="180"/>
-      </w:pPr>
-    </w:lvl>
-  </w:abstractNum>
-  <w:abstractNum w:abstractNumId="12" w15:restartNumberingAfterBreak="0">
-    <w:nsid w:val="3D2E5324"/>
+  <w:abstractNum w:abstractNumId="3" w15:restartNumberingAfterBreak="0">
+    <w:nsid w:val="7C966CFC"/>
     <w:multiLevelType w:val="hybridMultilevel"/>
-    <w:tmpl w:val="22821A06"/>
-    <w:lvl w:ilvl="0" w:tplc="8DFA2ACC">
+    <w:tmpl w:val="858A60F6"/>
+    <w:lvl w:ilvl="0" w:tplc="08090001">
       <w:start w:val="1"/>
       <w:numFmt w:val="bullet"/>
-      <w:lvlText w:val="-"/>
+      <w:lvlText w:val=""/>
       <w:lvlJc w:val="left"/>
       <w:pPr>
         <w:ind w:left="720" w:hanging="360"/>
       </w:pPr>
       <w:rPr>
-        <w:rFonts w:ascii="Calibri" w:eastAsiaTheme="minorHAnsi" w:hAnsi="Calibri" w:cs="Calibri" w:hint="default"/>
+        <w:rFonts w:ascii="Symbol" w:hAnsi="Symbol" w:hint="default"/>
       </w:rPr>
     </w:lvl>
     <w:lvl w:ilvl="1" w:tplc="04090003" w:tentative="1">
@@ -9852,2159 +12326,14 @@
       </w:rPr>
     </w:lvl>
   </w:abstractNum>
-  <w:abstractNum w:abstractNumId="13" w15:restartNumberingAfterBreak="0">
-    <w:nsid w:val="3F2A768C"/>
-    <w:multiLevelType w:val="hybridMultilevel"/>
-    <w:tmpl w:val="3558FA06"/>
-    <w:lvl w:ilvl="0" w:tplc="0409000F">
-      <w:start w:val="1"/>
-      <w:numFmt w:val="decimal"/>
-      <w:lvlText w:val="%1."/>
-      <w:lvlJc w:val="left"/>
-      <w:pPr>
-        <w:ind w:left="720" w:hanging="360"/>
-      </w:pPr>
-      <w:rPr>
-        <w:rFonts w:hint="default"/>
-      </w:rPr>
-    </w:lvl>
-    <w:lvl w:ilvl="1" w:tplc="04090019" w:tentative="1">
-      <w:start w:val="1"/>
-      <w:numFmt w:val="lowerLetter"/>
-      <w:lvlText w:val="%2."/>
-      <w:lvlJc w:val="left"/>
-      <w:pPr>
-        <w:ind w:left="1440" w:hanging="360"/>
-      </w:pPr>
-    </w:lvl>
-    <w:lvl w:ilvl="2" w:tplc="0409001B" w:tentative="1">
-      <w:start w:val="1"/>
-      <w:numFmt w:val="lowerRoman"/>
-      <w:lvlText w:val="%3."/>
-      <w:lvlJc w:val="right"/>
-      <w:pPr>
-        <w:ind w:left="2160" w:hanging="180"/>
-      </w:pPr>
-    </w:lvl>
-    <w:lvl w:ilvl="3" w:tplc="0409000F" w:tentative="1">
-      <w:start w:val="1"/>
-      <w:numFmt w:val="decimal"/>
-      <w:lvlText w:val="%4."/>
-      <w:lvlJc w:val="left"/>
-      <w:pPr>
-        <w:ind w:left="2880" w:hanging="360"/>
-      </w:pPr>
-    </w:lvl>
-    <w:lvl w:ilvl="4" w:tplc="04090019" w:tentative="1">
-      <w:start w:val="1"/>
-      <w:numFmt w:val="lowerLetter"/>
-      <w:lvlText w:val="%5."/>
-      <w:lvlJc w:val="left"/>
-      <w:pPr>
-        <w:ind w:left="3600" w:hanging="360"/>
-      </w:pPr>
-    </w:lvl>
-    <w:lvl w:ilvl="5" w:tplc="0409001B" w:tentative="1">
-      <w:start w:val="1"/>
-      <w:numFmt w:val="lowerRoman"/>
-      <w:lvlText w:val="%6."/>
-      <w:lvlJc w:val="right"/>
-      <w:pPr>
-        <w:ind w:left="4320" w:hanging="180"/>
-      </w:pPr>
-    </w:lvl>
-    <w:lvl w:ilvl="6" w:tplc="0409000F" w:tentative="1">
-      <w:start w:val="1"/>
-      <w:numFmt w:val="decimal"/>
-      <w:lvlText w:val="%7."/>
-      <w:lvlJc w:val="left"/>
-      <w:pPr>
-        <w:ind w:left="5040" w:hanging="360"/>
-      </w:pPr>
-    </w:lvl>
-    <w:lvl w:ilvl="7" w:tplc="04090019" w:tentative="1">
-      <w:start w:val="1"/>
-      <w:numFmt w:val="lowerLetter"/>
-      <w:lvlText w:val="%8."/>
-      <w:lvlJc w:val="left"/>
-      <w:pPr>
-        <w:ind w:left="5760" w:hanging="360"/>
-      </w:pPr>
-    </w:lvl>
-    <w:lvl w:ilvl="8" w:tplc="0409001B" w:tentative="1">
-      <w:start w:val="1"/>
-      <w:numFmt w:val="lowerRoman"/>
-      <w:lvlText w:val="%9."/>
-      <w:lvlJc w:val="right"/>
-      <w:pPr>
-        <w:ind w:left="6480" w:hanging="180"/>
-      </w:pPr>
-    </w:lvl>
-  </w:abstractNum>
-  <w:abstractNum w:abstractNumId="14" w15:restartNumberingAfterBreak="0">
-    <w:nsid w:val="403F6D23"/>
-    <w:multiLevelType w:val="hybridMultilevel"/>
-    <w:tmpl w:val="2EF02434"/>
-    <w:lvl w:ilvl="0" w:tplc="0409000F">
-      <w:start w:val="1"/>
-      <w:numFmt w:val="decimal"/>
-      <w:lvlText w:val="%1."/>
-      <w:lvlJc w:val="left"/>
-      <w:pPr>
-        <w:ind w:left="720" w:hanging="360"/>
-      </w:pPr>
-    </w:lvl>
-    <w:lvl w:ilvl="1" w:tplc="04090019" w:tentative="1">
-      <w:start w:val="1"/>
-      <w:numFmt w:val="lowerLetter"/>
-      <w:lvlText w:val="%2."/>
-      <w:lvlJc w:val="left"/>
-      <w:pPr>
-        <w:ind w:left="1440" w:hanging="360"/>
-      </w:pPr>
-    </w:lvl>
-    <w:lvl w:ilvl="2" w:tplc="0409001B" w:tentative="1">
-      <w:start w:val="1"/>
-      <w:numFmt w:val="lowerRoman"/>
-      <w:lvlText w:val="%3."/>
-      <w:lvlJc w:val="right"/>
-      <w:pPr>
-        <w:ind w:left="2160" w:hanging="180"/>
-      </w:pPr>
-    </w:lvl>
-    <w:lvl w:ilvl="3" w:tplc="0409000F" w:tentative="1">
-      <w:start w:val="1"/>
-      <w:numFmt w:val="decimal"/>
-      <w:lvlText w:val="%4."/>
-      <w:lvlJc w:val="left"/>
-      <w:pPr>
-        <w:ind w:left="2880" w:hanging="360"/>
-      </w:pPr>
-    </w:lvl>
-    <w:lvl w:ilvl="4" w:tplc="04090019" w:tentative="1">
-      <w:start w:val="1"/>
-      <w:numFmt w:val="lowerLetter"/>
-      <w:lvlText w:val="%5."/>
-      <w:lvlJc w:val="left"/>
-      <w:pPr>
-        <w:ind w:left="3600" w:hanging="360"/>
-      </w:pPr>
-    </w:lvl>
-    <w:lvl w:ilvl="5" w:tplc="0409001B" w:tentative="1">
-      <w:start w:val="1"/>
-      <w:numFmt w:val="lowerRoman"/>
-      <w:lvlText w:val="%6."/>
-      <w:lvlJc w:val="right"/>
-      <w:pPr>
-        <w:ind w:left="4320" w:hanging="180"/>
-      </w:pPr>
-    </w:lvl>
-    <w:lvl w:ilvl="6" w:tplc="0409000F" w:tentative="1">
-      <w:start w:val="1"/>
-      <w:numFmt w:val="decimal"/>
-      <w:lvlText w:val="%7."/>
-      <w:lvlJc w:val="left"/>
-      <w:pPr>
-        <w:ind w:left="5040" w:hanging="360"/>
-      </w:pPr>
-    </w:lvl>
-    <w:lvl w:ilvl="7" w:tplc="04090019" w:tentative="1">
-      <w:start w:val="1"/>
-      <w:numFmt w:val="lowerLetter"/>
-      <w:lvlText w:val="%8."/>
-      <w:lvlJc w:val="left"/>
-      <w:pPr>
-        <w:ind w:left="5760" w:hanging="360"/>
-      </w:pPr>
-    </w:lvl>
-    <w:lvl w:ilvl="8" w:tplc="0409001B" w:tentative="1">
-      <w:start w:val="1"/>
-      <w:numFmt w:val="lowerRoman"/>
-      <w:lvlText w:val="%9."/>
-      <w:lvlJc w:val="right"/>
-      <w:pPr>
-        <w:ind w:left="6480" w:hanging="180"/>
-      </w:pPr>
-    </w:lvl>
-  </w:abstractNum>
-  <w:abstractNum w:abstractNumId="15" w15:restartNumberingAfterBreak="0">
-    <w:nsid w:val="41620622"/>
-    <w:multiLevelType w:val="hybridMultilevel"/>
-    <w:tmpl w:val="CEA891B8"/>
-    <w:lvl w:ilvl="0" w:tplc="0409000F">
-      <w:start w:val="1"/>
-      <w:numFmt w:val="decimal"/>
-      <w:lvlText w:val="%1."/>
-      <w:lvlJc w:val="left"/>
-      <w:pPr>
-        <w:ind w:left="720" w:hanging="360"/>
-      </w:pPr>
-    </w:lvl>
-    <w:lvl w:ilvl="1" w:tplc="04090019" w:tentative="1">
-      <w:start w:val="1"/>
-      <w:numFmt w:val="lowerLetter"/>
-      <w:lvlText w:val="%2."/>
-      <w:lvlJc w:val="left"/>
-      <w:pPr>
-        <w:ind w:left="1440" w:hanging="360"/>
-      </w:pPr>
-    </w:lvl>
-    <w:lvl w:ilvl="2" w:tplc="0409001B" w:tentative="1">
-      <w:start w:val="1"/>
-      <w:numFmt w:val="lowerRoman"/>
-      <w:lvlText w:val="%3."/>
-      <w:lvlJc w:val="right"/>
-      <w:pPr>
-        <w:ind w:left="2160" w:hanging="180"/>
-      </w:pPr>
-    </w:lvl>
-    <w:lvl w:ilvl="3" w:tplc="0409000F" w:tentative="1">
-      <w:start w:val="1"/>
-      <w:numFmt w:val="decimal"/>
-      <w:lvlText w:val="%4."/>
-      <w:lvlJc w:val="left"/>
-      <w:pPr>
-        <w:ind w:left="2880" w:hanging="360"/>
-      </w:pPr>
-    </w:lvl>
-    <w:lvl w:ilvl="4" w:tplc="04090019" w:tentative="1">
-      <w:start w:val="1"/>
-      <w:numFmt w:val="lowerLetter"/>
-      <w:lvlText w:val="%5."/>
-      <w:lvlJc w:val="left"/>
-      <w:pPr>
-        <w:ind w:left="3600" w:hanging="360"/>
-      </w:pPr>
-    </w:lvl>
-    <w:lvl w:ilvl="5" w:tplc="0409001B" w:tentative="1">
-      <w:start w:val="1"/>
-      <w:numFmt w:val="lowerRoman"/>
-      <w:lvlText w:val="%6."/>
-      <w:lvlJc w:val="right"/>
-      <w:pPr>
-        <w:ind w:left="4320" w:hanging="180"/>
-      </w:pPr>
-    </w:lvl>
-    <w:lvl w:ilvl="6" w:tplc="0409000F" w:tentative="1">
-      <w:start w:val="1"/>
-      <w:numFmt w:val="decimal"/>
-      <w:lvlText w:val="%7."/>
-      <w:lvlJc w:val="left"/>
-      <w:pPr>
-        <w:ind w:left="5040" w:hanging="360"/>
-      </w:pPr>
-    </w:lvl>
-    <w:lvl w:ilvl="7" w:tplc="04090019" w:tentative="1">
-      <w:start w:val="1"/>
-      <w:numFmt w:val="lowerLetter"/>
-      <w:lvlText w:val="%8."/>
-      <w:lvlJc w:val="left"/>
-      <w:pPr>
-        <w:ind w:left="5760" w:hanging="360"/>
-      </w:pPr>
-    </w:lvl>
-    <w:lvl w:ilvl="8" w:tplc="0409001B" w:tentative="1">
-      <w:start w:val="1"/>
-      <w:numFmt w:val="lowerRoman"/>
-      <w:lvlText w:val="%9."/>
-      <w:lvlJc w:val="right"/>
-      <w:pPr>
-        <w:ind w:left="6480" w:hanging="180"/>
-      </w:pPr>
-    </w:lvl>
-  </w:abstractNum>
-  <w:abstractNum w:abstractNumId="16" w15:restartNumberingAfterBreak="0">
-    <w:nsid w:val="454702F5"/>
-    <w:multiLevelType w:val="hybridMultilevel"/>
-    <w:tmpl w:val="EA02E016"/>
-    <w:lvl w:ilvl="0" w:tplc="01F208AC">
-      <w:start w:val="3"/>
-      <w:numFmt w:val="bullet"/>
-      <w:lvlText w:val="-"/>
-      <w:lvlJc w:val="left"/>
-      <w:pPr>
-        <w:ind w:left="720" w:hanging="360"/>
-      </w:pPr>
-      <w:rPr>
-        <w:rFonts w:ascii="Times New Roman" w:eastAsiaTheme="minorHAnsi" w:hAnsi="Times New Roman" w:cs="Times New Roman" w:hint="default"/>
-      </w:rPr>
-    </w:lvl>
-    <w:lvl w:ilvl="1" w:tplc="04090003" w:tentative="1">
-      <w:start w:val="1"/>
-      <w:numFmt w:val="bullet"/>
-      <w:lvlText w:val="o"/>
-      <w:lvlJc w:val="left"/>
-      <w:pPr>
-        <w:ind w:left="1440" w:hanging="360"/>
-      </w:pPr>
-      <w:rPr>
-        <w:rFonts w:ascii="Courier New" w:hAnsi="Courier New" w:cs="Courier New" w:hint="default"/>
-      </w:rPr>
-    </w:lvl>
-    <w:lvl w:ilvl="2" w:tplc="04090005" w:tentative="1">
-      <w:start w:val="1"/>
-      <w:numFmt w:val="bullet"/>
-      <w:lvlText w:val=""/>
-      <w:lvlJc w:val="left"/>
-      <w:pPr>
-        <w:ind w:left="2160" w:hanging="360"/>
-      </w:pPr>
-      <w:rPr>
-        <w:rFonts w:ascii="Wingdings" w:hAnsi="Wingdings" w:hint="default"/>
-      </w:rPr>
-    </w:lvl>
-    <w:lvl w:ilvl="3" w:tplc="04090001" w:tentative="1">
-      <w:start w:val="1"/>
-      <w:numFmt w:val="bullet"/>
-      <w:lvlText w:val=""/>
-      <w:lvlJc w:val="left"/>
-      <w:pPr>
-        <w:ind w:left="2880" w:hanging="360"/>
-      </w:pPr>
-      <w:rPr>
-        <w:rFonts w:ascii="Symbol" w:hAnsi="Symbol" w:hint="default"/>
-      </w:rPr>
-    </w:lvl>
-    <w:lvl w:ilvl="4" w:tplc="04090003" w:tentative="1">
-      <w:start w:val="1"/>
-      <w:numFmt w:val="bullet"/>
-      <w:lvlText w:val="o"/>
-      <w:lvlJc w:val="left"/>
-      <w:pPr>
-        <w:ind w:left="3600" w:hanging="360"/>
-      </w:pPr>
-      <w:rPr>
-        <w:rFonts w:ascii="Courier New" w:hAnsi="Courier New" w:cs="Courier New" w:hint="default"/>
-      </w:rPr>
-    </w:lvl>
-    <w:lvl w:ilvl="5" w:tplc="04090005" w:tentative="1">
-      <w:start w:val="1"/>
-      <w:numFmt w:val="bullet"/>
-      <w:lvlText w:val=""/>
-      <w:lvlJc w:val="left"/>
-      <w:pPr>
-        <w:ind w:left="4320" w:hanging="360"/>
-      </w:pPr>
-      <w:rPr>
-        <w:rFonts w:ascii="Wingdings" w:hAnsi="Wingdings" w:hint="default"/>
-      </w:rPr>
-    </w:lvl>
-    <w:lvl w:ilvl="6" w:tplc="04090001" w:tentative="1">
-      <w:start w:val="1"/>
-      <w:numFmt w:val="bullet"/>
-      <w:lvlText w:val=""/>
-      <w:lvlJc w:val="left"/>
-      <w:pPr>
-        <w:ind w:left="5040" w:hanging="360"/>
-      </w:pPr>
-      <w:rPr>
-        <w:rFonts w:ascii="Symbol" w:hAnsi="Symbol" w:hint="default"/>
-      </w:rPr>
-    </w:lvl>
-    <w:lvl w:ilvl="7" w:tplc="04090003" w:tentative="1">
-      <w:start w:val="1"/>
-      <w:numFmt w:val="bullet"/>
-      <w:lvlText w:val="o"/>
-      <w:lvlJc w:val="left"/>
-      <w:pPr>
-        <w:ind w:left="5760" w:hanging="360"/>
-      </w:pPr>
-      <w:rPr>
-        <w:rFonts w:ascii="Courier New" w:hAnsi="Courier New" w:cs="Courier New" w:hint="default"/>
-      </w:rPr>
-    </w:lvl>
-    <w:lvl w:ilvl="8" w:tplc="04090005" w:tentative="1">
-      <w:start w:val="1"/>
-      <w:numFmt w:val="bullet"/>
-      <w:lvlText w:val=""/>
-      <w:lvlJc w:val="left"/>
-      <w:pPr>
-        <w:ind w:left="6480" w:hanging="360"/>
-      </w:pPr>
-      <w:rPr>
-        <w:rFonts w:ascii="Wingdings" w:hAnsi="Wingdings" w:hint="default"/>
-      </w:rPr>
-    </w:lvl>
-  </w:abstractNum>
-  <w:abstractNum w:abstractNumId="17" w15:restartNumberingAfterBreak="0">
-    <w:nsid w:val="49A5745A"/>
-    <w:multiLevelType w:val="hybridMultilevel"/>
-    <w:tmpl w:val="175450D6"/>
-    <w:lvl w:ilvl="0" w:tplc="CCEC0B4E">
-      <w:start w:val="3"/>
-      <w:numFmt w:val="bullet"/>
-      <w:lvlText w:val="-"/>
-      <w:lvlJc w:val="left"/>
-      <w:pPr>
-        <w:ind w:left="720" w:hanging="360"/>
-      </w:pPr>
-      <w:rPr>
-        <w:rFonts w:ascii="Calibri" w:eastAsiaTheme="minorHAnsi" w:hAnsi="Calibri" w:cs="Calibri" w:hint="default"/>
-      </w:rPr>
-    </w:lvl>
-    <w:lvl w:ilvl="1" w:tplc="04090003" w:tentative="1">
-      <w:start w:val="1"/>
-      <w:numFmt w:val="bullet"/>
-      <w:lvlText w:val="o"/>
-      <w:lvlJc w:val="left"/>
-      <w:pPr>
-        <w:ind w:left="1440" w:hanging="360"/>
-      </w:pPr>
-      <w:rPr>
-        <w:rFonts w:ascii="Courier New" w:hAnsi="Courier New" w:cs="Courier New" w:hint="default"/>
-      </w:rPr>
-    </w:lvl>
-    <w:lvl w:ilvl="2" w:tplc="04090005" w:tentative="1">
-      <w:start w:val="1"/>
-      <w:numFmt w:val="bullet"/>
-      <w:lvlText w:val=""/>
-      <w:lvlJc w:val="left"/>
-      <w:pPr>
-        <w:ind w:left="2160" w:hanging="360"/>
-      </w:pPr>
-      <w:rPr>
-        <w:rFonts w:ascii="Wingdings" w:hAnsi="Wingdings" w:hint="default"/>
-      </w:rPr>
-    </w:lvl>
-    <w:lvl w:ilvl="3" w:tplc="04090001" w:tentative="1">
-      <w:start w:val="1"/>
-      <w:numFmt w:val="bullet"/>
-      <w:lvlText w:val=""/>
-      <w:lvlJc w:val="left"/>
-      <w:pPr>
-        <w:ind w:left="2880" w:hanging="360"/>
-      </w:pPr>
-      <w:rPr>
-        <w:rFonts w:ascii="Symbol" w:hAnsi="Symbol" w:hint="default"/>
-      </w:rPr>
-    </w:lvl>
-    <w:lvl w:ilvl="4" w:tplc="04090003" w:tentative="1">
-      <w:start w:val="1"/>
-      <w:numFmt w:val="bullet"/>
-      <w:lvlText w:val="o"/>
-      <w:lvlJc w:val="left"/>
-      <w:pPr>
-        <w:ind w:left="3600" w:hanging="360"/>
-      </w:pPr>
-      <w:rPr>
-        <w:rFonts w:ascii="Courier New" w:hAnsi="Courier New" w:cs="Courier New" w:hint="default"/>
-      </w:rPr>
-    </w:lvl>
-    <w:lvl w:ilvl="5" w:tplc="04090005" w:tentative="1">
-      <w:start w:val="1"/>
-      <w:numFmt w:val="bullet"/>
-      <w:lvlText w:val=""/>
-      <w:lvlJc w:val="left"/>
-      <w:pPr>
-        <w:ind w:left="4320" w:hanging="360"/>
-      </w:pPr>
-      <w:rPr>
-        <w:rFonts w:ascii="Wingdings" w:hAnsi="Wingdings" w:hint="default"/>
-      </w:rPr>
-    </w:lvl>
-    <w:lvl w:ilvl="6" w:tplc="04090001" w:tentative="1">
-      <w:start w:val="1"/>
-      <w:numFmt w:val="bullet"/>
-      <w:lvlText w:val=""/>
-      <w:lvlJc w:val="left"/>
-      <w:pPr>
-        <w:ind w:left="5040" w:hanging="360"/>
-      </w:pPr>
-      <w:rPr>
-        <w:rFonts w:ascii="Symbol" w:hAnsi="Symbol" w:hint="default"/>
-      </w:rPr>
-    </w:lvl>
-    <w:lvl w:ilvl="7" w:tplc="04090003" w:tentative="1">
-      <w:start w:val="1"/>
-      <w:numFmt w:val="bullet"/>
-      <w:lvlText w:val="o"/>
-      <w:lvlJc w:val="left"/>
-      <w:pPr>
-        <w:ind w:left="5760" w:hanging="360"/>
-      </w:pPr>
-      <w:rPr>
-        <w:rFonts w:ascii="Courier New" w:hAnsi="Courier New" w:cs="Courier New" w:hint="default"/>
-      </w:rPr>
-    </w:lvl>
-    <w:lvl w:ilvl="8" w:tplc="04090005" w:tentative="1">
-      <w:start w:val="1"/>
-      <w:numFmt w:val="bullet"/>
-      <w:lvlText w:val=""/>
-      <w:lvlJc w:val="left"/>
-      <w:pPr>
-        <w:ind w:left="6480" w:hanging="360"/>
-      </w:pPr>
-      <w:rPr>
-        <w:rFonts w:ascii="Wingdings" w:hAnsi="Wingdings" w:hint="default"/>
-      </w:rPr>
-    </w:lvl>
-  </w:abstractNum>
-  <w:abstractNum w:abstractNumId="18" w15:restartNumberingAfterBreak="0">
-    <w:nsid w:val="4F2B6D6D"/>
-    <w:multiLevelType w:val="multilevel"/>
-    <w:tmpl w:val="04090025"/>
-    <w:lvl w:ilvl="0">
-      <w:start w:val="1"/>
-      <w:numFmt w:val="decimal"/>
-      <w:lvlText w:val="%1"/>
-      <w:lvlJc w:val="left"/>
-      <w:pPr>
-        <w:ind w:left="432" w:hanging="432"/>
-      </w:pPr>
-    </w:lvl>
-    <w:lvl w:ilvl="1">
-      <w:start w:val="1"/>
-      <w:numFmt w:val="decimal"/>
-      <w:lvlText w:val="%1.%2"/>
-      <w:lvlJc w:val="left"/>
-      <w:pPr>
-        <w:ind w:left="576" w:hanging="576"/>
-      </w:pPr>
-    </w:lvl>
-    <w:lvl w:ilvl="2">
-      <w:start w:val="1"/>
-      <w:numFmt w:val="decimal"/>
-      <w:lvlText w:val="%1.%2.%3"/>
-      <w:lvlJc w:val="left"/>
-      <w:pPr>
-        <w:ind w:left="720" w:hanging="720"/>
-      </w:pPr>
-    </w:lvl>
-    <w:lvl w:ilvl="3">
-      <w:start w:val="1"/>
-      <w:numFmt w:val="decimal"/>
-      <w:lvlText w:val="%1.%2.%3.%4"/>
-      <w:lvlJc w:val="left"/>
-      <w:pPr>
-        <w:ind w:left="864" w:hanging="864"/>
-      </w:pPr>
-    </w:lvl>
-    <w:lvl w:ilvl="4">
-      <w:start w:val="1"/>
-      <w:numFmt w:val="decimal"/>
-      <w:lvlText w:val="%1.%2.%3.%4.%5"/>
-      <w:lvlJc w:val="left"/>
-      <w:pPr>
-        <w:ind w:left="1008" w:hanging="1008"/>
-      </w:pPr>
-    </w:lvl>
-    <w:lvl w:ilvl="5">
-      <w:start w:val="1"/>
-      <w:numFmt w:val="decimal"/>
-      <w:lvlText w:val="%1.%2.%3.%4.%5.%6"/>
-      <w:lvlJc w:val="left"/>
-      <w:pPr>
-        <w:ind w:left="1152" w:hanging="1152"/>
-      </w:pPr>
-    </w:lvl>
-    <w:lvl w:ilvl="6">
-      <w:start w:val="1"/>
-      <w:numFmt w:val="decimal"/>
-      <w:lvlText w:val="%1.%2.%3.%4.%5.%6.%7"/>
-      <w:lvlJc w:val="left"/>
-      <w:pPr>
-        <w:ind w:left="1296" w:hanging="1296"/>
-      </w:pPr>
-    </w:lvl>
-    <w:lvl w:ilvl="7">
-      <w:start w:val="1"/>
-      <w:numFmt w:val="decimal"/>
-      <w:lvlText w:val="%1.%2.%3.%4.%5.%6.%7.%8"/>
-      <w:lvlJc w:val="left"/>
-      <w:pPr>
-        <w:ind w:left="1440" w:hanging="1440"/>
-      </w:pPr>
-    </w:lvl>
-    <w:lvl w:ilvl="8">
-      <w:start w:val="1"/>
-      <w:numFmt w:val="decimal"/>
-      <w:lvlText w:val="%1.%2.%3.%4.%5.%6.%7.%8.%9"/>
-      <w:lvlJc w:val="left"/>
-      <w:pPr>
-        <w:ind w:left="1584" w:hanging="1584"/>
-      </w:pPr>
-    </w:lvl>
-  </w:abstractNum>
-  <w:abstractNum w:abstractNumId="19" w15:restartNumberingAfterBreak="0">
-    <w:nsid w:val="530F231F"/>
-    <w:multiLevelType w:val="hybridMultilevel"/>
-    <w:tmpl w:val="3558FA06"/>
-    <w:lvl w:ilvl="0" w:tplc="0409000F">
-      <w:start w:val="1"/>
-      <w:numFmt w:val="decimal"/>
-      <w:lvlText w:val="%1."/>
-      <w:lvlJc w:val="left"/>
-      <w:pPr>
-        <w:ind w:left="720" w:hanging="360"/>
-      </w:pPr>
-      <w:rPr>
-        <w:rFonts w:hint="default"/>
-      </w:rPr>
-    </w:lvl>
-    <w:lvl w:ilvl="1" w:tplc="04090019" w:tentative="1">
-      <w:start w:val="1"/>
-      <w:numFmt w:val="lowerLetter"/>
-      <w:lvlText w:val="%2."/>
-      <w:lvlJc w:val="left"/>
-      <w:pPr>
-        <w:ind w:left="1440" w:hanging="360"/>
-      </w:pPr>
-    </w:lvl>
-    <w:lvl w:ilvl="2" w:tplc="0409001B" w:tentative="1">
-      <w:start w:val="1"/>
-      <w:numFmt w:val="lowerRoman"/>
-      <w:lvlText w:val="%3."/>
-      <w:lvlJc w:val="right"/>
-      <w:pPr>
-        <w:ind w:left="2160" w:hanging="180"/>
-      </w:pPr>
-    </w:lvl>
-    <w:lvl w:ilvl="3" w:tplc="0409000F" w:tentative="1">
-      <w:start w:val="1"/>
-      <w:numFmt w:val="decimal"/>
-      <w:lvlText w:val="%4."/>
-      <w:lvlJc w:val="left"/>
-      <w:pPr>
-        <w:ind w:left="2880" w:hanging="360"/>
-      </w:pPr>
-    </w:lvl>
-    <w:lvl w:ilvl="4" w:tplc="04090019" w:tentative="1">
-      <w:start w:val="1"/>
-      <w:numFmt w:val="lowerLetter"/>
-      <w:lvlText w:val="%5."/>
-      <w:lvlJc w:val="left"/>
-      <w:pPr>
-        <w:ind w:left="3600" w:hanging="360"/>
-      </w:pPr>
-    </w:lvl>
-    <w:lvl w:ilvl="5" w:tplc="0409001B" w:tentative="1">
-      <w:start w:val="1"/>
-      <w:numFmt w:val="lowerRoman"/>
-      <w:lvlText w:val="%6."/>
-      <w:lvlJc w:val="right"/>
-      <w:pPr>
-        <w:ind w:left="4320" w:hanging="180"/>
-      </w:pPr>
-    </w:lvl>
-    <w:lvl w:ilvl="6" w:tplc="0409000F" w:tentative="1">
-      <w:start w:val="1"/>
-      <w:numFmt w:val="decimal"/>
-      <w:lvlText w:val="%7."/>
-      <w:lvlJc w:val="left"/>
-      <w:pPr>
-        <w:ind w:left="5040" w:hanging="360"/>
-      </w:pPr>
-    </w:lvl>
-    <w:lvl w:ilvl="7" w:tplc="04090019" w:tentative="1">
-      <w:start w:val="1"/>
-      <w:numFmt w:val="lowerLetter"/>
-      <w:lvlText w:val="%8."/>
-      <w:lvlJc w:val="left"/>
-      <w:pPr>
-        <w:ind w:left="5760" w:hanging="360"/>
-      </w:pPr>
-    </w:lvl>
-    <w:lvl w:ilvl="8" w:tplc="0409001B" w:tentative="1">
-      <w:start w:val="1"/>
-      <w:numFmt w:val="lowerRoman"/>
-      <w:lvlText w:val="%9."/>
-      <w:lvlJc w:val="right"/>
-      <w:pPr>
-        <w:ind w:left="6480" w:hanging="180"/>
-      </w:pPr>
-    </w:lvl>
-  </w:abstractNum>
-  <w:abstractNum w:abstractNumId="20" w15:restartNumberingAfterBreak="0">
-    <w:nsid w:val="581A2EAF"/>
-    <w:multiLevelType w:val="hybridMultilevel"/>
-    <w:tmpl w:val="3280B0F4"/>
-    <w:lvl w:ilvl="0" w:tplc="04090001">
-      <w:start w:val="1"/>
-      <w:numFmt w:val="bullet"/>
-      <w:lvlText w:val=""/>
-      <w:lvlJc w:val="left"/>
-      <w:pPr>
-        <w:ind w:left="-547" w:hanging="360"/>
-      </w:pPr>
-      <w:rPr>
-        <w:rFonts w:ascii="Symbol" w:hAnsi="Symbol" w:hint="default"/>
-      </w:rPr>
-    </w:lvl>
-    <w:lvl w:ilvl="1" w:tplc="04090003" w:tentative="1">
-      <w:start w:val="1"/>
-      <w:numFmt w:val="bullet"/>
-      <w:lvlText w:val="o"/>
-      <w:lvlJc w:val="left"/>
-      <w:pPr>
-        <w:ind w:left="173" w:hanging="360"/>
-      </w:pPr>
-      <w:rPr>
-        <w:rFonts w:ascii="Courier New" w:hAnsi="Courier New" w:cs="Courier New" w:hint="default"/>
-      </w:rPr>
-    </w:lvl>
-    <w:lvl w:ilvl="2" w:tplc="04090005" w:tentative="1">
-      <w:start w:val="1"/>
-      <w:numFmt w:val="bullet"/>
-      <w:lvlText w:val=""/>
-      <w:lvlJc w:val="left"/>
-      <w:pPr>
-        <w:ind w:left="893" w:hanging="360"/>
-      </w:pPr>
-      <w:rPr>
-        <w:rFonts w:ascii="Wingdings" w:hAnsi="Wingdings" w:hint="default"/>
-      </w:rPr>
-    </w:lvl>
-    <w:lvl w:ilvl="3" w:tplc="04090001" w:tentative="1">
-      <w:start w:val="1"/>
-      <w:numFmt w:val="bullet"/>
-      <w:lvlText w:val=""/>
-      <w:lvlJc w:val="left"/>
-      <w:pPr>
-        <w:ind w:left="1613" w:hanging="360"/>
-      </w:pPr>
-      <w:rPr>
-        <w:rFonts w:ascii="Symbol" w:hAnsi="Symbol" w:hint="default"/>
-      </w:rPr>
-    </w:lvl>
-    <w:lvl w:ilvl="4" w:tplc="04090003" w:tentative="1">
-      <w:start w:val="1"/>
-      <w:numFmt w:val="bullet"/>
-      <w:lvlText w:val="o"/>
-      <w:lvlJc w:val="left"/>
-      <w:pPr>
-        <w:ind w:left="2333" w:hanging="360"/>
-      </w:pPr>
-      <w:rPr>
-        <w:rFonts w:ascii="Courier New" w:hAnsi="Courier New" w:cs="Courier New" w:hint="default"/>
-      </w:rPr>
-    </w:lvl>
-    <w:lvl w:ilvl="5" w:tplc="04090005" w:tentative="1">
-      <w:start w:val="1"/>
-      <w:numFmt w:val="bullet"/>
-      <w:lvlText w:val=""/>
-      <w:lvlJc w:val="left"/>
-      <w:pPr>
-        <w:ind w:left="3053" w:hanging="360"/>
-      </w:pPr>
-      <w:rPr>
-        <w:rFonts w:ascii="Wingdings" w:hAnsi="Wingdings" w:hint="default"/>
-      </w:rPr>
-    </w:lvl>
-    <w:lvl w:ilvl="6" w:tplc="04090001" w:tentative="1">
-      <w:start w:val="1"/>
-      <w:numFmt w:val="bullet"/>
-      <w:lvlText w:val=""/>
-      <w:lvlJc w:val="left"/>
-      <w:pPr>
-        <w:ind w:left="3773" w:hanging="360"/>
-      </w:pPr>
-      <w:rPr>
-        <w:rFonts w:ascii="Symbol" w:hAnsi="Symbol" w:hint="default"/>
-      </w:rPr>
-    </w:lvl>
-    <w:lvl w:ilvl="7" w:tplc="04090003" w:tentative="1">
-      <w:start w:val="1"/>
-      <w:numFmt w:val="bullet"/>
-      <w:lvlText w:val="o"/>
-      <w:lvlJc w:val="left"/>
-      <w:pPr>
-        <w:ind w:left="4493" w:hanging="360"/>
-      </w:pPr>
-      <w:rPr>
-        <w:rFonts w:ascii="Courier New" w:hAnsi="Courier New" w:cs="Courier New" w:hint="default"/>
-      </w:rPr>
-    </w:lvl>
-    <w:lvl w:ilvl="8" w:tplc="04090005" w:tentative="1">
-      <w:start w:val="1"/>
-      <w:numFmt w:val="bullet"/>
-      <w:lvlText w:val=""/>
-      <w:lvlJc w:val="left"/>
-      <w:pPr>
-        <w:ind w:left="5213" w:hanging="360"/>
-      </w:pPr>
-      <w:rPr>
-        <w:rFonts w:ascii="Wingdings" w:hAnsi="Wingdings" w:hint="default"/>
-      </w:rPr>
-    </w:lvl>
-  </w:abstractNum>
-  <w:abstractNum w:abstractNumId="21" w15:restartNumberingAfterBreak="0">
-    <w:nsid w:val="59210F86"/>
-    <w:multiLevelType w:val="hybridMultilevel"/>
-    <w:tmpl w:val="9920D6D4"/>
-    <w:lvl w:ilvl="0" w:tplc="47783872">
-      <w:start w:val="1"/>
-      <w:numFmt w:val="upperRoman"/>
-      <w:lvlText w:val="%1."/>
-      <w:lvlJc w:val="left"/>
-      <w:pPr>
-        <w:ind w:left="1440" w:hanging="720"/>
-      </w:pPr>
-      <w:rPr>
-        <w:rFonts w:hint="default"/>
-      </w:rPr>
-    </w:lvl>
-    <w:lvl w:ilvl="1" w:tplc="0409000F">
-      <w:start w:val="1"/>
-      <w:numFmt w:val="decimal"/>
-      <w:lvlText w:val="%2."/>
-      <w:lvlJc w:val="left"/>
-      <w:pPr>
-        <w:ind w:left="1800" w:hanging="360"/>
-      </w:pPr>
-      <w:rPr>
-        <w:rFonts w:hint="default"/>
-      </w:rPr>
-    </w:lvl>
-    <w:lvl w:ilvl="2" w:tplc="0409001B" w:tentative="1">
-      <w:start w:val="1"/>
-      <w:numFmt w:val="lowerRoman"/>
-      <w:lvlText w:val="%3."/>
-      <w:lvlJc w:val="right"/>
-      <w:pPr>
-        <w:ind w:left="2520" w:hanging="180"/>
-      </w:pPr>
-    </w:lvl>
-    <w:lvl w:ilvl="3" w:tplc="0409000F" w:tentative="1">
-      <w:start w:val="1"/>
-      <w:numFmt w:val="decimal"/>
-      <w:lvlText w:val="%4."/>
-      <w:lvlJc w:val="left"/>
-      <w:pPr>
-        <w:ind w:left="3240" w:hanging="360"/>
-      </w:pPr>
-    </w:lvl>
-    <w:lvl w:ilvl="4" w:tplc="04090019" w:tentative="1">
-      <w:start w:val="1"/>
-      <w:numFmt w:val="lowerLetter"/>
-      <w:lvlText w:val="%5."/>
-      <w:lvlJc w:val="left"/>
-      <w:pPr>
-        <w:ind w:left="3960" w:hanging="360"/>
-      </w:pPr>
-    </w:lvl>
-    <w:lvl w:ilvl="5" w:tplc="0409001B" w:tentative="1">
-      <w:start w:val="1"/>
-      <w:numFmt w:val="lowerRoman"/>
-      <w:lvlText w:val="%6."/>
-      <w:lvlJc w:val="right"/>
-      <w:pPr>
-        <w:ind w:left="4680" w:hanging="180"/>
-      </w:pPr>
-    </w:lvl>
-    <w:lvl w:ilvl="6" w:tplc="0409000F" w:tentative="1">
-      <w:start w:val="1"/>
-      <w:numFmt w:val="decimal"/>
-      <w:lvlText w:val="%7."/>
-      <w:lvlJc w:val="left"/>
-      <w:pPr>
-        <w:ind w:left="5400" w:hanging="360"/>
-      </w:pPr>
-    </w:lvl>
-    <w:lvl w:ilvl="7" w:tplc="04090019" w:tentative="1">
-      <w:start w:val="1"/>
-      <w:numFmt w:val="lowerLetter"/>
-      <w:lvlText w:val="%8."/>
-      <w:lvlJc w:val="left"/>
-      <w:pPr>
-        <w:ind w:left="6120" w:hanging="360"/>
-      </w:pPr>
-    </w:lvl>
-    <w:lvl w:ilvl="8" w:tplc="0409001B" w:tentative="1">
-      <w:start w:val="1"/>
-      <w:numFmt w:val="lowerRoman"/>
-      <w:lvlText w:val="%9."/>
-      <w:lvlJc w:val="right"/>
-      <w:pPr>
-        <w:ind w:left="6840" w:hanging="180"/>
-      </w:pPr>
-    </w:lvl>
-  </w:abstractNum>
-  <w:abstractNum w:abstractNumId="22" w15:restartNumberingAfterBreak="0">
-    <w:nsid w:val="595439E3"/>
-    <w:multiLevelType w:val="hybridMultilevel"/>
-    <w:tmpl w:val="12665530"/>
-    <w:lvl w:ilvl="0" w:tplc="67802834">
-      <w:start w:val="1"/>
-      <w:numFmt w:val="decimal"/>
-      <w:lvlText w:val="%1."/>
-      <w:lvlJc w:val="left"/>
-      <w:pPr>
-        <w:tabs>
-          <w:tab w:val="num" w:pos="720"/>
-        </w:tabs>
-        <w:ind w:left="720" w:hanging="360"/>
-      </w:pPr>
-    </w:lvl>
-    <w:lvl w:ilvl="1" w:tplc="9C306390" w:tentative="1">
-      <w:start w:val="1"/>
-      <w:numFmt w:val="decimal"/>
-      <w:lvlText w:val="%2."/>
-      <w:lvlJc w:val="left"/>
-      <w:pPr>
-        <w:tabs>
-          <w:tab w:val="num" w:pos="1440"/>
-        </w:tabs>
-        <w:ind w:left="1440" w:hanging="360"/>
-      </w:pPr>
-    </w:lvl>
-    <w:lvl w:ilvl="2" w:tplc="EB0002FA" w:tentative="1">
-      <w:start w:val="1"/>
-      <w:numFmt w:val="decimal"/>
-      <w:lvlText w:val="%3."/>
-      <w:lvlJc w:val="left"/>
-      <w:pPr>
-        <w:tabs>
-          <w:tab w:val="num" w:pos="2160"/>
-        </w:tabs>
-        <w:ind w:left="2160" w:hanging="360"/>
-      </w:pPr>
-    </w:lvl>
-    <w:lvl w:ilvl="3" w:tplc="AD58B290" w:tentative="1">
-      <w:start w:val="1"/>
-      <w:numFmt w:val="decimal"/>
-      <w:lvlText w:val="%4."/>
-      <w:lvlJc w:val="left"/>
-      <w:pPr>
-        <w:tabs>
-          <w:tab w:val="num" w:pos="2880"/>
-        </w:tabs>
-        <w:ind w:left="2880" w:hanging="360"/>
-      </w:pPr>
-    </w:lvl>
-    <w:lvl w:ilvl="4" w:tplc="B8EA86E4" w:tentative="1">
-      <w:start w:val="1"/>
-      <w:numFmt w:val="decimal"/>
-      <w:lvlText w:val="%5."/>
-      <w:lvlJc w:val="left"/>
-      <w:pPr>
-        <w:tabs>
-          <w:tab w:val="num" w:pos="3600"/>
-        </w:tabs>
-        <w:ind w:left="3600" w:hanging="360"/>
-      </w:pPr>
-    </w:lvl>
-    <w:lvl w:ilvl="5" w:tplc="78828BC2" w:tentative="1">
-      <w:start w:val="1"/>
-      <w:numFmt w:val="decimal"/>
-      <w:lvlText w:val="%6."/>
-      <w:lvlJc w:val="left"/>
-      <w:pPr>
-        <w:tabs>
-          <w:tab w:val="num" w:pos="4320"/>
-        </w:tabs>
-        <w:ind w:left="4320" w:hanging="360"/>
-      </w:pPr>
-    </w:lvl>
-    <w:lvl w:ilvl="6" w:tplc="326CBB26" w:tentative="1">
-      <w:start w:val="1"/>
-      <w:numFmt w:val="decimal"/>
-      <w:lvlText w:val="%7."/>
-      <w:lvlJc w:val="left"/>
-      <w:pPr>
-        <w:tabs>
-          <w:tab w:val="num" w:pos="5040"/>
-        </w:tabs>
-        <w:ind w:left="5040" w:hanging="360"/>
-      </w:pPr>
-    </w:lvl>
-    <w:lvl w:ilvl="7" w:tplc="26B67ED4" w:tentative="1">
-      <w:start w:val="1"/>
-      <w:numFmt w:val="decimal"/>
-      <w:lvlText w:val="%8."/>
-      <w:lvlJc w:val="left"/>
-      <w:pPr>
-        <w:tabs>
-          <w:tab w:val="num" w:pos="5760"/>
-        </w:tabs>
-        <w:ind w:left="5760" w:hanging="360"/>
-      </w:pPr>
-    </w:lvl>
-    <w:lvl w:ilvl="8" w:tplc="21F2A3AC" w:tentative="1">
-      <w:start w:val="1"/>
-      <w:numFmt w:val="decimal"/>
-      <w:lvlText w:val="%9."/>
-      <w:lvlJc w:val="left"/>
-      <w:pPr>
-        <w:tabs>
-          <w:tab w:val="num" w:pos="6480"/>
-        </w:tabs>
-        <w:ind w:left="6480" w:hanging="360"/>
-      </w:pPr>
-    </w:lvl>
-  </w:abstractNum>
-  <w:abstractNum w:abstractNumId="23" w15:restartNumberingAfterBreak="0">
-    <w:nsid w:val="5C7E1075"/>
-    <w:multiLevelType w:val="multilevel"/>
-    <w:tmpl w:val="0409001F"/>
-    <w:lvl w:ilvl="0">
-      <w:start w:val="1"/>
-      <w:numFmt w:val="decimal"/>
-      <w:lvlText w:val="%1."/>
-      <w:lvlJc w:val="left"/>
-      <w:pPr>
-        <w:ind w:left="360" w:hanging="360"/>
-      </w:pPr>
-    </w:lvl>
-    <w:lvl w:ilvl="1">
-      <w:start w:val="1"/>
-      <w:numFmt w:val="decimal"/>
-      <w:lvlText w:val="%1.%2."/>
-      <w:lvlJc w:val="left"/>
-      <w:pPr>
-        <w:ind w:left="792" w:hanging="432"/>
-      </w:pPr>
-    </w:lvl>
-    <w:lvl w:ilvl="2">
-      <w:start w:val="1"/>
-      <w:numFmt w:val="decimal"/>
-      <w:lvlText w:val="%1.%2.%3."/>
-      <w:lvlJc w:val="left"/>
-      <w:pPr>
-        <w:ind w:left="1224" w:hanging="504"/>
-      </w:pPr>
-    </w:lvl>
-    <w:lvl w:ilvl="3">
-      <w:start w:val="1"/>
-      <w:numFmt w:val="decimal"/>
-      <w:lvlText w:val="%1.%2.%3.%4."/>
-      <w:lvlJc w:val="left"/>
-      <w:pPr>
-        <w:ind w:left="1728" w:hanging="648"/>
-      </w:pPr>
-    </w:lvl>
-    <w:lvl w:ilvl="4">
-      <w:start w:val="1"/>
-      <w:numFmt w:val="decimal"/>
-      <w:lvlText w:val="%1.%2.%3.%4.%5."/>
-      <w:lvlJc w:val="left"/>
-      <w:pPr>
-        <w:ind w:left="2232" w:hanging="792"/>
-      </w:pPr>
-    </w:lvl>
-    <w:lvl w:ilvl="5">
-      <w:start w:val="1"/>
-      <w:numFmt w:val="decimal"/>
-      <w:lvlText w:val="%1.%2.%3.%4.%5.%6."/>
-      <w:lvlJc w:val="left"/>
-      <w:pPr>
-        <w:ind w:left="2736" w:hanging="936"/>
-      </w:pPr>
-    </w:lvl>
-    <w:lvl w:ilvl="6">
-      <w:start w:val="1"/>
-      <w:numFmt w:val="decimal"/>
-      <w:lvlText w:val="%1.%2.%3.%4.%5.%6.%7."/>
-      <w:lvlJc w:val="left"/>
-      <w:pPr>
-        <w:ind w:left="3240" w:hanging="1080"/>
-      </w:pPr>
-    </w:lvl>
-    <w:lvl w:ilvl="7">
-      <w:start w:val="1"/>
-      <w:numFmt w:val="decimal"/>
-      <w:lvlText w:val="%1.%2.%3.%4.%5.%6.%7.%8."/>
-      <w:lvlJc w:val="left"/>
-      <w:pPr>
-        <w:ind w:left="3744" w:hanging="1224"/>
-      </w:pPr>
-    </w:lvl>
-    <w:lvl w:ilvl="8">
-      <w:start w:val="1"/>
-      <w:numFmt w:val="decimal"/>
-      <w:lvlText w:val="%1.%2.%3.%4.%5.%6.%7.%8.%9."/>
-      <w:lvlJc w:val="left"/>
-      <w:pPr>
-        <w:ind w:left="4320" w:hanging="1440"/>
-      </w:pPr>
-    </w:lvl>
-  </w:abstractNum>
-  <w:abstractNum w:abstractNumId="24" w15:restartNumberingAfterBreak="0">
-    <w:nsid w:val="606E2E83"/>
-    <w:multiLevelType w:val="multilevel"/>
-    <w:tmpl w:val="0409001F"/>
-    <w:lvl w:ilvl="0">
-      <w:start w:val="1"/>
-      <w:numFmt w:val="decimal"/>
-      <w:lvlText w:val="%1."/>
-      <w:lvlJc w:val="left"/>
-      <w:pPr>
-        <w:ind w:left="360" w:hanging="360"/>
-      </w:pPr>
-    </w:lvl>
-    <w:lvl w:ilvl="1">
-      <w:start w:val="1"/>
-      <w:numFmt w:val="decimal"/>
-      <w:lvlText w:val="%1.%2."/>
-      <w:lvlJc w:val="left"/>
-      <w:pPr>
-        <w:ind w:left="792" w:hanging="432"/>
-      </w:pPr>
-    </w:lvl>
-    <w:lvl w:ilvl="2">
-      <w:start w:val="1"/>
-      <w:numFmt w:val="decimal"/>
-      <w:lvlText w:val="%1.%2.%3."/>
-      <w:lvlJc w:val="left"/>
-      <w:pPr>
-        <w:ind w:left="1224" w:hanging="504"/>
-      </w:pPr>
-    </w:lvl>
-    <w:lvl w:ilvl="3">
-      <w:start w:val="1"/>
-      <w:numFmt w:val="decimal"/>
-      <w:lvlText w:val="%1.%2.%3.%4."/>
-      <w:lvlJc w:val="left"/>
-      <w:pPr>
-        <w:ind w:left="1728" w:hanging="648"/>
-      </w:pPr>
-    </w:lvl>
-    <w:lvl w:ilvl="4">
-      <w:start w:val="1"/>
-      <w:numFmt w:val="decimal"/>
-      <w:lvlText w:val="%1.%2.%3.%4.%5."/>
-      <w:lvlJc w:val="left"/>
-      <w:pPr>
-        <w:ind w:left="2232" w:hanging="792"/>
-      </w:pPr>
-    </w:lvl>
-    <w:lvl w:ilvl="5">
-      <w:start w:val="1"/>
-      <w:numFmt w:val="decimal"/>
-      <w:lvlText w:val="%1.%2.%3.%4.%5.%6."/>
-      <w:lvlJc w:val="left"/>
-      <w:pPr>
-        <w:ind w:left="2736" w:hanging="936"/>
-      </w:pPr>
-    </w:lvl>
-    <w:lvl w:ilvl="6">
-      <w:start w:val="1"/>
-      <w:numFmt w:val="decimal"/>
-      <w:lvlText w:val="%1.%2.%3.%4.%5.%6.%7."/>
-      <w:lvlJc w:val="left"/>
-      <w:pPr>
-        <w:ind w:left="3240" w:hanging="1080"/>
-      </w:pPr>
-    </w:lvl>
-    <w:lvl w:ilvl="7">
-      <w:start w:val="1"/>
-      <w:numFmt w:val="decimal"/>
-      <w:lvlText w:val="%1.%2.%3.%4.%5.%6.%7.%8."/>
-      <w:lvlJc w:val="left"/>
-      <w:pPr>
-        <w:ind w:left="3744" w:hanging="1224"/>
-      </w:pPr>
-    </w:lvl>
-    <w:lvl w:ilvl="8">
-      <w:start w:val="1"/>
-      <w:numFmt w:val="decimal"/>
-      <w:lvlText w:val="%1.%2.%3.%4.%5.%6.%7.%8.%9."/>
-      <w:lvlJc w:val="left"/>
-      <w:pPr>
-        <w:ind w:left="4320" w:hanging="1440"/>
-      </w:pPr>
-    </w:lvl>
-  </w:abstractNum>
-  <w:abstractNum w:abstractNumId="25" w15:restartNumberingAfterBreak="0">
-    <w:nsid w:val="6BD87F39"/>
-    <w:multiLevelType w:val="multilevel"/>
-    <w:tmpl w:val="0409001F"/>
-    <w:lvl w:ilvl="0">
-      <w:start w:val="1"/>
-      <w:numFmt w:val="decimal"/>
-      <w:lvlText w:val="%1."/>
-      <w:lvlJc w:val="left"/>
-      <w:pPr>
-        <w:ind w:left="360" w:hanging="360"/>
-      </w:pPr>
-    </w:lvl>
-    <w:lvl w:ilvl="1">
-      <w:start w:val="1"/>
-      <w:numFmt w:val="decimal"/>
-      <w:lvlText w:val="%1.%2."/>
-      <w:lvlJc w:val="left"/>
-      <w:pPr>
-        <w:ind w:left="792" w:hanging="432"/>
-      </w:pPr>
-    </w:lvl>
-    <w:lvl w:ilvl="2">
-      <w:start w:val="1"/>
-      <w:numFmt w:val="decimal"/>
-      <w:lvlText w:val="%1.%2.%3."/>
-      <w:lvlJc w:val="left"/>
-      <w:pPr>
-        <w:ind w:left="1224" w:hanging="504"/>
-      </w:pPr>
-    </w:lvl>
-    <w:lvl w:ilvl="3">
-      <w:start w:val="1"/>
-      <w:numFmt w:val="decimal"/>
-      <w:lvlText w:val="%1.%2.%3.%4."/>
-      <w:lvlJc w:val="left"/>
-      <w:pPr>
-        <w:ind w:left="1728" w:hanging="648"/>
-      </w:pPr>
-    </w:lvl>
-    <w:lvl w:ilvl="4">
-      <w:start w:val="1"/>
-      <w:numFmt w:val="decimal"/>
-      <w:lvlText w:val="%1.%2.%3.%4.%5."/>
-      <w:lvlJc w:val="left"/>
-      <w:pPr>
-        <w:ind w:left="2232" w:hanging="792"/>
-      </w:pPr>
-    </w:lvl>
-    <w:lvl w:ilvl="5">
-      <w:start w:val="1"/>
-      <w:numFmt w:val="decimal"/>
-      <w:lvlText w:val="%1.%2.%3.%4.%5.%6."/>
-      <w:lvlJc w:val="left"/>
-      <w:pPr>
-        <w:ind w:left="2736" w:hanging="936"/>
-      </w:pPr>
-    </w:lvl>
-    <w:lvl w:ilvl="6">
-      <w:start w:val="1"/>
-      <w:numFmt w:val="decimal"/>
-      <w:lvlText w:val="%1.%2.%3.%4.%5.%6.%7."/>
-      <w:lvlJc w:val="left"/>
-      <w:pPr>
-        <w:ind w:left="3240" w:hanging="1080"/>
-      </w:pPr>
-    </w:lvl>
-    <w:lvl w:ilvl="7">
-      <w:start w:val="1"/>
-      <w:numFmt w:val="decimal"/>
-      <w:lvlText w:val="%1.%2.%3.%4.%5.%6.%7.%8."/>
-      <w:lvlJc w:val="left"/>
-      <w:pPr>
-        <w:ind w:left="3744" w:hanging="1224"/>
-      </w:pPr>
-    </w:lvl>
-    <w:lvl w:ilvl="8">
-      <w:start w:val="1"/>
-      <w:numFmt w:val="decimal"/>
-      <w:lvlText w:val="%1.%2.%3.%4.%5.%6.%7.%8.%9."/>
-      <w:lvlJc w:val="left"/>
-      <w:pPr>
-        <w:ind w:left="4320" w:hanging="1440"/>
-      </w:pPr>
-    </w:lvl>
-  </w:abstractNum>
-  <w:abstractNum w:abstractNumId="26" w15:restartNumberingAfterBreak="0">
-    <w:nsid w:val="70CC1D59"/>
-    <w:multiLevelType w:val="multilevel"/>
-    <w:tmpl w:val="0409001F"/>
-    <w:lvl w:ilvl="0">
-      <w:start w:val="1"/>
-      <w:numFmt w:val="decimal"/>
-      <w:lvlText w:val="%1."/>
-      <w:lvlJc w:val="left"/>
-      <w:pPr>
-        <w:ind w:left="360" w:hanging="360"/>
-      </w:pPr>
-    </w:lvl>
-    <w:lvl w:ilvl="1">
-      <w:start w:val="1"/>
-      <w:numFmt w:val="decimal"/>
-      <w:lvlText w:val="%1.%2."/>
-      <w:lvlJc w:val="left"/>
-      <w:pPr>
-        <w:ind w:left="792" w:hanging="432"/>
-      </w:pPr>
-    </w:lvl>
-    <w:lvl w:ilvl="2">
-      <w:start w:val="1"/>
-      <w:numFmt w:val="decimal"/>
-      <w:lvlText w:val="%1.%2.%3."/>
-      <w:lvlJc w:val="left"/>
-      <w:pPr>
-        <w:ind w:left="1224" w:hanging="504"/>
-      </w:pPr>
-    </w:lvl>
-    <w:lvl w:ilvl="3">
-      <w:start w:val="1"/>
-      <w:numFmt w:val="decimal"/>
-      <w:lvlText w:val="%1.%2.%3.%4."/>
-      <w:lvlJc w:val="left"/>
-      <w:pPr>
-        <w:ind w:left="1728" w:hanging="648"/>
-      </w:pPr>
-    </w:lvl>
-    <w:lvl w:ilvl="4">
-      <w:start w:val="1"/>
-      <w:numFmt w:val="decimal"/>
-      <w:lvlText w:val="%1.%2.%3.%4.%5."/>
-      <w:lvlJc w:val="left"/>
-      <w:pPr>
-        <w:ind w:left="2232" w:hanging="792"/>
-      </w:pPr>
-    </w:lvl>
-    <w:lvl w:ilvl="5">
-      <w:start w:val="1"/>
-      <w:numFmt w:val="decimal"/>
-      <w:lvlText w:val="%1.%2.%3.%4.%5.%6."/>
-      <w:lvlJc w:val="left"/>
-      <w:pPr>
-        <w:ind w:left="2736" w:hanging="936"/>
-      </w:pPr>
-    </w:lvl>
-    <w:lvl w:ilvl="6">
-      <w:start w:val="1"/>
-      <w:numFmt w:val="decimal"/>
-      <w:lvlText w:val="%1.%2.%3.%4.%5.%6.%7."/>
-      <w:lvlJc w:val="left"/>
-      <w:pPr>
-        <w:ind w:left="3240" w:hanging="1080"/>
-      </w:pPr>
-    </w:lvl>
-    <w:lvl w:ilvl="7">
-      <w:start w:val="1"/>
-      <w:numFmt w:val="decimal"/>
-      <w:lvlText w:val="%1.%2.%3.%4.%5.%6.%7.%8."/>
-      <w:lvlJc w:val="left"/>
-      <w:pPr>
-        <w:ind w:left="3744" w:hanging="1224"/>
-      </w:pPr>
-    </w:lvl>
-    <w:lvl w:ilvl="8">
-      <w:start w:val="1"/>
-      <w:numFmt w:val="decimal"/>
-      <w:lvlText w:val="%1.%2.%3.%4.%5.%6.%7.%8.%9."/>
-      <w:lvlJc w:val="left"/>
-      <w:pPr>
-        <w:ind w:left="4320" w:hanging="1440"/>
-      </w:pPr>
-    </w:lvl>
-  </w:abstractNum>
-  <w:abstractNum w:abstractNumId="27" w15:restartNumberingAfterBreak="0">
-    <w:nsid w:val="7455419D"/>
-    <w:multiLevelType w:val="hybridMultilevel"/>
-    <w:tmpl w:val="E34A1526"/>
-    <w:lvl w:ilvl="0" w:tplc="0409000F">
-      <w:start w:val="1"/>
-      <w:numFmt w:val="decimal"/>
-      <w:lvlText w:val="%1."/>
-      <w:lvlJc w:val="left"/>
-      <w:pPr>
-        <w:ind w:left="360" w:hanging="360"/>
-      </w:pPr>
-    </w:lvl>
-    <w:lvl w:ilvl="1" w:tplc="04090019" w:tentative="1">
-      <w:start w:val="1"/>
-      <w:numFmt w:val="lowerLetter"/>
-      <w:lvlText w:val="%2."/>
-      <w:lvlJc w:val="left"/>
-      <w:pPr>
-        <w:ind w:left="1080" w:hanging="360"/>
-      </w:pPr>
-    </w:lvl>
-    <w:lvl w:ilvl="2" w:tplc="0409001B" w:tentative="1">
-      <w:start w:val="1"/>
-      <w:numFmt w:val="lowerRoman"/>
-      <w:lvlText w:val="%3."/>
-      <w:lvlJc w:val="right"/>
-      <w:pPr>
-        <w:ind w:left="1800" w:hanging="180"/>
-      </w:pPr>
-    </w:lvl>
-    <w:lvl w:ilvl="3" w:tplc="0409000F" w:tentative="1">
-      <w:start w:val="1"/>
-      <w:numFmt w:val="decimal"/>
-      <w:lvlText w:val="%4."/>
-      <w:lvlJc w:val="left"/>
-      <w:pPr>
-        <w:ind w:left="2520" w:hanging="360"/>
-      </w:pPr>
-    </w:lvl>
-    <w:lvl w:ilvl="4" w:tplc="04090019" w:tentative="1">
-      <w:start w:val="1"/>
-      <w:numFmt w:val="lowerLetter"/>
-      <w:lvlText w:val="%5."/>
-      <w:lvlJc w:val="left"/>
-      <w:pPr>
-        <w:ind w:left="3240" w:hanging="360"/>
-      </w:pPr>
-    </w:lvl>
-    <w:lvl w:ilvl="5" w:tplc="0409001B" w:tentative="1">
-      <w:start w:val="1"/>
-      <w:numFmt w:val="lowerRoman"/>
-      <w:lvlText w:val="%6."/>
-      <w:lvlJc w:val="right"/>
-      <w:pPr>
-        <w:ind w:left="3960" w:hanging="180"/>
-      </w:pPr>
-    </w:lvl>
-    <w:lvl w:ilvl="6" w:tplc="0409000F" w:tentative="1">
-      <w:start w:val="1"/>
-      <w:numFmt w:val="decimal"/>
-      <w:lvlText w:val="%7."/>
-      <w:lvlJc w:val="left"/>
-      <w:pPr>
-        <w:ind w:left="4680" w:hanging="360"/>
-      </w:pPr>
-    </w:lvl>
-    <w:lvl w:ilvl="7" w:tplc="04090019" w:tentative="1">
-      <w:start w:val="1"/>
-      <w:numFmt w:val="lowerLetter"/>
-      <w:lvlText w:val="%8."/>
-      <w:lvlJc w:val="left"/>
-      <w:pPr>
-        <w:ind w:left="5400" w:hanging="360"/>
-      </w:pPr>
-    </w:lvl>
-    <w:lvl w:ilvl="8" w:tplc="0409001B" w:tentative="1">
-      <w:start w:val="1"/>
-      <w:numFmt w:val="lowerRoman"/>
-      <w:lvlText w:val="%9."/>
-      <w:lvlJc w:val="right"/>
-      <w:pPr>
-        <w:ind w:left="6120" w:hanging="180"/>
-      </w:pPr>
-    </w:lvl>
-  </w:abstractNum>
-  <w:abstractNum w:abstractNumId="28" w15:restartNumberingAfterBreak="0">
-    <w:nsid w:val="762E227E"/>
-    <w:multiLevelType w:val="multilevel"/>
-    <w:tmpl w:val="0409001F"/>
-    <w:lvl w:ilvl="0">
-      <w:start w:val="1"/>
-      <w:numFmt w:val="decimal"/>
-      <w:lvlText w:val="%1."/>
-      <w:lvlJc w:val="left"/>
-      <w:pPr>
-        <w:ind w:left="360" w:hanging="360"/>
-      </w:pPr>
-    </w:lvl>
-    <w:lvl w:ilvl="1">
-      <w:start w:val="1"/>
-      <w:numFmt w:val="decimal"/>
-      <w:lvlText w:val="%1.%2."/>
-      <w:lvlJc w:val="left"/>
-      <w:pPr>
-        <w:ind w:left="792" w:hanging="432"/>
-      </w:pPr>
-    </w:lvl>
-    <w:lvl w:ilvl="2">
-      <w:start w:val="1"/>
-      <w:numFmt w:val="decimal"/>
-      <w:lvlText w:val="%1.%2.%3."/>
-      <w:lvlJc w:val="left"/>
-      <w:pPr>
-        <w:ind w:left="1224" w:hanging="504"/>
-      </w:pPr>
-    </w:lvl>
-    <w:lvl w:ilvl="3">
-      <w:start w:val="1"/>
-      <w:numFmt w:val="decimal"/>
-      <w:lvlText w:val="%1.%2.%3.%4."/>
-      <w:lvlJc w:val="left"/>
-      <w:pPr>
-        <w:ind w:left="1728" w:hanging="648"/>
-      </w:pPr>
-    </w:lvl>
-    <w:lvl w:ilvl="4">
-      <w:start w:val="1"/>
-      <w:numFmt w:val="decimal"/>
-      <w:lvlText w:val="%1.%2.%3.%4.%5."/>
-      <w:lvlJc w:val="left"/>
-      <w:pPr>
-        <w:ind w:left="2232" w:hanging="792"/>
-      </w:pPr>
-    </w:lvl>
-    <w:lvl w:ilvl="5">
-      <w:start w:val="1"/>
-      <w:numFmt w:val="decimal"/>
-      <w:lvlText w:val="%1.%2.%3.%4.%5.%6."/>
-      <w:lvlJc w:val="left"/>
-      <w:pPr>
-        <w:ind w:left="2736" w:hanging="936"/>
-      </w:pPr>
-    </w:lvl>
-    <w:lvl w:ilvl="6">
-      <w:start w:val="1"/>
-      <w:numFmt w:val="decimal"/>
-      <w:lvlText w:val="%1.%2.%3.%4.%5.%6.%7."/>
-      <w:lvlJc w:val="left"/>
-      <w:pPr>
-        <w:ind w:left="3240" w:hanging="1080"/>
-      </w:pPr>
-    </w:lvl>
-    <w:lvl w:ilvl="7">
-      <w:start w:val="1"/>
-      <w:numFmt w:val="decimal"/>
-      <w:lvlText w:val="%1.%2.%3.%4.%5.%6.%7.%8."/>
-      <w:lvlJc w:val="left"/>
-      <w:pPr>
-        <w:ind w:left="3744" w:hanging="1224"/>
-      </w:pPr>
-    </w:lvl>
-    <w:lvl w:ilvl="8">
-      <w:start w:val="1"/>
-      <w:numFmt w:val="decimal"/>
-      <w:lvlText w:val="%1.%2.%3.%4.%5.%6.%7.%8.%9."/>
-      <w:lvlJc w:val="left"/>
-      <w:pPr>
-        <w:ind w:left="4320" w:hanging="1440"/>
-      </w:pPr>
-    </w:lvl>
-  </w:abstractNum>
-  <w:abstractNum w:abstractNumId="29" w15:restartNumberingAfterBreak="0">
-    <w:nsid w:val="779F7073"/>
-    <w:multiLevelType w:val="hybridMultilevel"/>
-    <w:tmpl w:val="082E37BC"/>
-    <w:lvl w:ilvl="0" w:tplc="0409000F">
-      <w:start w:val="1"/>
-      <w:numFmt w:val="decimal"/>
-      <w:lvlText w:val="%1."/>
-      <w:lvlJc w:val="left"/>
-      <w:pPr>
-        <w:ind w:left="-187" w:hanging="360"/>
-      </w:pPr>
-    </w:lvl>
-    <w:lvl w:ilvl="1" w:tplc="04090019" w:tentative="1">
-      <w:start w:val="1"/>
-      <w:numFmt w:val="lowerLetter"/>
-      <w:lvlText w:val="%2."/>
-      <w:lvlJc w:val="left"/>
-      <w:pPr>
-        <w:ind w:left="533" w:hanging="360"/>
-      </w:pPr>
-    </w:lvl>
-    <w:lvl w:ilvl="2" w:tplc="0409001B" w:tentative="1">
-      <w:start w:val="1"/>
-      <w:numFmt w:val="lowerRoman"/>
-      <w:lvlText w:val="%3."/>
-      <w:lvlJc w:val="right"/>
-      <w:pPr>
-        <w:ind w:left="1253" w:hanging="180"/>
-      </w:pPr>
-    </w:lvl>
-    <w:lvl w:ilvl="3" w:tplc="0409000F" w:tentative="1">
-      <w:start w:val="1"/>
-      <w:numFmt w:val="decimal"/>
-      <w:lvlText w:val="%4."/>
-      <w:lvlJc w:val="left"/>
-      <w:pPr>
-        <w:ind w:left="1973" w:hanging="360"/>
-      </w:pPr>
-    </w:lvl>
-    <w:lvl w:ilvl="4" w:tplc="04090019" w:tentative="1">
-      <w:start w:val="1"/>
-      <w:numFmt w:val="lowerLetter"/>
-      <w:lvlText w:val="%5."/>
-      <w:lvlJc w:val="left"/>
-      <w:pPr>
-        <w:ind w:left="2693" w:hanging="360"/>
-      </w:pPr>
-    </w:lvl>
-    <w:lvl w:ilvl="5" w:tplc="0409001B" w:tentative="1">
-      <w:start w:val="1"/>
-      <w:numFmt w:val="lowerRoman"/>
-      <w:lvlText w:val="%6."/>
-      <w:lvlJc w:val="right"/>
-      <w:pPr>
-        <w:ind w:left="3413" w:hanging="180"/>
-      </w:pPr>
-    </w:lvl>
-    <w:lvl w:ilvl="6" w:tplc="0409000F" w:tentative="1">
-      <w:start w:val="1"/>
-      <w:numFmt w:val="decimal"/>
-      <w:lvlText w:val="%7."/>
-      <w:lvlJc w:val="left"/>
-      <w:pPr>
-        <w:ind w:left="4133" w:hanging="360"/>
-      </w:pPr>
-    </w:lvl>
-    <w:lvl w:ilvl="7" w:tplc="04090019" w:tentative="1">
-      <w:start w:val="1"/>
-      <w:numFmt w:val="lowerLetter"/>
-      <w:lvlText w:val="%8."/>
-      <w:lvlJc w:val="left"/>
-      <w:pPr>
-        <w:ind w:left="4853" w:hanging="360"/>
-      </w:pPr>
-    </w:lvl>
-    <w:lvl w:ilvl="8" w:tplc="0409001B" w:tentative="1">
-      <w:start w:val="1"/>
-      <w:numFmt w:val="lowerRoman"/>
-      <w:lvlText w:val="%9."/>
-      <w:lvlJc w:val="right"/>
-      <w:pPr>
-        <w:ind w:left="5573" w:hanging="180"/>
-      </w:pPr>
-    </w:lvl>
-  </w:abstractNum>
-  <w:abstractNum w:abstractNumId="30" w15:restartNumberingAfterBreak="0">
-    <w:nsid w:val="77AD6770"/>
-    <w:multiLevelType w:val="hybridMultilevel"/>
-    <w:tmpl w:val="0972B706"/>
-    <w:lvl w:ilvl="0" w:tplc="0360F838">
-      <w:start w:val="500"/>
-      <w:numFmt w:val="bullet"/>
-      <w:lvlText w:val=""/>
-      <w:lvlJc w:val="left"/>
-      <w:pPr>
-        <w:ind w:left="720" w:hanging="360"/>
-      </w:pPr>
-      <w:rPr>
-        <w:rFonts w:ascii="Wingdings" w:eastAsiaTheme="minorHAnsi" w:hAnsi="Wingdings" w:cs="Times New Roman" w:hint="default"/>
-      </w:rPr>
-    </w:lvl>
-    <w:lvl w:ilvl="1" w:tplc="04090003" w:tentative="1">
-      <w:start w:val="1"/>
-      <w:numFmt w:val="bullet"/>
-      <w:lvlText w:val="o"/>
-      <w:lvlJc w:val="left"/>
-      <w:pPr>
-        <w:ind w:left="1440" w:hanging="360"/>
-      </w:pPr>
-      <w:rPr>
-        <w:rFonts w:ascii="Courier New" w:hAnsi="Courier New" w:cs="Courier New" w:hint="default"/>
-      </w:rPr>
-    </w:lvl>
-    <w:lvl w:ilvl="2" w:tplc="04090005" w:tentative="1">
-      <w:start w:val="1"/>
-      <w:numFmt w:val="bullet"/>
-      <w:lvlText w:val=""/>
-      <w:lvlJc w:val="left"/>
-      <w:pPr>
-        <w:ind w:left="2160" w:hanging="360"/>
-      </w:pPr>
-      <w:rPr>
-        <w:rFonts w:ascii="Wingdings" w:hAnsi="Wingdings" w:hint="default"/>
-      </w:rPr>
-    </w:lvl>
-    <w:lvl w:ilvl="3" w:tplc="04090001" w:tentative="1">
-      <w:start w:val="1"/>
-      <w:numFmt w:val="bullet"/>
-      <w:lvlText w:val=""/>
-      <w:lvlJc w:val="left"/>
-      <w:pPr>
-        <w:ind w:left="2880" w:hanging="360"/>
-      </w:pPr>
-      <w:rPr>
-        <w:rFonts w:ascii="Symbol" w:hAnsi="Symbol" w:hint="default"/>
-      </w:rPr>
-    </w:lvl>
-    <w:lvl w:ilvl="4" w:tplc="04090003" w:tentative="1">
-      <w:start w:val="1"/>
-      <w:numFmt w:val="bullet"/>
-      <w:lvlText w:val="o"/>
-      <w:lvlJc w:val="left"/>
-      <w:pPr>
-        <w:ind w:left="3600" w:hanging="360"/>
-      </w:pPr>
-      <w:rPr>
-        <w:rFonts w:ascii="Courier New" w:hAnsi="Courier New" w:cs="Courier New" w:hint="default"/>
-      </w:rPr>
-    </w:lvl>
-    <w:lvl w:ilvl="5" w:tplc="04090005" w:tentative="1">
-      <w:start w:val="1"/>
-      <w:numFmt w:val="bullet"/>
-      <w:lvlText w:val=""/>
-      <w:lvlJc w:val="left"/>
-      <w:pPr>
-        <w:ind w:left="4320" w:hanging="360"/>
-      </w:pPr>
-      <w:rPr>
-        <w:rFonts w:ascii="Wingdings" w:hAnsi="Wingdings" w:hint="default"/>
-      </w:rPr>
-    </w:lvl>
-    <w:lvl w:ilvl="6" w:tplc="04090001" w:tentative="1">
-      <w:start w:val="1"/>
-      <w:numFmt w:val="bullet"/>
-      <w:lvlText w:val=""/>
-      <w:lvlJc w:val="left"/>
-      <w:pPr>
-        <w:ind w:left="5040" w:hanging="360"/>
-      </w:pPr>
-      <w:rPr>
-        <w:rFonts w:ascii="Symbol" w:hAnsi="Symbol" w:hint="default"/>
-      </w:rPr>
-    </w:lvl>
-    <w:lvl w:ilvl="7" w:tplc="04090003" w:tentative="1">
-      <w:start w:val="1"/>
-      <w:numFmt w:val="bullet"/>
-      <w:lvlText w:val="o"/>
-      <w:lvlJc w:val="left"/>
-      <w:pPr>
-        <w:ind w:left="5760" w:hanging="360"/>
-      </w:pPr>
-      <w:rPr>
-        <w:rFonts w:ascii="Courier New" w:hAnsi="Courier New" w:cs="Courier New" w:hint="default"/>
-      </w:rPr>
-    </w:lvl>
-    <w:lvl w:ilvl="8" w:tplc="04090005" w:tentative="1">
-      <w:start w:val="1"/>
-      <w:numFmt w:val="bullet"/>
-      <w:lvlText w:val=""/>
-      <w:lvlJc w:val="left"/>
-      <w:pPr>
-        <w:ind w:left="6480" w:hanging="360"/>
-      </w:pPr>
-      <w:rPr>
-        <w:rFonts w:ascii="Wingdings" w:hAnsi="Wingdings" w:hint="default"/>
-      </w:rPr>
-    </w:lvl>
-  </w:abstractNum>
-  <w:abstractNum w:abstractNumId="31" w15:restartNumberingAfterBreak="0">
-    <w:nsid w:val="7A31000C"/>
-    <w:multiLevelType w:val="multilevel"/>
-    <w:tmpl w:val="0409001F"/>
-    <w:lvl w:ilvl="0">
-      <w:start w:val="1"/>
-      <w:numFmt w:val="decimal"/>
-      <w:lvlText w:val="%1."/>
-      <w:lvlJc w:val="left"/>
-      <w:pPr>
-        <w:ind w:left="360" w:hanging="360"/>
-      </w:pPr>
-    </w:lvl>
-    <w:lvl w:ilvl="1">
-      <w:start w:val="1"/>
-      <w:numFmt w:val="decimal"/>
-      <w:lvlText w:val="%1.%2."/>
-      <w:lvlJc w:val="left"/>
-      <w:pPr>
-        <w:ind w:left="792" w:hanging="432"/>
-      </w:pPr>
-    </w:lvl>
-    <w:lvl w:ilvl="2">
-      <w:start w:val="1"/>
-      <w:numFmt w:val="decimal"/>
-      <w:lvlText w:val="%1.%2.%3."/>
-      <w:lvlJc w:val="left"/>
-      <w:pPr>
-        <w:ind w:left="1224" w:hanging="504"/>
-      </w:pPr>
-    </w:lvl>
-    <w:lvl w:ilvl="3">
-      <w:start w:val="1"/>
-      <w:numFmt w:val="decimal"/>
-      <w:lvlText w:val="%1.%2.%3.%4."/>
-      <w:lvlJc w:val="left"/>
-      <w:pPr>
-        <w:ind w:left="1728" w:hanging="648"/>
-      </w:pPr>
-    </w:lvl>
-    <w:lvl w:ilvl="4">
-      <w:start w:val="1"/>
-      <w:numFmt w:val="decimal"/>
-      <w:lvlText w:val="%1.%2.%3.%4.%5."/>
-      <w:lvlJc w:val="left"/>
-      <w:pPr>
-        <w:ind w:left="2232" w:hanging="792"/>
-      </w:pPr>
-    </w:lvl>
-    <w:lvl w:ilvl="5">
-      <w:start w:val="1"/>
-      <w:numFmt w:val="decimal"/>
-      <w:lvlText w:val="%1.%2.%3.%4.%5.%6."/>
-      <w:lvlJc w:val="left"/>
-      <w:pPr>
-        <w:ind w:left="2736" w:hanging="936"/>
-      </w:pPr>
-    </w:lvl>
-    <w:lvl w:ilvl="6">
-      <w:start w:val="1"/>
-      <w:numFmt w:val="decimal"/>
-      <w:lvlText w:val="%1.%2.%3.%4.%5.%6.%7."/>
-      <w:lvlJc w:val="left"/>
-      <w:pPr>
-        <w:ind w:left="3240" w:hanging="1080"/>
-      </w:pPr>
-    </w:lvl>
-    <w:lvl w:ilvl="7">
-      <w:start w:val="1"/>
-      <w:numFmt w:val="decimal"/>
-      <w:lvlText w:val="%1.%2.%3.%4.%5.%6.%7.%8."/>
-      <w:lvlJc w:val="left"/>
-      <w:pPr>
-        <w:ind w:left="3744" w:hanging="1224"/>
-      </w:pPr>
-    </w:lvl>
-    <w:lvl w:ilvl="8">
-      <w:start w:val="1"/>
-      <w:numFmt w:val="decimal"/>
-      <w:lvlText w:val="%1.%2.%3.%4.%5.%6.%7.%8.%9."/>
-      <w:lvlJc w:val="left"/>
-      <w:pPr>
-        <w:ind w:left="4320" w:hanging="1440"/>
-      </w:pPr>
-    </w:lvl>
-  </w:abstractNum>
-  <w:abstractNum w:abstractNumId="32" w15:restartNumberingAfterBreak="0">
-    <w:nsid w:val="7D17242D"/>
-    <w:multiLevelType w:val="hybridMultilevel"/>
-    <w:tmpl w:val="3AFC38B8"/>
-    <w:lvl w:ilvl="0" w:tplc="526664A6">
-      <w:start w:val="1"/>
-      <w:numFmt w:val="bullet"/>
-      <w:lvlText w:val="-"/>
-      <w:lvlJc w:val="left"/>
-      <w:pPr>
-        <w:tabs>
-          <w:tab w:val="num" w:pos="720"/>
-        </w:tabs>
-        <w:ind w:left="720" w:hanging="360"/>
-      </w:pPr>
-      <w:rPr>
-        <w:rFonts w:ascii="Arial" w:hAnsi="Arial" w:hint="default"/>
-      </w:rPr>
-    </w:lvl>
-    <w:lvl w:ilvl="1" w:tplc="9FA400BC" w:tentative="1">
-      <w:start w:val="1"/>
-      <w:numFmt w:val="bullet"/>
-      <w:lvlText w:val="-"/>
-      <w:lvlJc w:val="left"/>
-      <w:pPr>
-        <w:tabs>
-          <w:tab w:val="num" w:pos="1440"/>
-        </w:tabs>
-        <w:ind w:left="1440" w:hanging="360"/>
-      </w:pPr>
-      <w:rPr>
-        <w:rFonts w:ascii="Arial" w:hAnsi="Arial" w:hint="default"/>
-      </w:rPr>
-    </w:lvl>
-    <w:lvl w:ilvl="2" w:tplc="67C6700C" w:tentative="1">
-      <w:start w:val="1"/>
-      <w:numFmt w:val="bullet"/>
-      <w:lvlText w:val="-"/>
-      <w:lvlJc w:val="left"/>
-      <w:pPr>
-        <w:tabs>
-          <w:tab w:val="num" w:pos="2160"/>
-        </w:tabs>
-        <w:ind w:left="2160" w:hanging="360"/>
-      </w:pPr>
-      <w:rPr>
-        <w:rFonts w:ascii="Arial" w:hAnsi="Arial" w:hint="default"/>
-      </w:rPr>
-    </w:lvl>
-    <w:lvl w:ilvl="3" w:tplc="061CA98C" w:tentative="1">
-      <w:start w:val="1"/>
-      <w:numFmt w:val="bullet"/>
-      <w:lvlText w:val="-"/>
-      <w:lvlJc w:val="left"/>
-      <w:pPr>
-        <w:tabs>
-          <w:tab w:val="num" w:pos="2880"/>
-        </w:tabs>
-        <w:ind w:left="2880" w:hanging="360"/>
-      </w:pPr>
-      <w:rPr>
-        <w:rFonts w:ascii="Arial" w:hAnsi="Arial" w:hint="default"/>
-      </w:rPr>
-    </w:lvl>
-    <w:lvl w:ilvl="4" w:tplc="0500172C" w:tentative="1">
-      <w:start w:val="1"/>
-      <w:numFmt w:val="bullet"/>
-      <w:lvlText w:val="-"/>
-      <w:lvlJc w:val="left"/>
-      <w:pPr>
-        <w:tabs>
-          <w:tab w:val="num" w:pos="3600"/>
-        </w:tabs>
-        <w:ind w:left="3600" w:hanging="360"/>
-      </w:pPr>
-      <w:rPr>
-        <w:rFonts w:ascii="Arial" w:hAnsi="Arial" w:hint="default"/>
-      </w:rPr>
-    </w:lvl>
-    <w:lvl w:ilvl="5" w:tplc="7750B966" w:tentative="1">
-      <w:start w:val="1"/>
-      <w:numFmt w:val="bullet"/>
-      <w:lvlText w:val="-"/>
-      <w:lvlJc w:val="left"/>
-      <w:pPr>
-        <w:tabs>
-          <w:tab w:val="num" w:pos="4320"/>
-        </w:tabs>
-        <w:ind w:left="4320" w:hanging="360"/>
-      </w:pPr>
-      <w:rPr>
-        <w:rFonts w:ascii="Arial" w:hAnsi="Arial" w:hint="default"/>
-      </w:rPr>
-    </w:lvl>
-    <w:lvl w:ilvl="6" w:tplc="ED3CC0B0" w:tentative="1">
-      <w:start w:val="1"/>
-      <w:numFmt w:val="bullet"/>
-      <w:lvlText w:val="-"/>
-      <w:lvlJc w:val="left"/>
-      <w:pPr>
-        <w:tabs>
-          <w:tab w:val="num" w:pos="5040"/>
-        </w:tabs>
-        <w:ind w:left="5040" w:hanging="360"/>
-      </w:pPr>
-      <w:rPr>
-        <w:rFonts w:ascii="Arial" w:hAnsi="Arial" w:hint="default"/>
-      </w:rPr>
-    </w:lvl>
-    <w:lvl w:ilvl="7" w:tplc="C0620EC4" w:tentative="1">
-      <w:start w:val="1"/>
-      <w:numFmt w:val="bullet"/>
-      <w:lvlText w:val="-"/>
-      <w:lvlJc w:val="left"/>
-      <w:pPr>
-        <w:tabs>
-          <w:tab w:val="num" w:pos="5760"/>
-        </w:tabs>
-        <w:ind w:left="5760" w:hanging="360"/>
-      </w:pPr>
-      <w:rPr>
-        <w:rFonts w:ascii="Arial" w:hAnsi="Arial" w:hint="default"/>
-      </w:rPr>
-    </w:lvl>
-    <w:lvl w:ilvl="8" w:tplc="F81A9934" w:tentative="1">
-      <w:start w:val="1"/>
-      <w:numFmt w:val="bullet"/>
-      <w:lvlText w:val="-"/>
-      <w:lvlJc w:val="left"/>
-      <w:pPr>
-        <w:tabs>
-          <w:tab w:val="num" w:pos="6480"/>
-        </w:tabs>
-        <w:ind w:left="6480" w:hanging="360"/>
-      </w:pPr>
-      <w:rPr>
-        <w:rFonts w:ascii="Arial" w:hAnsi="Arial" w:hint="default"/>
-      </w:rPr>
-    </w:lvl>
-  </w:abstractNum>
-  <w:abstractNum w:abstractNumId="33" w15:restartNumberingAfterBreak="0">
-    <w:nsid w:val="7D2F49A2"/>
-    <w:multiLevelType w:val="hybridMultilevel"/>
-    <w:tmpl w:val="F9783CC4"/>
-    <w:lvl w:ilvl="0" w:tplc="0409000F">
-      <w:start w:val="1"/>
-      <w:numFmt w:val="decimal"/>
-      <w:lvlText w:val="%1."/>
-      <w:lvlJc w:val="left"/>
-      <w:pPr>
-        <w:ind w:left="720" w:hanging="360"/>
-      </w:pPr>
-      <w:rPr>
-        <w:rFonts w:hint="default"/>
-      </w:rPr>
-    </w:lvl>
-    <w:lvl w:ilvl="1" w:tplc="04090019" w:tentative="1">
-      <w:start w:val="1"/>
-      <w:numFmt w:val="lowerLetter"/>
-      <w:lvlText w:val="%2."/>
-      <w:lvlJc w:val="left"/>
-      <w:pPr>
-        <w:ind w:left="1440" w:hanging="360"/>
-      </w:pPr>
-    </w:lvl>
-    <w:lvl w:ilvl="2" w:tplc="0409001B" w:tentative="1">
-      <w:start w:val="1"/>
-      <w:numFmt w:val="lowerRoman"/>
-      <w:lvlText w:val="%3."/>
-      <w:lvlJc w:val="right"/>
-      <w:pPr>
-        <w:ind w:left="2160" w:hanging="180"/>
-      </w:pPr>
-    </w:lvl>
-    <w:lvl w:ilvl="3" w:tplc="0409000F" w:tentative="1">
-      <w:start w:val="1"/>
-      <w:numFmt w:val="decimal"/>
-      <w:lvlText w:val="%4."/>
-      <w:lvlJc w:val="left"/>
-      <w:pPr>
-        <w:ind w:left="2880" w:hanging="360"/>
-      </w:pPr>
-    </w:lvl>
-    <w:lvl w:ilvl="4" w:tplc="04090019" w:tentative="1">
-      <w:start w:val="1"/>
-      <w:numFmt w:val="lowerLetter"/>
-      <w:lvlText w:val="%5."/>
-      <w:lvlJc w:val="left"/>
-      <w:pPr>
-        <w:ind w:left="3600" w:hanging="360"/>
-      </w:pPr>
-    </w:lvl>
-    <w:lvl w:ilvl="5" w:tplc="0409001B" w:tentative="1">
-      <w:start w:val="1"/>
-      <w:numFmt w:val="lowerRoman"/>
-      <w:lvlText w:val="%6."/>
-      <w:lvlJc w:val="right"/>
-      <w:pPr>
-        <w:ind w:left="4320" w:hanging="180"/>
-      </w:pPr>
-    </w:lvl>
-    <w:lvl w:ilvl="6" w:tplc="0409000F" w:tentative="1">
-      <w:start w:val="1"/>
-      <w:numFmt w:val="decimal"/>
-      <w:lvlText w:val="%7."/>
-      <w:lvlJc w:val="left"/>
-      <w:pPr>
-        <w:ind w:left="5040" w:hanging="360"/>
-      </w:pPr>
-    </w:lvl>
-    <w:lvl w:ilvl="7" w:tplc="04090019" w:tentative="1">
-      <w:start w:val="1"/>
-      <w:numFmt w:val="lowerLetter"/>
-      <w:lvlText w:val="%8."/>
-      <w:lvlJc w:val="left"/>
-      <w:pPr>
-        <w:ind w:left="5760" w:hanging="360"/>
-      </w:pPr>
-    </w:lvl>
-    <w:lvl w:ilvl="8" w:tplc="0409001B" w:tentative="1">
-      <w:start w:val="1"/>
-      <w:numFmt w:val="lowerRoman"/>
-      <w:lvlText w:val="%9."/>
-      <w:lvlJc w:val="right"/>
-      <w:pPr>
-        <w:ind w:left="6480" w:hanging="180"/>
-      </w:pPr>
-    </w:lvl>
-  </w:abstractNum>
   <w:num w:numId="1">
-    <w:abstractNumId w:val="9"/>
+    <w:abstractNumId w:val="0"/>
   </w:num>
   <w:num w:numId="2">
-    <w:abstractNumId w:val="2"/>
+    <w:abstractNumId w:val="1"/>
   </w:num>
   <w:num w:numId="3">
-    <w:abstractNumId w:val="23"/>
-  </w:num>
-  <w:num w:numId="4">
-    <w:abstractNumId w:val="24"/>
-  </w:num>
-  <w:num w:numId="5">
-    <w:abstractNumId w:val="11"/>
-  </w:num>
-  <w:num w:numId="6">
-    <w:abstractNumId w:val="28"/>
-  </w:num>
-  <w:num w:numId="7">
-    <w:abstractNumId w:val="14"/>
-  </w:num>
-  <w:num w:numId="8">
-    <w:abstractNumId w:val="33"/>
-  </w:num>
-  <w:num w:numId="9">
-    <w:abstractNumId w:val="5"/>
-  </w:num>
-  <w:num w:numId="10">
-    <w:abstractNumId w:val="31"/>
-  </w:num>
-  <w:num w:numId="11">
-    <w:abstractNumId w:val="25"/>
-  </w:num>
-  <w:num w:numId="12">
     <w:abstractNumId w:val="0"/>
-  </w:num>
-  <w:num w:numId="13">
-    <w:abstractNumId w:val="6"/>
-  </w:num>
-  <w:num w:numId="14">
-    <w:abstractNumId w:val="4"/>
-  </w:num>
-  <w:num w:numId="15">
-    <w:abstractNumId w:val="26"/>
-  </w:num>
-  <w:num w:numId="16">
-    <w:abstractNumId w:val="15"/>
-  </w:num>
-  <w:num w:numId="17">
-    <w:abstractNumId w:val="7"/>
-  </w:num>
-  <w:num w:numId="18">
-    <w:abstractNumId w:val="1"/>
-  </w:num>
-  <w:num w:numId="19">
-    <w:abstractNumId w:val="2"/>
-  </w:num>
-  <w:num w:numId="20">
-    <w:abstractNumId w:val="2"/>
-    <w:lvlOverride w:ilvl="0">
-      <w:startOverride w:val="1"/>
-    </w:lvlOverride>
-    <w:lvlOverride w:ilvl="1">
-      <w:startOverride w:val="1"/>
-    </w:lvlOverride>
-    <w:lvlOverride w:ilvl="2">
-      <w:startOverride w:val="1"/>
-    </w:lvlOverride>
-    <w:lvlOverride w:ilvl="3">
-      <w:startOverride w:val="1"/>
-    </w:lvlOverride>
-    <w:lvlOverride w:ilvl="4">
-      <w:startOverride w:val="1"/>
-    </w:lvlOverride>
-    <w:lvlOverride w:ilvl="5">
-      <w:startOverride w:val="1"/>
-    </w:lvlOverride>
-    <w:lvlOverride w:ilvl="6">
-      <w:startOverride w:val="1"/>
-    </w:lvlOverride>
-    <w:lvlOverride w:ilvl="7">
-      <w:startOverride w:val="1"/>
-    </w:lvlOverride>
-    <w:lvlOverride w:ilvl="8">
-      <w:startOverride w:val="1"/>
-    </w:lvlOverride>
-  </w:num>
-  <w:num w:numId="21">
-    <w:abstractNumId w:val="18"/>
-  </w:num>
-  <w:num w:numId="22">
-    <w:abstractNumId w:val="13"/>
-  </w:num>
-  <w:num w:numId="23">
-    <w:abstractNumId w:val="16"/>
-  </w:num>
-  <w:num w:numId="24">
-    <w:abstractNumId w:val="19"/>
-  </w:num>
-  <w:num w:numId="25">
-    <w:abstractNumId w:val="10"/>
-  </w:num>
-  <w:num w:numId="26">
-    <w:abstractNumId w:val="12"/>
-  </w:num>
-  <w:num w:numId="27">
-    <w:abstractNumId w:val="30"/>
-  </w:num>
-  <w:num w:numId="28">
-    <w:abstractNumId w:val="8"/>
-  </w:num>
-  <w:num w:numId="29">
-    <w:abstractNumId w:val="22"/>
-  </w:num>
-  <w:num w:numId="30">
-    <w:abstractNumId w:val="32"/>
-  </w:num>
-  <w:num w:numId="31">
-    <w:abstractNumId w:val="3"/>
-  </w:num>
-  <w:num w:numId="32">
-    <w:abstractNumId w:val="29"/>
-  </w:num>
-  <w:num w:numId="33">
-    <w:abstractNumId w:val="20"/>
-  </w:num>
-  <w:num w:numId="34">
-    <w:abstractNumId w:val="27"/>
-  </w:num>
-  <w:num w:numId="35">
-    <w:abstractNumId w:val="21"/>
-  </w:num>
-  <w:num w:numId="36">
-    <w:abstractNumId w:val="17"/>
-  </w:num>
-  <w:num w:numId="37">
-    <w:abstractNumId w:val="2"/>
-  </w:num>
-  <w:num w:numId="38">
-    <w:abstractNumId w:val="2"/>
-  </w:num>
-  <w:num w:numId="39">
-    <w:abstractNumId w:val="2"/>
     <w:lvlOverride w:ilvl="0">
       <w:startOverride w:val="1"/>
     </w:lvlOverride>
@@ -12015,6 +12344,13 @@
       <w:startOverride w:val="5"/>
     </w:lvlOverride>
   </w:num>
+  <w:num w:numId="4">
+    <w:abstractNumId w:val="2"/>
+  </w:num>
+  <w:num w:numId="5">
+    <w:abstractNumId w:val="3"/>
+  </w:num>
+  <w:numIdMacAtCleanup w:val="5"/>
 </w:numbering>
 </file>
 
@@ -12459,22 +12795,23 @@
     <w:uiPriority w:val="9"/>
     <w:unhideWhenUsed/>
     <w:qFormat/>
-    <w:rsid w:val="00F10A96"/>
+    <w:rsid w:val="00D8345E"/>
     <w:pPr>
       <w:keepNext/>
       <w:keepLines/>
       <w:numPr>
         <w:ilvl w:val="2"/>
-        <w:numId w:val="2"/>
+        <w:numId w:val="1"/>
       </w:numPr>
       <w:spacing w:before="240" w:after="120"/>
       <w:outlineLvl w:val="2"/>
     </w:pPr>
     <w:rPr>
       <w:rFonts w:ascii="Times New Roman" w:eastAsiaTheme="majorEastAsia" w:hAnsi="Times New Roman" w:cs="Times New Roman"/>
-      <w:color w:val="243F60" w:themeColor="accent1" w:themeShade="7F"/>
+      <w:color w:val="365F91" w:themeColor="accent1" w:themeShade="BF"/>
       <w:sz w:val="28"/>
       <w:szCs w:val="28"/>
+      <w:lang w:val="vi-VN"/>
     </w:rPr>
   </w:style>
   <w:style w:type="paragraph" w:styleId="Heading4">
@@ -12491,7 +12828,7 @@
       <w:keepLines/>
       <w:numPr>
         <w:ilvl w:val="3"/>
-        <w:numId w:val="2"/>
+        <w:numId w:val="1"/>
       </w:numPr>
       <w:spacing w:before="40"/>
       <w:outlineLvl w:val="3"/>
@@ -12518,7 +12855,7 @@
       <w:keepLines/>
       <w:numPr>
         <w:ilvl w:val="4"/>
-        <w:numId w:val="2"/>
+        <w:numId w:val="1"/>
       </w:numPr>
       <w:spacing w:before="40"/>
       <w:outlineLvl w:val="4"/>
@@ -12543,7 +12880,7 @@
       <w:keepLines/>
       <w:numPr>
         <w:ilvl w:val="5"/>
-        <w:numId w:val="2"/>
+        <w:numId w:val="1"/>
       </w:numPr>
       <w:spacing w:before="40"/>
       <w:outlineLvl w:val="5"/>
@@ -12568,7 +12905,7 @@
       <w:keepLines/>
       <w:numPr>
         <w:ilvl w:val="6"/>
-        <w:numId w:val="2"/>
+        <w:numId w:val="1"/>
       </w:numPr>
       <w:spacing w:before="40"/>
       <w:outlineLvl w:val="6"/>
@@ -12595,7 +12932,7 @@
       <w:keepLines/>
       <w:numPr>
         <w:ilvl w:val="7"/>
-        <w:numId w:val="2"/>
+        <w:numId w:val="1"/>
       </w:numPr>
       <w:spacing w:before="40"/>
       <w:outlineLvl w:val="7"/>
@@ -12622,7 +12959,7 @@
       <w:keepLines/>
       <w:numPr>
         <w:ilvl w:val="8"/>
-        <w:numId w:val="2"/>
+        <w:numId w:val="1"/>
       </w:numPr>
       <w:spacing w:before="40"/>
       <w:outlineLvl w:val="8"/>
@@ -12702,9 +13039,10 @@
     <w:rsid w:val="00C91606"/>
     <w:rPr>
       <w:rFonts w:ascii="Times New Roman" w:eastAsiaTheme="majorEastAsia" w:hAnsi="Times New Roman" w:cs="Times New Roman"/>
-      <w:color w:val="243F60" w:themeColor="accent1" w:themeShade="7F"/>
+      <w:color w:val="365F91" w:themeColor="accent1" w:themeShade="BF"/>
       <w:sz w:val="36"/>
       <w:szCs w:val="36"/>
+      <w:lang w:val="vi-VN"/>
     </w:rPr>
   </w:style>
   <w:style w:type="character" w:customStyle="1" w:styleId="Heading2Char">
@@ -12715,9 +13053,10 @@
     <w:rsid w:val="00F10A96"/>
     <w:rPr>
       <w:rFonts w:ascii="Times New Roman" w:eastAsiaTheme="majorEastAsia" w:hAnsi="Times New Roman" w:cs="Times New Roman"/>
-      <w:color w:val="243F60" w:themeColor="accent1" w:themeShade="7F"/>
+      <w:color w:val="365F91" w:themeColor="accent1" w:themeShade="BF"/>
       <w:sz w:val="28"/>
       <w:szCs w:val="28"/>
+      <w:lang w:val="vi-VN"/>
     </w:rPr>
   </w:style>
   <w:style w:type="character" w:customStyle="1" w:styleId="Heading3Char">
@@ -12725,12 +13064,13 @@
     <w:basedOn w:val="DefaultParagraphFont"/>
     <w:link w:val="Heading3"/>
     <w:uiPriority w:val="9"/>
-    <w:rsid w:val="00F10A96"/>
+    <w:rsid w:val="00D8345E"/>
     <w:rPr>
       <w:rFonts w:ascii="Times New Roman" w:eastAsiaTheme="majorEastAsia" w:hAnsi="Times New Roman" w:cs="Times New Roman"/>
-      <w:color w:val="243F60" w:themeColor="accent1" w:themeShade="7F"/>
+      <w:color w:val="365F91" w:themeColor="accent1" w:themeShade="BF"/>
       <w:sz w:val="28"/>
       <w:szCs w:val="28"/>
+      <w:lang w:val="vi-VN"/>
     </w:rPr>
   </w:style>
   <w:style w:type="paragraph" w:styleId="TOCHeading">
@@ -13169,6 +13509,30 @@
       <w:rFonts w:ascii="Times New Roman" w:eastAsia="Times New Roman" w:hAnsi="Times New Roman" w:cs="Times New Roman"/>
       <w:sz w:val="24"/>
       <w:szCs w:val="24"/>
+    </w:rPr>
+  </w:style>
+  <w:style w:type="character" w:styleId="Strong">
+    <w:name w:val="Strong"/>
+    <w:basedOn w:val="DefaultParagraphFont"/>
+    <w:uiPriority w:val="22"/>
+    <w:qFormat/>
+    <w:rsid w:val="000011C2"/>
+    <w:rPr>
+      <w:b/>
+      <w:bCs/>
+    </w:rPr>
+  </w:style>
+  <w:style w:type="character" w:styleId="HTMLCode">
+    <w:name w:val="HTML Code"/>
+    <w:basedOn w:val="DefaultParagraphFont"/>
+    <w:uiPriority w:val="99"/>
+    <w:semiHidden/>
+    <w:unhideWhenUsed/>
+    <w:rsid w:val="000011C2"/>
+    <w:rPr>
+      <w:rFonts w:ascii="Courier New" w:eastAsia="Times New Roman" w:hAnsi="Courier New" w:cs="Courier New"/>
+      <w:sz w:val="20"/>
+      <w:szCs w:val="20"/>
     </w:rPr>
   </w:style>
 </w:styles>
@@ -18763,7 +19127,7 @@
 </file>
 
 <file path=customXml/itemProps1.xml><?xml version="1.0" encoding="utf-8"?>
-<ds:datastoreItem xmlns:ds="http://schemas.openxmlformats.org/officeDocument/2006/customXml" ds:itemID="{DAA03E1E-69D3-4A5B-9CA9-6F62E578E918}">
+<ds:datastoreItem xmlns:ds="http://schemas.openxmlformats.org/officeDocument/2006/customXml" ds:itemID="{492231CA-09E4-4C67-A34D-EF0B2040958B}">
   <ds:schemaRefs>
     <ds:schemaRef ds:uri="http://schemas.openxmlformats.org/officeDocument/2006/bibliography"/>
   </ds:schemaRefs>
